--- a/SDF_PROPOSAL.docx
+++ b/SDF_PROPOSAL.docx
@@ -888,6 +888,260 @@
     </w:p>
     <w:p>
       <w:pPr>
+        <w:pStyle w:val="SourceCode"/>
+      </w:pPr>
+      <w:r>
+        <w:rPr>
+          <w:rStyle w:val="VerbatimChar"/>
+        </w:rPr>
+        <w:t xml:space="preserve">flowchart LR</w:t>
+      </w:r>
+      <w:r>
+        <w:br/>
+      </w:r>
+      <w:r>
+        <w:rPr>
+          <w:rStyle w:val="VerbatimChar"/>
+        </w:rPr>
+        <w:t xml:space="preserve">    subgraph Browser["Browser (private)"]</w:t>
+      </w:r>
+      <w:r>
+        <w:br/>
+      </w:r>
+      <w:r>
+        <w:rPr>
+          <w:rStyle w:val="VerbatimChar"/>
+        </w:rPr>
+        <w:t xml:space="preserve">        Seed["BIP-39 seed&lt;br/&gt;&lt;i&gt;paper, never digital&lt;/i&gt;"]</w:t>
+      </w:r>
+      <w:r>
+        <w:br/>
+      </w:r>
+      <w:r>
+        <w:rPr>
+          <w:rStyle w:val="VerbatimChar"/>
+        </w:rPr>
+        <w:t xml:space="preserve">        OS["owner_secret&lt;br/&gt;= HKDF(seed, …)"]</w:t>
+      </w:r>
+      <w:r>
+        <w:br/>
+      </w:r>
+      <w:r>
+        <w:rPr>
+          <w:rStyle w:val="VerbatimChar"/>
+        </w:rPr>
+        <w:t xml:space="preserve">        Prover["Noir/UltraHonk&lt;br/&gt;prover (bb.js WASM)"]</w:t>
+      </w:r>
+      <w:r>
+        <w:br/>
+      </w:r>
+      <w:r>
+        <w:rPr>
+          <w:rStyle w:val="VerbatimChar"/>
+        </w:rPr>
+        <w:t xml:space="preserve">        Seed -. derived locally .-&gt; OS</w:t>
+      </w:r>
+      <w:r>
+        <w:br/>
+      </w:r>
+      <w:r>
+        <w:rPr>
+          <w:rStyle w:val="VerbatimChar"/>
+        </w:rPr>
+        <w:t xml:space="preserve">        OS --&gt; Prover</w:t>
+      </w:r>
+      <w:r>
+        <w:br/>
+      </w:r>
+      <w:r>
+        <w:rPr>
+          <w:rStyle w:val="VerbatimChar"/>
+        </w:rPr>
+        <w:t xml:space="preserve">    end</w:t>
+      </w:r>
+      <w:r>
+        <w:br/>
+      </w:r>
+      <w:r>
+        <w:br/>
+      </w:r>
+      <w:r>
+        <w:rPr>
+          <w:rStyle w:val="VerbatimChar"/>
+        </w:rPr>
+        <w:t xml:space="preserve">    subgraph Soroban["Stellar / Soroban"]</w:t>
+      </w:r>
+      <w:r>
+        <w:br/>
+      </w:r>
+      <w:r>
+        <w:rPr>
+          <w:rStyle w:val="VerbatimChar"/>
+        </w:rPr>
+        <w:t xml:space="preserve">        Factory[g2c-factory]</w:t>
+      </w:r>
+      <w:r>
+        <w:br/>
+      </w:r>
+      <w:r>
+        <w:rPr>
+          <w:rStyle w:val="VerbatimChar"/>
+        </w:rPr>
+        <w:t xml:space="preserve">        SA[g2c-smart-account]</w:t>
+      </w:r>
+      <w:r>
+        <w:br/>
+      </w:r>
+      <w:r>
+        <w:rPr>
+          <w:rStyle w:val="VerbatimChar"/>
+        </w:rPr>
+        <w:t xml:space="preserve">        Verifier[g2c-zk-recovery-verifier]</w:t>
+      </w:r>
+      <w:r>
+        <w:br/>
+      </w:r>
+      <w:r>
+        <w:rPr>
+          <w:rStyle w:val="VerbatimChar"/>
+        </w:rPr>
+        <w:t xml:space="preserve">        Controller[g2c-recovery-controller]</w:t>
+      </w:r>
+      <w:r>
+        <w:br/>
+      </w:r>
+      <w:r>
+        <w:rPr>
+          <w:rStyle w:val="VerbatimChar"/>
+        </w:rPr>
+        <w:t xml:space="preserve">        Policy[g2c-recovery-guard-policy]</w:t>
+      </w:r>
+      <w:r>
+        <w:br/>
+      </w:r>
+      <w:r>
+        <w:rPr>
+          <w:rStyle w:val="VerbatimChar"/>
+        </w:rPr>
+        <w:t xml:space="preserve">        UH[ultrahonk-soroban-verifier]</w:t>
+      </w:r>
+      <w:r>
+        <w:br/>
+      </w:r>
+      <w:r>
+        <w:rPr>
+          <w:rStyle w:val="VerbatimChar"/>
+        </w:rPr>
+        <w:t xml:space="preserve">        OZ[(OZ stellar-accounts&lt;br/&gt;via g2c-oz-compat shim)]</w:t>
+      </w:r>
+      <w:r>
+        <w:br/>
+      </w:r>
+      <w:r>
+        <w:br/>
+      </w:r>
+      <w:r>
+        <w:rPr>
+          <w:rStyle w:val="VerbatimChar"/>
+        </w:rPr>
+        <w:t xml:space="preserve">        Factory -- atomic enroll --&gt; SA</w:t>
+      </w:r>
+      <w:r>
+        <w:br/>
+      </w:r>
+      <w:r>
+        <w:rPr>
+          <w:rStyle w:val="VerbatimChar"/>
+        </w:rPr>
+        <w:t xml:space="preserve">        Factory -- registers commitment --&gt; Controller</w:t>
+      </w:r>
+      <w:r>
+        <w:br/>
+      </w:r>
+      <w:r>
+        <w:rPr>
+          <w:rStyle w:val="VerbatimChar"/>
+        </w:rPr>
+        <w:t xml:space="preserve">        SA -- __check_auth --&gt; OZ</w:t>
+      </w:r>
+      <w:r>
+        <w:br/>
+      </w:r>
+      <w:r>
+        <w:rPr>
+          <w:rStyle w:val="VerbatimChar"/>
+        </w:rPr>
+        <w:t xml:space="preserve">        OZ -- dispatches --&gt; Verifier</w:t>
+      </w:r>
+      <w:r>
+        <w:br/>
+      </w:r>
+      <w:r>
+        <w:rPr>
+          <w:rStyle w:val="VerbatimChar"/>
+        </w:rPr>
+        <w:t xml:space="preserve">        OZ -- enforces --&gt; Policy</w:t>
+      </w:r>
+      <w:r>
+        <w:br/>
+      </w:r>
+      <w:r>
+        <w:rPr>
+          <w:rStyle w:val="VerbatimChar"/>
+        </w:rPr>
+        <w:t xml:space="preserve">        Verifier -- cross-call --&gt; UH</w:t>
+      </w:r>
+      <w:r>
+        <w:br/>
+      </w:r>
+      <w:r>
+        <w:rPr>
+          <w:rStyle w:val="VerbatimChar"/>
+        </w:rPr>
+        <w:t xml:space="preserve">        Policy -. reads pending state .-&gt; Controller</w:t>
+      </w:r>
+      <w:r>
+        <w:br/>
+      </w:r>
+      <w:r>
+        <w:rPr>
+          <w:rStyle w:val="VerbatimChar"/>
+        </w:rPr>
+        <w:t xml:space="preserve">        Controller -- inner calls&lt;br/&gt;add/remove signer --&gt; SA</w:t>
+      </w:r>
+      <w:r>
+        <w:br/>
+      </w:r>
+      <w:r>
+        <w:rPr>
+          <w:rStyle w:val="VerbatimChar"/>
+        </w:rPr>
+        <w:t xml:space="preserve">    end</w:t>
+      </w:r>
+      <w:r>
+        <w:br/>
+      </w:r>
+      <w:r>
+        <w:br/>
+      </w:r>
+      <w:r>
+        <w:rPr>
+          <w:rStyle w:val="VerbatimChar"/>
+        </w:rPr>
+        <w:t xml:space="preserve">    Prover -. proof + auth_hash .-&gt; Verifier</w:t>
+      </w:r>
+      <w:r>
+        <w:br/>
+      </w:r>
+      <w:r>
+        <w:rPr>
+          <w:rStyle w:val="VerbatimChar"/>
+        </w:rPr>
+        <w:t xml:space="preserve">    OS -. Poseidon2 commitment&lt;br/&gt;at enrollment .-&gt; Controller</w:t>
+      </w:r>
+    </w:p>
+    <w:p>
+      <w:pPr>
         <w:pStyle w:val="FirstParagraph"/>
       </w:pPr>
       <w:r>
@@ -1699,7 +1953,7 @@
         <w:rPr>
           <w:rStyle w:val="VerbatimChar"/>
         </w:rPr>
-        <w:t xml:space="preserve">Submitter        recovery-controller       SmartAccount         guard-policy        webauthn-verifier (existing)</w:t>
+        <w:t xml:space="preserve">sequenceDiagram</w:t>
       </w:r>
       <w:r>
         <w:br/>
@@ -1708,7 +1962,7 @@
         <w:rPr>
           <w:rStyle w:val="VerbatimChar"/>
         </w:rPr>
-        <w:t xml:space="preserve">   │                    │                       │                    │                    │</w:t>
+        <w:t xml:space="preserve">    autonumber</w:t>
       </w:r>
       <w:r>
         <w:br/>
@@ -1717,7 +1971,7 @@
         <w:rPr>
           <w:rStyle w:val="VerbatimChar"/>
         </w:rPr>
-        <w:t xml:space="preserve">   │── complete_rec ───▶│                       │                    │                    │</w:t>
+        <w:t xml:space="preserve">    actor Submitter</w:t>
       </w:r>
       <w:r>
         <w:br/>
@@ -1726,7 +1980,7 @@
         <w:rPr>
           <w:rStyle w:val="VerbatimChar"/>
         </w:rPr>
-        <w:t xml:space="preserve">   │                    │── verify (now ≥ initiation_ledger          │                    │</w:t>
+        <w:t xml:space="preserve">    participant RC as recovery-controller</w:t>
       </w:r>
       <w:r>
         <w:br/>
@@ -1735,7 +1989,7 @@
         <w:rPr>
           <w:rStyle w:val="VerbatimChar"/>
         </w:rPr>
-        <w:t xml:space="preserve">   │                    │   + timelock_duration + Σ cancel_pauses)   │                    │</w:t>
+        <w:t xml:space="preserve">    participant SA as SmartAccount</w:t>
       </w:r>
       <w:r>
         <w:br/>
@@ -1744,7 +1998,7 @@
         <w:rPr>
           <w:rStyle w:val="VerbatimChar"/>
         </w:rPr>
-        <w:t xml:space="preserve">   │                    │── verify deposit_rent_sufficient (else     │                    │</w:t>
+        <w:t xml:space="preserve">    participant GP as guard-policy</w:t>
       </w:r>
       <w:r>
         <w:br/>
@@ -1753,43 +2007,31 @@
         <w:rPr>
           <w:rStyle w:val="VerbatimChar"/>
         </w:rPr>
-        <w:t xml:space="preserve">   │                    │   fail-closed; pending entry archives)     │                    │</w:t>
+        <w:t xml:space="preserve">    participant WV as webauthn-verifier</w:t>
       </w:r>
       <w:r>
         <w:br/>
       </w:r>
       <w:r>
-        <w:rPr>
-          <w:rStyle w:val="VerbatimChar"/>
-        </w:rPr>
-        <w:t xml:space="preserve">   │                    │── verify proof valid ─│                    │                    │</w:t>
-      </w:r>
-      <w:r>
         <w:br/>
       </w:r>
       <w:r>
         <w:rPr>
           <w:rStyle w:val="VerbatimChar"/>
         </w:rPr>
-        <w:t xml:space="preserve">   │                    │── verify cancel_count │                    │                    │</w:t>
+        <w:t xml:space="preserve">    Submitter-&gt;&gt;RC: complete_recovery()</w:t>
       </w:r>
       <w:r>
         <w:br/>
       </w:r>
       <w:r>
-        <w:rPr>
-          <w:rStyle w:val="VerbatimChar"/>
-        </w:rPr>
-        <w:t xml:space="preserve">   │                    │   ≤ cap (=2)          │                    │                    │</w:t>
-      </w:r>
-      <w:r>
         <w:br/>
       </w:r>
       <w:r>
         <w:rPr>
           <w:rStyle w:val="VerbatimChar"/>
         </w:rPr>
-        <w:t xml:space="preserve">   │                    │── inner call ────────▶│ add_signer(new_pk) │                    │</w:t>
+        <w:t xml:space="preserve">    rect rgb(245, 245, 250)</w:t>
       </w:r>
       <w:r>
         <w:br/>
@@ -1798,7 +2040,7 @@
         <w:rPr>
           <w:rStyle w:val="VerbatimChar"/>
         </w:rPr>
-        <w:t xml:space="preserve">   │                    │                       │── __check_auth ───▶│                    │</w:t>
+        <w:t xml:space="preserve">    Note over RC: Pre-flight checks</w:t>
       </w:r>
       <w:r>
         <w:br/>
@@ -1807,7 +2049,7 @@
         <w:rPr>
           <w:rStyle w:val="VerbatimChar"/>
         </w:rPr>
-        <w:t xml:space="preserve">   │                    │                       │   Context = CallContract(self,           │</w:t>
+        <w:t xml:space="preserve">    RC-&gt;&gt;RC: verify (now ≥ initiation_ledger&lt;br/&gt;+ timelock_duration + Σ cancel_pauses)</w:t>
       </w:r>
       <w:r>
         <w:br/>
@@ -1816,7 +2058,7 @@
         <w:rPr>
           <w:rStyle w:val="VerbatimChar"/>
         </w:rPr>
-        <w:t xml:space="preserve">   │                    │                       │              add_signer)                 │</w:t>
+        <w:t xml:space="preserve">    RC-&gt;&gt;RC: verify deposit_rent_sufficient&lt;br/&gt;(else fail-closed; pending entry archives)</w:t>
       </w:r>
       <w:r>
         <w:br/>
@@ -1825,7 +2067,7 @@
         <w:rPr>
           <w:rStyle w:val="VerbatimChar"/>
         </w:rPr>
-        <w:t xml:space="preserve">   │                    │                       │   ContextRule = Default                  │</w:t>
+        <w:t xml:space="preserve">    RC-&gt;&gt;RC: verify ZK proof valid</w:t>
       </w:r>
       <w:r>
         <w:br/>
@@ -1834,7 +2076,7 @@
         <w:rPr>
           <w:rStyle w:val="VerbatimChar"/>
         </w:rPr>
-        <w:t xml:space="preserve">   │                    │                       │   guard-policy.enforce(ctx, signers, …) │</w:t>
+        <w:t xml:space="preserve">    RC-&gt;&gt;RC: verify cancel_count ≤ cap (=2)</w:t>
       </w:r>
       <w:r>
         <w:br/>
@@ -1843,25 +2085,19 @@
         <w:rPr>
           <w:rStyle w:val="VerbatimChar"/>
         </w:rPr>
-        <w:t xml:space="preserve">   │                    │                       │   reads pending_recovery_state           │</w:t>
+        <w:t xml:space="preserve">    end</w:t>
       </w:r>
       <w:r>
         <w:br/>
       </w:r>
       <w:r>
-        <w:rPr>
-          <w:rStyle w:val="VerbatimChar"/>
-        </w:rPr>
-        <w:t xml:space="preserve">   │                    │                       │   sees: pending, controller is signer,   │</w:t>
-      </w:r>
-      <w:r>
         <w:br/>
       </w:r>
       <w:r>
         <w:rPr>
           <w:rStyle w:val="VerbatimChar"/>
         </w:rPr>
-        <w:t xml:space="preserve">   │                    │                       │   timelock_expired, proof_verified       │</w:t>
+        <w:t xml:space="preserve">    rect rgb(240, 250, 240)</w:t>
       </w:r>
       <w:r>
         <w:br/>
@@ -1870,7 +2106,7 @@
         <w:rPr>
           <w:rStyle w:val="VerbatimChar"/>
         </w:rPr>
-        <w:t xml:space="preserve">   │                    │                       │   → permits add_signer                  │</w:t>
+        <w:t xml:space="preserve">    Note over RC,SA: Inner call 1 — install new signer</w:t>
       </w:r>
       <w:r>
         <w:br/>
@@ -1879,7 +2115,7 @@
         <w:rPr>
           <w:rStyle w:val="VerbatimChar"/>
         </w:rPr>
-        <w:t xml:space="preserve">   │                    │                       │── inner call ─────│ require_auth(ctlr) │</w:t>
+        <w:t xml:space="preserve">    RC-&gt;&gt;SA: add_signer(new_pk)</w:t>
       </w:r>
       <w:r>
         <w:br/>
@@ -1888,7 +2124,7 @@
         <w:rPr>
           <w:rStyle w:val="VerbatimChar"/>
         </w:rPr>
-        <w:t xml:space="preserve">   │                    │                       │── ok ─────────────│                    │</w:t>
+        <w:t xml:space="preserve">    SA-&gt;&gt;GP: __check_auth&lt;br/&gt;Context = CallContract(self, add_signer)&lt;br/&gt;ContextRule = Default</w:t>
       </w:r>
       <w:r>
         <w:br/>
@@ -1897,7 +2133,7 @@
         <w:rPr>
           <w:rStyle w:val="VerbatimChar"/>
         </w:rPr>
-        <w:t xml:space="preserve">   │                    │   inner call ────────▶│ remove_signer(pk_old)                   │</w:t>
+        <w:t xml:space="preserve">    Note over GP: enforce(ctx, signers, …)&lt;br/&gt;reads pending_recovery_state&lt;br/&gt;sees: pending, controller is delegated signer,&lt;br/&gt;timelock_expired, proof_verified</w:t>
       </w:r>
       <w:r>
         <w:br/>
@@ -1906,7 +2142,7 @@
         <w:rPr>
           <w:rStyle w:val="VerbatimChar"/>
         </w:rPr>
-        <w:t xml:space="preserve">   │                    │                       │── __check_auth ───▶│ same path → permits │</w:t>
+        <w:t xml:space="preserve">    GP--&gt;&gt;SA: permit add_signer</w:t>
       </w:r>
       <w:r>
         <w:br/>
@@ -1915,7 +2151,7 @@
         <w:rPr>
           <w:rStyle w:val="VerbatimChar"/>
         </w:rPr>
-        <w:t xml:space="preserve">   │                    │── refund deposit ────▶│                    │                    │</w:t>
+        <w:t xml:space="preserve">    SA--&gt;&gt;RC: ok</w:t>
       </w:r>
       <w:r>
         <w:br/>
@@ -1924,16 +2160,94 @@
         <w:rPr>
           <w:rStyle w:val="VerbatimChar"/>
         </w:rPr>
-        <w:t xml:space="preserve">   │                    │── emit RecoveryCompleted                                          │</w:t>
+        <w:t xml:space="preserve">    end</w:t>
       </w:r>
       <w:r>
         <w:br/>
       </w:r>
       <w:r>
-        <w:rPr>
-          <w:rStyle w:val="VerbatimChar"/>
-        </w:rPr>
-        <w:t xml:space="preserve">   │── ok ──────────────│                                                                   │</w:t>
+        <w:br/>
+      </w:r>
+      <w:r>
+        <w:rPr>
+          <w:rStyle w:val="VerbatimChar"/>
+        </w:rPr>
+        <w:t xml:space="preserve">    rect rgb(250, 245, 245)</w:t>
+      </w:r>
+      <w:r>
+        <w:br/>
+      </w:r>
+      <w:r>
+        <w:rPr>
+          <w:rStyle w:val="VerbatimChar"/>
+        </w:rPr>
+        <w:t xml:space="preserve">    Note over RC,SA: Inner call 2 — remove old signer</w:t>
+      </w:r>
+      <w:r>
+        <w:br/>
+      </w:r>
+      <w:r>
+        <w:rPr>
+          <w:rStyle w:val="VerbatimChar"/>
+        </w:rPr>
+        <w:t xml:space="preserve">    RC-&gt;&gt;SA: remove_signer(pk_old)</w:t>
+      </w:r>
+      <w:r>
+        <w:br/>
+      </w:r>
+      <w:r>
+        <w:rPr>
+          <w:rStyle w:val="VerbatimChar"/>
+        </w:rPr>
+        <w:t xml:space="preserve">    SA-&gt;&gt;GP: __check_auth (same path)</w:t>
+      </w:r>
+      <w:r>
+        <w:br/>
+      </w:r>
+      <w:r>
+        <w:rPr>
+          <w:rStyle w:val="VerbatimChar"/>
+        </w:rPr>
+        <w:t xml:space="preserve">    GP--&gt;&gt;SA: permit remove_signer</w:t>
+      </w:r>
+      <w:r>
+        <w:br/>
+      </w:r>
+      <w:r>
+        <w:rPr>
+          <w:rStyle w:val="VerbatimChar"/>
+        </w:rPr>
+        <w:t xml:space="preserve">    SA--&gt;&gt;RC: ok</w:t>
+      </w:r>
+      <w:r>
+        <w:br/>
+      </w:r>
+      <w:r>
+        <w:rPr>
+          <w:rStyle w:val="VerbatimChar"/>
+        </w:rPr>
+        <w:t xml:space="preserve">    end</w:t>
+      </w:r>
+      <w:r>
+        <w:br/>
+      </w:r>
+      <w:r>
+        <w:br/>
+      </w:r>
+      <w:r>
+        <w:rPr>
+          <w:rStyle w:val="VerbatimChar"/>
+        </w:rPr>
+        <w:t xml:space="preserve">    RC-&gt;&gt;Submitter: refund deposit</w:t>
+      </w:r>
+      <w:r>
+        <w:br/>
+      </w:r>
+      <w:r>
+        <w:rPr>
+          <w:rStyle w:val="VerbatimChar"/>
+        </w:rPr>
+        <w:t xml:space="preserve">    RC-&gt;&gt;Submitter: emit RecoveryCompleted</w:t>
       </w:r>
     </w:p>
     <w:p>

--- a/SDF_PROPOSAL.docx
+++ b/SDF_PROPOSAL.docx
@@ -912,7 +912,7 @@
         <w:rPr>
           <w:rStyle w:val="VerbatimChar"/>
         </w:rPr>
-        <w:t xml:space="preserve">        Seed["BIP-39 seed&lt;br/&gt;&lt;i&gt;paper, never digital&lt;/i&gt;"]</w:t>
+        <w:t xml:space="preserve">        Seed["BIP-39 seed&lt;br/&gt;(paper, never digital)"]</w:t>
       </w:r>
       <w:r>
         <w:br/>
@@ -921,7 +921,7 @@
         <w:rPr>
           <w:rStyle w:val="VerbatimChar"/>
         </w:rPr>
-        <w:t xml:space="preserve">        OS["owner_secret&lt;br/&gt;= HKDF(seed, …)"]</w:t>
+        <w:t xml:space="preserve">        OS["owner_secret&lt;br/&gt;= HKDF(seed, ...)"]</w:t>
       </w:r>
       <w:r>
         <w:br/>
@@ -930,7 +930,7 @@
         <w:rPr>
           <w:rStyle w:val="VerbatimChar"/>
         </w:rPr>
-        <w:t xml:space="preserve">        Prover["Noir/UltraHonk&lt;br/&gt;prover (bb.js WASM)"]</w:t>
+        <w:t xml:space="preserve">        Prover["Noir / UltraHonk prover&lt;br/&gt;(bb.js WASM)"]</w:t>
       </w:r>
       <w:r>
         <w:br/>
@@ -939,7 +939,7 @@
         <w:rPr>
           <w:rStyle w:val="VerbatimChar"/>
         </w:rPr>
-        <w:t xml:space="preserve">        Seed -. derived locally .-&gt; OS</w:t>
+        <w:t xml:space="preserve">        Seed -.-&gt;|derived locally| OS</w:t>
       </w:r>
       <w:r>
         <w:br/>
@@ -978,7 +978,7 @@
         <w:rPr>
           <w:rStyle w:val="VerbatimChar"/>
         </w:rPr>
-        <w:t xml:space="preserve">        Factory[g2c-factory]</w:t>
+        <w:t xml:space="preserve">        Factory["g2c-factory"]</w:t>
       </w:r>
       <w:r>
         <w:br/>
@@ -987,7 +987,7 @@
         <w:rPr>
           <w:rStyle w:val="VerbatimChar"/>
         </w:rPr>
-        <w:t xml:space="preserve">        SA[g2c-smart-account]</w:t>
+        <w:t xml:space="preserve">        SA["g2c-smart-account"]</w:t>
       </w:r>
       <w:r>
         <w:br/>
@@ -996,7 +996,7 @@
         <w:rPr>
           <w:rStyle w:val="VerbatimChar"/>
         </w:rPr>
-        <w:t xml:space="preserve">        Verifier[g2c-zk-recovery-verifier]</w:t>
+        <w:t xml:space="preserve">        Verifier["g2c-zk-recovery-verifier"]</w:t>
       </w:r>
       <w:r>
         <w:br/>
@@ -1005,7 +1005,7 @@
         <w:rPr>
           <w:rStyle w:val="VerbatimChar"/>
         </w:rPr>
-        <w:t xml:space="preserve">        Controller[g2c-recovery-controller]</w:t>
+        <w:t xml:space="preserve">        Controller["g2c-recovery-controller"]</w:t>
       </w:r>
       <w:r>
         <w:br/>
@@ -1014,7 +1014,7 @@
         <w:rPr>
           <w:rStyle w:val="VerbatimChar"/>
         </w:rPr>
-        <w:t xml:space="preserve">        Policy[g2c-recovery-guard-policy]</w:t>
+        <w:t xml:space="preserve">        Policy["g2c-recovery-guard-policy"]</w:t>
       </w:r>
       <w:r>
         <w:br/>
@@ -1023,7 +1023,7 @@
         <w:rPr>
           <w:rStyle w:val="VerbatimChar"/>
         </w:rPr>
-        <w:t xml:space="preserve">        UH[ultrahonk-soroban-verifier]</w:t>
+        <w:t xml:space="preserve">        UH["ultrahonk-soroban-verifier"]</w:t>
       </w:r>
       <w:r>
         <w:br/>
@@ -1032,7 +1032,7 @@
         <w:rPr>
           <w:rStyle w:val="VerbatimChar"/>
         </w:rPr>
-        <w:t xml:space="preserve">        OZ[(OZ stellar-accounts&lt;br/&gt;via g2c-oz-compat shim)]</w:t>
+        <w:t xml:space="preserve">        OZ["OZ stellar-accounts&lt;br/&gt;(via g2c-oz-compat shim)"]</w:t>
       </w:r>
       <w:r>
         <w:br/>
@@ -1044,7 +1044,7 @@
         <w:rPr>
           <w:rStyle w:val="VerbatimChar"/>
         </w:rPr>
-        <w:t xml:space="preserve">        Factory -- atomic enroll --&gt; SA</w:t>
+        <w:t xml:space="preserve">        Factory --&gt;|atomic enroll| SA</w:t>
       </w:r>
       <w:r>
         <w:br/>
@@ -1053,7 +1053,7 @@
         <w:rPr>
           <w:rStyle w:val="VerbatimChar"/>
         </w:rPr>
-        <w:t xml:space="preserve">        Factory -- registers commitment --&gt; Controller</w:t>
+        <w:t xml:space="preserve">        Factory --&gt;|registers commitment| Controller</w:t>
       </w:r>
       <w:r>
         <w:br/>
@@ -1062,7 +1062,7 @@
         <w:rPr>
           <w:rStyle w:val="VerbatimChar"/>
         </w:rPr>
-        <w:t xml:space="preserve">        SA -- __check_auth --&gt; OZ</w:t>
+        <w:t xml:space="preserve">        SA --&gt;|__check_auth| OZ</w:t>
       </w:r>
       <w:r>
         <w:br/>
@@ -1071,7 +1071,7 @@
         <w:rPr>
           <w:rStyle w:val="VerbatimChar"/>
         </w:rPr>
-        <w:t xml:space="preserve">        OZ -- dispatches --&gt; Verifier</w:t>
+        <w:t xml:space="preserve">        OZ --&gt;|dispatches| Verifier</w:t>
       </w:r>
       <w:r>
         <w:br/>
@@ -1080,7 +1080,7 @@
         <w:rPr>
           <w:rStyle w:val="VerbatimChar"/>
         </w:rPr>
-        <w:t xml:space="preserve">        OZ -- enforces --&gt; Policy</w:t>
+        <w:t xml:space="preserve">        OZ --&gt;|enforces| Policy</w:t>
       </w:r>
       <w:r>
         <w:br/>
@@ -1089,7 +1089,7 @@
         <w:rPr>
           <w:rStyle w:val="VerbatimChar"/>
         </w:rPr>
-        <w:t xml:space="preserve">        Verifier -- cross-call --&gt; UH</w:t>
+        <w:t xml:space="preserve">        Verifier --&gt;|cross-call| UH</w:t>
       </w:r>
       <w:r>
         <w:br/>
@@ -1098,7 +1098,7 @@
         <w:rPr>
           <w:rStyle w:val="VerbatimChar"/>
         </w:rPr>
-        <w:t xml:space="preserve">        Policy -. reads pending state .-&gt; Controller</w:t>
+        <w:t xml:space="preserve">        Policy -.-&gt;|reads pending state| Controller</w:t>
       </w:r>
       <w:r>
         <w:br/>
@@ -1107,7 +1107,7 @@
         <w:rPr>
           <w:rStyle w:val="VerbatimChar"/>
         </w:rPr>
-        <w:t xml:space="preserve">        Controller -- inner calls&lt;br/&gt;add/remove signer --&gt; SA</w:t>
+        <w:t xml:space="preserve">        Controller --&gt;|inner calls&lt;br/&gt;add/remove signer| SA</w:t>
       </w:r>
       <w:r>
         <w:br/>
@@ -1128,7 +1128,7 @@
         <w:rPr>
           <w:rStyle w:val="VerbatimChar"/>
         </w:rPr>
-        <w:t xml:space="preserve">    Prover -. proof + auth_hash .-&gt; Verifier</w:t>
+        <w:t xml:space="preserve">    Prover -.-&gt;|proof + auth_hash| Verifier</w:t>
       </w:r>
       <w:r>
         <w:br/>
@@ -1137,7 +1137,7 @@
         <w:rPr>
           <w:rStyle w:val="VerbatimChar"/>
         </w:rPr>
-        <w:t xml:space="preserve">    OS -. Poseidon2 commitment&lt;br/&gt;at enrollment .-&gt; Controller</w:t>
+        <w:t xml:space="preserve">    OS -.-&gt;|Poseidon2 commitment&lt;br/&gt;at enrollment| Controller</w:t>
       </w:r>
     </w:p>
     <w:p>
@@ -2004,34 +2004,34 @@
         <w:br/>
       </w:r>
       <w:r>
-        <w:rPr>
-          <w:rStyle w:val="VerbatimChar"/>
-        </w:rPr>
-        <w:t xml:space="preserve">    participant WV as webauthn-verifier</w:t>
-      </w:r>
-      <w:r>
         <w:br/>
       </w:r>
       <w:r>
+        <w:rPr>
+          <w:rStyle w:val="VerbatimChar"/>
+        </w:rPr>
+        <w:t xml:space="preserve">    Submitter-&gt;&gt;RC: complete_recovery()</w:t>
+      </w:r>
+      <w:r>
         <w:br/>
       </w:r>
       <w:r>
-        <w:rPr>
-          <w:rStyle w:val="VerbatimChar"/>
-        </w:rPr>
-        <w:t xml:space="preserve">    Submitter-&gt;&gt;RC: complete_recovery()</w:t>
-      </w:r>
-      <w:r>
         <w:br/>
       </w:r>
       <w:r>
+        <w:rPr>
+          <w:rStyle w:val="VerbatimChar"/>
+        </w:rPr>
+        <w:t xml:space="preserve">    rect rgb(245, 245, 250)</w:t>
+      </w:r>
+      <w:r>
         <w:br/>
       </w:r>
       <w:r>
         <w:rPr>
           <w:rStyle w:val="VerbatimChar"/>
         </w:rPr>
-        <w:t xml:space="preserve">    rect rgb(245, 245, 250)</w:t>
+        <w:t xml:space="preserve">    Note over RC: Pre-flight checks</w:t>
       </w:r>
       <w:r>
         <w:br/>
@@ -2040,7 +2040,7 @@
         <w:rPr>
           <w:rStyle w:val="VerbatimChar"/>
         </w:rPr>
-        <w:t xml:space="preserve">    Note over RC: Pre-flight checks</w:t>
+        <w:t xml:space="preserve">    RC-&gt;&gt;RC: verify timelock expired&lt;br/&gt;(now &gt;= initiation + timelock + sum_of_pauses)</w:t>
       </w:r>
       <w:r>
         <w:br/>
@@ -2049,7 +2049,7 @@
         <w:rPr>
           <w:rStyle w:val="VerbatimChar"/>
         </w:rPr>
-        <w:t xml:space="preserve">    RC-&gt;&gt;RC: verify (now ≥ initiation_ledger&lt;br/&gt;+ timelock_duration + Σ cancel_pauses)</w:t>
+        <w:t xml:space="preserve">    RC-&gt;&gt;RC: verify deposit rent sufficient&lt;br/&gt;(else fail-closed)</w:t>
       </w:r>
       <w:r>
         <w:br/>
@@ -2058,7 +2058,7 @@
         <w:rPr>
           <w:rStyle w:val="VerbatimChar"/>
         </w:rPr>
-        <w:t xml:space="preserve">    RC-&gt;&gt;RC: verify deposit_rent_sufficient&lt;br/&gt;(else fail-closed; pending entry archives)</w:t>
+        <w:t xml:space="preserve">    RC-&gt;&gt;RC: verify ZK proof valid</w:t>
       </w:r>
       <w:r>
         <w:br/>
@@ -2067,7 +2067,7 @@
         <w:rPr>
           <w:rStyle w:val="VerbatimChar"/>
         </w:rPr>
-        <w:t xml:space="preserve">    RC-&gt;&gt;RC: verify ZK proof valid</w:t>
+        <w:t xml:space="preserve">    RC-&gt;&gt;RC: verify cancel_count &lt;= 2</w:t>
       </w:r>
       <w:r>
         <w:br/>
@@ -2076,12 +2076,78 @@
         <w:rPr>
           <w:rStyle w:val="VerbatimChar"/>
         </w:rPr>
-        <w:t xml:space="preserve">    RC-&gt;&gt;RC: verify cancel_count ≤ cap (=2)</w:t>
+        <w:t xml:space="preserve">    end</w:t>
       </w:r>
       <w:r>
         <w:br/>
       </w:r>
       <w:r>
+        <w:br/>
+      </w:r>
+      <w:r>
+        <w:rPr>
+          <w:rStyle w:val="VerbatimChar"/>
+        </w:rPr>
+        <w:t xml:space="preserve">    rect rgb(240, 250, 240)</w:t>
+      </w:r>
+      <w:r>
+        <w:br/>
+      </w:r>
+      <w:r>
+        <w:rPr>
+          <w:rStyle w:val="VerbatimChar"/>
+        </w:rPr>
+        <w:t xml:space="preserve">    Note over RC,SA: Inner call 1 - install new signer</w:t>
+      </w:r>
+      <w:r>
+        <w:br/>
+      </w:r>
+      <w:r>
+        <w:rPr>
+          <w:rStyle w:val="VerbatimChar"/>
+        </w:rPr>
+        <w:t xml:space="preserve">    RC-&gt;&gt;SA: add_signer(new_pk)</w:t>
+      </w:r>
+      <w:r>
+        <w:br/>
+      </w:r>
+      <w:r>
+        <w:rPr>
+          <w:rStyle w:val="VerbatimChar"/>
+        </w:rPr>
+        <w:t xml:space="preserve">    SA-&gt;&gt;GP: __check_auth (Default rule)</w:t>
+      </w:r>
+      <w:r>
+        <w:br/>
+      </w:r>
+      <w:r>
+        <w:rPr>
+          <w:rStyle w:val="VerbatimChar"/>
+        </w:rPr>
+        <w:t xml:space="preserve">    Note over GP: enforce reads pending state&lt;br/&gt;controller is delegated signer&lt;br/&gt;timelock_expired, proof_verified</w:t>
+      </w:r>
+      <w:r>
+        <w:br/>
+      </w:r>
+      <w:r>
+        <w:rPr>
+          <w:rStyle w:val="VerbatimChar"/>
+        </w:rPr>
+        <w:t xml:space="preserve">    GP--&gt;&gt;SA: permit</w:t>
+      </w:r>
+      <w:r>
+        <w:br/>
+      </w:r>
+      <w:r>
+        <w:rPr>
+          <w:rStyle w:val="VerbatimChar"/>
+        </w:rPr>
+        <w:t xml:space="preserve">    SA--&gt;&gt;RC: ok</w:t>
+      </w:r>
+      <w:r>
+        <w:br/>
+      </w:r>
+      <w:r>
         <w:rPr>
           <w:rStyle w:val="VerbatimChar"/>
         </w:rPr>
@@ -2097,7 +2163,7 @@
         <w:rPr>
           <w:rStyle w:val="VerbatimChar"/>
         </w:rPr>
-        <w:t xml:space="preserve">    rect rgb(240, 250, 240)</w:t>
+        <w:t xml:space="preserve">    rect rgb(250, 245, 245)</w:t>
       </w:r>
       <w:r>
         <w:br/>
@@ -2106,7 +2172,7 @@
         <w:rPr>
           <w:rStyle w:val="VerbatimChar"/>
         </w:rPr>
-        <w:t xml:space="preserve">    Note over RC,SA: Inner call 1 — install new signer</w:t>
+        <w:t xml:space="preserve">    Note over RC,SA: Inner call 2 - remove old signer</w:t>
       </w:r>
       <w:r>
         <w:br/>
@@ -2115,7 +2181,7 @@
         <w:rPr>
           <w:rStyle w:val="VerbatimChar"/>
         </w:rPr>
-        <w:t xml:space="preserve">    RC-&gt;&gt;SA: add_signer(new_pk)</w:t>
+        <w:t xml:space="preserve">    RC-&gt;&gt;SA: remove_signer(pk_old)</w:t>
       </w:r>
       <w:r>
         <w:br/>
@@ -2124,7 +2190,7 @@
         <w:rPr>
           <w:rStyle w:val="VerbatimChar"/>
         </w:rPr>
-        <w:t xml:space="preserve">    SA-&gt;&gt;GP: __check_auth&lt;br/&gt;Context = CallContract(self, add_signer)&lt;br/&gt;ContextRule = Default</w:t>
+        <w:t xml:space="preserve">    SA-&gt;&gt;GP: __check_auth (same path)</w:t>
       </w:r>
       <w:r>
         <w:br/>
@@ -2133,7 +2199,7 @@
         <w:rPr>
           <w:rStyle w:val="VerbatimChar"/>
         </w:rPr>
-        <w:t xml:space="preserve">    Note over GP: enforce(ctx, signers, …)&lt;br/&gt;reads pending_recovery_state&lt;br/&gt;sees: pending, controller is delegated signer,&lt;br/&gt;timelock_expired, proof_verified</w:t>
+        <w:t xml:space="preserve">    GP--&gt;&gt;SA: permit</w:t>
       </w:r>
       <w:r>
         <w:br/>
@@ -2142,7 +2208,7 @@
         <w:rPr>
           <w:rStyle w:val="VerbatimChar"/>
         </w:rPr>
-        <w:t xml:space="preserve">    GP--&gt;&gt;SA: permit add_signer</w:t>
+        <w:t xml:space="preserve">    SA--&gt;&gt;RC: ok</w:t>
       </w:r>
       <w:r>
         <w:br/>
@@ -2151,103 +2217,19 @@
         <w:rPr>
           <w:rStyle w:val="VerbatimChar"/>
         </w:rPr>
-        <w:t xml:space="preserve">    SA--&gt;&gt;RC: ok</w:t>
+        <w:t xml:space="preserve">    end</w:t>
       </w:r>
       <w:r>
         <w:br/>
       </w:r>
       <w:r>
-        <w:rPr>
-          <w:rStyle w:val="VerbatimChar"/>
-        </w:rPr>
-        <w:t xml:space="preserve">    end</w:t>
-      </w:r>
-      <w:r>
         <w:br/>
       </w:r>
       <w:r>
-        <w:br/>
-      </w:r>
-      <w:r>
-        <w:rPr>
-          <w:rStyle w:val="VerbatimChar"/>
-        </w:rPr>
-        <w:t xml:space="preserve">    rect rgb(250, 245, 245)</w:t>
-      </w:r>
-      <w:r>
-        <w:br/>
-      </w:r>
-      <w:r>
-        <w:rPr>
-          <w:rStyle w:val="VerbatimChar"/>
-        </w:rPr>
-        <w:t xml:space="preserve">    Note over RC,SA: Inner call 2 — remove old signer</w:t>
-      </w:r>
-      <w:r>
-        <w:br/>
-      </w:r>
-      <w:r>
-        <w:rPr>
-          <w:rStyle w:val="VerbatimChar"/>
-        </w:rPr>
-        <w:t xml:space="preserve">    RC-&gt;&gt;SA: remove_signer(pk_old)</w:t>
-      </w:r>
-      <w:r>
-        <w:br/>
-      </w:r>
-      <w:r>
-        <w:rPr>
-          <w:rStyle w:val="VerbatimChar"/>
-        </w:rPr>
-        <w:t xml:space="preserve">    SA-&gt;&gt;GP: __check_auth (same path)</w:t>
-      </w:r>
-      <w:r>
-        <w:br/>
-      </w:r>
-      <w:r>
-        <w:rPr>
-          <w:rStyle w:val="VerbatimChar"/>
-        </w:rPr>
-        <w:t xml:space="preserve">    GP--&gt;&gt;SA: permit remove_signer</w:t>
-      </w:r>
-      <w:r>
-        <w:br/>
-      </w:r>
-      <w:r>
-        <w:rPr>
-          <w:rStyle w:val="VerbatimChar"/>
-        </w:rPr>
-        <w:t xml:space="preserve">    SA--&gt;&gt;RC: ok</w:t>
-      </w:r>
-      <w:r>
-        <w:br/>
-      </w:r>
-      <w:r>
-        <w:rPr>
-          <w:rStyle w:val="VerbatimChar"/>
-        </w:rPr>
-        <w:t xml:space="preserve">    end</w:t>
-      </w:r>
-      <w:r>
-        <w:br/>
-      </w:r>
-      <w:r>
-        <w:br/>
-      </w:r>
-      <w:r>
-        <w:rPr>
-          <w:rStyle w:val="VerbatimChar"/>
-        </w:rPr>
-        <w:t xml:space="preserve">    RC-&gt;&gt;Submitter: refund deposit</w:t>
-      </w:r>
-      <w:r>
-        <w:br/>
-      </w:r>
-      <w:r>
-        <w:rPr>
-          <w:rStyle w:val="VerbatimChar"/>
-        </w:rPr>
-        <w:t xml:space="preserve">    RC-&gt;&gt;Submitter: emit RecoveryCompleted</w:t>
+        <w:rPr>
+          <w:rStyle w:val="VerbatimChar"/>
+        </w:rPr>
+        <w:t xml:space="preserve">    RC-&gt;&gt;Submitter: refund deposit + RecoveryCompleted</w:t>
       </w:r>
     </w:p>
     <w:p>

--- a/SDF_PROPOSAL.docx
+++ b/SDF_PROPOSAL.docx
@@ -71,37 +71,7 @@
         <w:pStyle w:val="FirstParagraph"/>
       </w:pPr>
       <w:r>
-        <w:t xml:space="preserve">ZK proofs on Soroban are no longer hypothetical. We have a Noir/UltraHonk verifier validating real proofs on Stellar testnet today, and we are proposing to land it as a</w:t>
-      </w:r>
-      <w:r>
-        <w:t xml:space="preserve"> </w:t>
-      </w:r>
-      <w:r>
-        <w:rPr>
-          <w:b/>
-        </w:rPr>
-        <w:t xml:space="preserve">recovery primitive in g2c</w:t>
-      </w:r>
-      <w:r>
-        <w:t xml:space="preserve"> </w:t>
-      </w:r>
-      <w:r>
-        <w:t xml:space="preserve">and a</w:t>
-      </w:r>
-      <w:r>
-        <w:t xml:space="preserve"> </w:t>
-      </w:r>
-      <w:r>
-        <w:rPr>
-          <w:b/>
-        </w:rPr>
-        <w:t xml:space="preserve">privacy circuit in neftwerk</w:t>
-      </w:r>
-      <w:r>
-        <w:t xml:space="preserve"> </w:t>
-      </w:r>
-      <w:r>
-        <w:t xml:space="preserve">— under one coordinated grant with hard track separation.</w:t>
+        <w:t xml:space="preserve">ZK proofs on Soroban are no longer hypothetical. We have a Noir/UltraHonk verifier validating real proofs on Stellar testnet today.</w:t>
       </w:r>
     </w:p>
     <w:p>
@@ -109,15 +79,6 @@
         <w:pStyle w:val="BodyText"/>
       </w:pPr>
       <w:r>
-        <w:rPr>
-          <w:b/>
-        </w:rPr>
-        <w:t xml:space="preserve">Why now.</w:t>
-      </w:r>
-      <w:r>
-        <w:t xml:space="preserve"> </w:t>
-      </w:r>
-      <w:r>
         <w:t xml:space="preserve">Soroban Smart Accounts have shipped, and OpenZeppelin's</w:t>
       </w:r>
       <w:r>
@@ -133,7 +94,27 @@
         <w:t xml:space="preserve"> </w:t>
       </w:r>
       <w:r>
-        <w:t xml:space="preserve">is the de-facto integration surface (g2c uses it today). Two structural gaps remain:</w:t>
+        <w:t xml:space="preserve">is the de-facto integration surface (g2c uses it today). Two structural gaps remain — recovery and privacy — and both reduce to the same ZK substrate. We propose to land them as</w:t>
+      </w:r>
+      <w:r>
+        <w:t xml:space="preserve"> </w:t>
+      </w:r>
+      <w:r>
+        <w:rPr>
+          <w:b/>
+        </w:rPr>
+        <w:t xml:space="preserve">one coordinated grant with hard track separation</w:t>
+      </w:r>
+      <w:r>
+        <w:t xml:space="preserve">: a recovery primitive in g2c and a privacy circuit set in neftwerk.</w:t>
+      </w:r>
+    </w:p>
+    <w:p>
+      <w:pPr>
+        <w:pStyle w:val="BodyText"/>
+      </w:pPr>
+      <w:r>
+        <w:t xml:space="preserve">The two unresolved gaps:</w:t>
       </w:r>
     </w:p>
     <w:p>
@@ -183,23 +164,6 @@
         <w:pStyle w:val="FirstParagraph"/>
       </w:pPr>
       <w:r>
-        <w:t xml:space="preserve">Both reduce to the same ZK substrate.</w:t>
-      </w:r>
-      <w:r>
-        <w:t xml:space="preserve"> </w:t>
-      </w:r>
-      <w:r>
-        <w:rPr>
-          <w:b/>
-        </w:rPr>
-        <w:t xml:space="preserve">Universal primitive in g2c + sector application in neftwerk.</w:t>
-      </w:r>
-    </w:p>
-    <w:p>
-      <w:pPr>
-        <w:pStyle w:val="BodyText"/>
-      </w:pPr>
-      <w:r>
         <w:rPr>
           <w:b/>
         </w:rPr>
@@ -209,292 +173,7 @@
         <w:t xml:space="preserve"> </w:t>
       </w:r>
       <w:r>
-        <w:t xml:space="preserve">At enrollment the user records a 24-word BIP-39 seed on paper, offline. The wallet deterministically derives</w:t>
-      </w:r>
-      <w:r>
-        <w:t xml:space="preserve"> </w:t>
-      </w:r>
-      <w:r>
-        <w:rPr>
-          <w:rStyle w:val="VerbatimChar"/>
-        </w:rPr>
-        <w:t xml:space="preserve">owner_secret = HKDF(seed, account_id, network_passphrase)</w:t>
-      </w:r>
-      <w:r>
-        <w:t xml:space="preserve"> </w:t>
-      </w:r>
-      <w:r>
-        <w:t xml:space="preserve">and commits</w:t>
-      </w:r>
-      <w:r>
-        <w:t xml:space="preserve"> </w:t>
-      </w:r>
-      <w:r>
-        <w:rPr>
-          <w:b/>
-        </w:rPr>
-        <w:t xml:space="preserve">only its one-way hash</w:t>
-      </w:r>
-      <w:r>
-        <w:t xml:space="preserve"> </w:t>
-      </w:r>
-      <w:r>
-        <w:rPr>
-          <w:rStyle w:val="VerbatimChar"/>
-        </w:rPr>
-        <w:t xml:space="preserve">Poseidon2(owner_secret)</w:t>
-      </w:r>
-      <w:r>
-        <w:t xml:space="preserve"> </w:t>
-      </w:r>
-      <w:r>
-        <w:t xml:space="preserve">on-chain — the seed and</w:t>
-      </w:r>
-      <w:r>
-        <w:t xml:space="preserve"> </w:t>
-      </w:r>
-      <w:r>
-        <w:rPr>
-          <w:rStyle w:val="VerbatimChar"/>
-        </w:rPr>
-        <w:t xml:space="preserve">owner_secret</w:t>
-      </w:r>
-      <w:r>
-        <w:t xml:space="preserve"> </w:t>
-      </w:r>
-      <w:r>
-        <w:t xml:space="preserve">never leave the browser; on-chain observers see a meaningless 32-byte hash. On recovery, the user re-enters the seed, re-derives the same</w:t>
-      </w:r>
-      <w:r>
-        <w:t xml:space="preserve"> </w:t>
-      </w:r>
-      <w:r>
-        <w:rPr>
-          <w:rStyle w:val="VerbatimChar"/>
-        </w:rPr>
-        <w:t xml:space="preserve">owner_secret</w:t>
-      </w:r>
-      <w:r>
-        <w:t xml:space="preserve">, and generates a Noir/UltraHonk zero-knowledge proof of</w:t>
-      </w:r>
-      <w:r>
-        <w:t xml:space="preserve"> </w:t>
-      </w:r>
-      <w:r>
-        <w:rPr>
-          <w:i/>
-        </w:rPr>
-        <w:t xml:space="preserve">"I know the preimage of the on-chain commitment"</w:t>
-      </w:r>
-      <w:r>
-        <w:t xml:space="preserve"> </w:t>
-      </w:r>
-      <w:r>
-        <w:t xml:space="preserve">— proving identity without revealing the secret. The proof is bound to a fully-specified</w:t>
-      </w:r>
-      <w:r>
-        <w:t xml:space="preserve"> </w:t>
-      </w:r>
-      <w:r>
-        <w:rPr>
-          <w:rStyle w:val="VerbatimChar"/>
-        </w:rPr>
-        <w:t xml:space="preserve">auth_hash</w:t>
-      </w:r>
-      <w:r>
-        <w:t xml:space="preserve"> </w:t>
-      </w:r>
-      <w:r>
-        <w:t xml:space="preserve">(account, network, contract, new pubkey with on-curve + canonical-limb checks, nonce, timelock duration), so it can't be replayed against a different rotation. A new</w:t>
-      </w:r>
-      <w:r>
-        <w:t xml:space="preserve"> </w:t>
-      </w:r>
-      <w:r>
-        <w:rPr>
-          <w:rStyle w:val="VerbatimChar"/>
-        </w:rPr>
-        <w:t xml:space="preserve">g2c-recovery-controller</w:t>
-      </w:r>
-      <w:r>
-        <w:t xml:space="preserve"> </w:t>
-      </w:r>
-      <w:r>
-        <w:t xml:space="preserve">contract holds the pending-rotation state machine; a separate</w:t>
-      </w:r>
-      <w:r>
-        <w:t xml:space="preserve"> </w:t>
-      </w:r>
-      <w:r>
-        <w:rPr>
-          <w:rStyle w:val="VerbatimChar"/>
-        </w:rPr>
-        <w:t xml:space="preserve">g2c-recovery-guard-policy</w:t>
-      </w:r>
-      <w:r>
-        <w:t xml:space="preserve"> </w:t>
-      </w:r>
-      <w:r>
-        <w:t xml:space="preserve">(OZ</w:t>
-      </w:r>
-      <w:r>
-        <w:t xml:space="preserve"> </w:t>
-      </w:r>
-      <w:r>
-        <w:rPr>
-          <w:rStyle w:val="VerbatimChar"/>
-        </w:rPr>
-        <w:t xml:space="preserve">Policy</w:t>
-      </w:r>
-      <w:r>
-        <w:t xml:space="preserve"> </w:t>
-      </w:r>
-      <w:r>
-        <w:t xml:space="preserve">scoped to</w:t>
-      </w:r>
-      <w:r>
-        <w:t xml:space="preserve"> </w:t>
-      </w:r>
-      <w:r>
-        <w:rPr>
-          <w:rStyle w:val="VerbatimChar"/>
-        </w:rPr>
-        <w:t xml:space="preserve">CallContract(self_addr)</w:t>
-      </w:r>
-      <w:r>
-        <w:t xml:space="preserve">) blocks any signer eviction during the 30-day window. Cancellation requires both the WebAuthn signer AND a fresh seed-knowledge proof, capped at 2 cancels per recovery (closes the cancel-loop attack). Integration plugs into g2c's existing OZ</w:t>
-      </w:r>
-      <w:r>
-        <w:t xml:space="preserve"> </w:t>
-      </w:r>
-      <w:r>
-        <w:rPr>
-          <w:rStyle w:val="VerbatimChar"/>
-        </w:rPr>
-        <w:t xml:space="preserve">do_check_auth</w:t>
-      </w:r>
-      <w:r>
-        <w:t xml:space="preserve"> </w:t>
-      </w:r>
-      <w:r>
-        <w:t xml:space="preserve">pipeline; no protocol changes.</w:t>
-      </w:r>
-    </w:p>
-    <w:p>
-      <w:pPr>
-        <w:pStyle w:val="BodyText"/>
-      </w:pPr>
-      <w:r>
-        <w:rPr>
-          <w:b/>
-        </w:rPr>
-        <w:t xml:space="preserve">Pillar 2 — neftwerk: ZK privacy as a sector validator.</w:t>
-      </w:r>
-      <w:r>
-        <w:t xml:space="preserve"> </w:t>
-      </w:r>
-      <w:r>
-        <w:t xml:space="preserve">Neftwerk's ARTS-1 token standard for art on Stellar uses three Noir circuits —</w:t>
-      </w:r>
-      <w:r>
-        <w:t xml:space="preserve"> </w:t>
-      </w:r>
-      <w:r>
-        <w:rPr>
-          <w:rStyle w:val="VerbatimChar"/>
-        </w:rPr>
-        <w:t xml:space="preserve">arts1_mint</w:t>
-      </w:r>
-      <w:r>
-        <w:t xml:space="preserve"> </w:t>
-      </w:r>
-      <w:r>
-        <w:t xml:space="preserve">(dual-ECDSA institutional + collector),</w:t>
-      </w:r>
-      <w:r>
-        <w:t xml:space="preserve"> </w:t>
-      </w:r>
-      <w:r>
-        <w:rPr>
-          <w:rStyle w:val="VerbatimChar"/>
-        </w:rPr>
-        <w:t xml:space="preserve">arts1_ownership</w:t>
-      </w:r>
-      <w:r>
-        <w:t xml:space="preserve"> </w:t>
-      </w:r>
-      <w:r>
-        <w:t xml:space="preserve">(private transfer authority), and</w:t>
-      </w:r>
-      <w:r>
-        <w:t xml:space="preserve"> </w:t>
-      </w:r>
-      <w:r>
-        <w:rPr>
-          <w:rStyle w:val="VerbatimChar"/>
-        </w:rPr>
-        <w:t xml:space="preserve">arts1_recovery</w:t>
-      </w:r>
-      <w:r>
-        <w:t xml:space="preserve"> </w:t>
-      </w:r>
-      <w:r>
-        <w:t xml:space="preserve">(the same primitive as Pillar 1 with token-id binding). Privacy model: "private title, public provenance."</w:t>
-      </w:r>
-    </w:p>
-    <w:p>
-      <w:pPr>
-        <w:pStyle w:val="BodyText"/>
-      </w:pPr>
-      <w:r>
-        <w:rPr>
-          <w:b/>
-        </w:rPr>
-        <w:t xml:space="preserve">Why bundle.</w:t>
-      </w:r>
-      <w:r>
-        <w:t xml:space="preserve"> </w:t>
-      </w:r>
-      <w:r>
-        <w:t xml:space="preserve">One Noir + UltraHonk + Poseidon2 + BN254 + Soroban 26.x substrate. One verifier crate. One team. The recovery circuit is a</w:t>
-      </w:r>
-      <w:r>
-        <w:t xml:space="preserve"> </w:t>
-      </w:r>
-      <w:r>
-        <w:rPr>
-          <w:b/>
-        </w:rPr>
-        <w:t xml:space="preserve">key-rotation primitive any Soroban Smart Account can adopt</w:t>
-      </w:r>
-      <w:r>
-        <w:t xml:space="preserve">; neftwerk is the second consumer, not the only one. We estimate</w:t>
-      </w:r>
-      <w:r>
-        <w:t xml:space="preserve"> </w:t>
-      </w:r>
-      <w:r>
-        <w:rPr>
-          <w:b/>
-        </w:rPr>
-        <w:t xml:space="preserve">~30–40% engineering shared</w:t>
-      </w:r>
-      <w:r>
-        <w:t xml:space="preserve"> </w:t>
-      </w:r>
-      <w:r>
-        <w:t xml:space="preserve">across the two tracks — concentrated in substrate work (verifier crate, browser SDK, Poseidon2 binding, OZ shim, audit RFP) rather than co-developed circuit/contract code. Track A and Track B are disbursed independently: an A0 benchmark failure or a Track B compliance gate does not affect Track A funding.</w:t>
-      </w:r>
-    </w:p>
-    <w:p>
-      <w:pPr>
-        <w:pStyle w:val="BodyText"/>
-      </w:pPr>
-      <w:r>
-        <w:rPr>
-          <w:b/>
-        </w:rPr>
-        <w:t xml:space="preserve">Evidence we can ship today.</w:t>
+        <w:t xml:space="preserve">Recovery without a backup passkey, using a paper-mnemonic seed and a zero-knowledge proof.</w:t>
       </w:r>
     </w:p>
     <w:p>
@@ -507,43 +186,60 @@
       </w:pPr>
       <w:r>
         <w:rPr>
-          <w:b/>
-        </w:rPr>
-        <w:t xml:space="preserve">Testnet E2E (</w:t>
-      </w:r>
-      <w:r>
-        <w:rPr>
-          <w:rStyle w:val="VerbatimChar"/>
-          <w:b/>
-        </w:rPr>
-        <w:t xml:space="preserve">soroban-zk-demo</w:t>
-      </w:r>
-      <w:r>
-        <w:rPr>
-          <w:b/>
-        </w:rPr>
-        <w:t xml:space="preserve">).</w:t>
-      </w:r>
-      <w:r>
-        <w:t xml:space="preserve"> </w:t>
-      </w:r>
-      <w:r>
-        <w:t xml:space="preserve">Browser generates Noir/UltraHonk proof; Soroban verifier contract validates on-chain.</w:t>
-      </w:r>
-      <w:r>
-        <w:t xml:space="preserve"> </w:t>
-      </w:r>
-      <w:r>
-        <w:rPr>
-          <w:rStyle w:val="VerbatimChar"/>
-        </w:rPr>
-        <w:t xml:space="preserve">./test_e2e.sh</w:t>
-      </w:r>
-      <w:r>
-        <w:t xml:space="preserve"> </w:t>
-      </w:r>
-      <w:r>
-        <w:t xml:space="preserve">runs build → deploy → prove → verify on Stellar testnet.</w:t>
+          <w:i/>
+        </w:rPr>
+        <w:t xml:space="preserve">Enrollment.</w:t>
+      </w:r>
+      <w:r>
+        <w:t xml:space="preserve"> </w:t>
+      </w:r>
+      <w:r>
+        <w:t xml:space="preserve">The wallet derives</w:t>
+      </w:r>
+      <w:r>
+        <w:t xml:space="preserve"> </w:t>
+      </w:r>
+      <w:r>
+        <w:rPr>
+          <w:rStyle w:val="VerbatimChar"/>
+        </w:rPr>
+        <w:t xml:space="preserve">owner_secret = HKDF(seed, account_id, network_passphrase)</w:t>
+      </w:r>
+      <w:r>
+        <w:t xml:space="preserve"> </w:t>
+      </w:r>
+      <w:r>
+        <w:t xml:space="preserve">and commits</w:t>
+      </w:r>
+      <w:r>
+        <w:t xml:space="preserve"> </w:t>
+      </w:r>
+      <w:r>
+        <w:rPr>
+          <w:rStyle w:val="VerbatimChar"/>
+        </w:rPr>
+        <w:t xml:space="preserve">Poseidon2(owner_secret)</w:t>
+      </w:r>
+      <w:r>
+        <w:t xml:space="preserve"> </w:t>
+      </w:r>
+      <w:r>
+        <w:t xml:space="preserve">on-chain. The seed and</w:t>
+      </w:r>
+      <w:r>
+        <w:t xml:space="preserve"> </w:t>
+      </w:r>
+      <w:r>
+        <w:rPr>
+          <w:rStyle w:val="VerbatimChar"/>
+        </w:rPr>
+        <w:t xml:space="preserve">owner_secret</w:t>
+      </w:r>
+      <w:r>
+        <w:t xml:space="preserve"> </w:t>
+      </w:r>
+      <w:r>
+        <w:t xml:space="preserve">never leave the browser; on-chain observers see a meaningless 32-byte hash.</w:t>
       </w:r>
     </w:p>
     <w:p>
@@ -556,28 +252,30 @@
       </w:pPr>
       <w:r>
         <w:rPr>
-          <w:b/>
-        </w:rPr>
-        <w:t xml:space="preserve">Verifier crate (</w:t>
-      </w:r>
-      <w:r>
-        <w:rPr>
-          <w:rStyle w:val="VerbatimChar"/>
-          <w:b/>
-        </w:rPr>
-        <w:t xml:space="preserve">rs-soroban-ultrahonk</w:t>
-      </w:r>
-      <w:r>
-        <w:rPr>
-          <w:b/>
-        </w:rPr>
-        <w:t xml:space="preserve">).</w:t>
-      </w:r>
-      <w:r>
-        <w:t xml:space="preserve"> </w:t>
-      </w:r>
-      <w:r>
-        <w:t xml:space="preserve">Standalone Soroban contract wrapping the UltraHonk verifier. VK ~1.9 KB, proof ~3.7 KB.</w:t>
+          <w:i/>
+        </w:rPr>
+        <w:t xml:space="preserve">Recovery.</w:t>
+      </w:r>
+      <w:r>
+        <w:t xml:space="preserve"> </w:t>
+      </w:r>
+      <w:r>
+        <w:t xml:space="preserve">The user re-enters the seed; the browser proves preimage knowledge against the on-chain commitment, bound to a fully-specified</w:t>
+      </w:r>
+      <w:r>
+        <w:t xml:space="preserve"> </w:t>
+      </w:r>
+      <w:r>
+        <w:rPr>
+          <w:rStyle w:val="VerbatimChar"/>
+        </w:rPr>
+        <w:t xml:space="preserve">auth_hash</w:t>
+      </w:r>
+      <w:r>
+        <w:t xml:space="preserve"> </w:t>
+      </w:r>
+      <w:r>
+        <w:t xml:space="preserve">(account, network, contract, new pubkey with on-curve + canonical-limb checks, nonce, timelock duration), so the proof can't be replayed.</w:t>
       </w:r>
     </w:p>
     <w:p>
@@ -585,6 +283,301 @@
         <w:numPr>
           <w:ilvl w:val="0"/>
           <w:numId w:val="1002"/>
+        </w:numPr>
+        <w:pStyle w:val="Compact"/>
+      </w:pPr>
+      <w:r>
+        <w:rPr>
+          <w:i/>
+        </w:rPr>
+        <w:t xml:space="preserve">Contracts.</w:t>
+      </w:r>
+      <w:r>
+        <w:t xml:space="preserve"> </w:t>
+      </w:r>
+      <w:r>
+        <w:t xml:space="preserve">A new</w:t>
+      </w:r>
+      <w:r>
+        <w:t xml:space="preserve"> </w:t>
+      </w:r>
+      <w:r>
+        <w:rPr>
+          <w:rStyle w:val="VerbatimChar"/>
+        </w:rPr>
+        <w:t xml:space="preserve">g2c-recovery-controller</w:t>
+      </w:r>
+      <w:r>
+        <w:t xml:space="preserve"> </w:t>
+      </w:r>
+      <w:r>
+        <w:t xml:space="preserve">runs the pending-rotation state machine;</w:t>
+      </w:r>
+      <w:r>
+        <w:t xml:space="preserve"> </w:t>
+      </w:r>
+      <w:r>
+        <w:rPr>
+          <w:rStyle w:val="VerbatimChar"/>
+        </w:rPr>
+        <w:t xml:space="preserve">g2c-recovery-guard-policy</w:t>
+      </w:r>
+      <w:r>
+        <w:t xml:space="preserve"> </w:t>
+      </w:r>
+      <w:r>
+        <w:t xml:space="preserve">(an OZ</w:t>
+      </w:r>
+      <w:r>
+        <w:t xml:space="preserve"> </w:t>
+      </w:r>
+      <w:r>
+        <w:rPr>
+          <w:rStyle w:val="VerbatimChar"/>
+        </w:rPr>
+        <w:t xml:space="preserve">Policy</w:t>
+      </w:r>
+      <w:r>
+        <w:t xml:space="preserve"> </w:t>
+      </w:r>
+      <w:r>
+        <w:t xml:space="preserve">scoped to</w:t>
+      </w:r>
+      <w:r>
+        <w:t xml:space="preserve"> </w:t>
+      </w:r>
+      <w:r>
+        <w:rPr>
+          <w:rStyle w:val="VerbatimChar"/>
+        </w:rPr>
+        <w:t xml:space="preserve">CallContract(self_addr)</w:t>
+      </w:r>
+      <w:r>
+        <w:t xml:space="preserve">) blocks signer eviction during the 30-day window.</w:t>
+      </w:r>
+    </w:p>
+    <w:p>
+      <w:pPr>
+        <w:numPr>
+          <w:ilvl w:val="0"/>
+          <w:numId w:val="1002"/>
+        </w:numPr>
+        <w:pStyle w:val="Compact"/>
+      </w:pPr>
+      <w:r>
+        <w:rPr>
+          <w:i/>
+        </w:rPr>
+        <w:t xml:space="preserve">Cancellation.</w:t>
+      </w:r>
+      <w:r>
+        <w:t xml:space="preserve"> </w:t>
+      </w:r>
+      <w:r>
+        <w:t xml:space="preserve">Requires both the WebAuthn signer AND a fresh seed-knowledge proof, capped at 2 per recovery (closes the cancel-loop attack).</w:t>
+      </w:r>
+    </w:p>
+    <w:p>
+      <w:pPr>
+        <w:pStyle w:val="FirstParagraph"/>
+      </w:pPr>
+      <w:r>
+        <w:t xml:space="preserve">Integration uses g2c's existing OZ</w:t>
+      </w:r>
+      <w:r>
+        <w:t xml:space="preserve"> </w:t>
+      </w:r>
+      <w:r>
+        <w:rPr>
+          <w:rStyle w:val="VerbatimChar"/>
+        </w:rPr>
+        <w:t xml:space="preserve">do_check_auth</w:t>
+      </w:r>
+      <w:r>
+        <w:t xml:space="preserve"> </w:t>
+      </w:r>
+      <w:r>
+        <w:t xml:space="preserve">pipeline; no protocol changes.</w:t>
+      </w:r>
+    </w:p>
+    <w:p>
+      <w:pPr>
+        <w:pStyle w:val="BodyText"/>
+      </w:pPr>
+      <w:r>
+        <w:rPr>
+          <w:b/>
+        </w:rPr>
+        <w:t xml:space="preserve">Pillar 2 — neftwerk: ZK privacy as a sector validator.</w:t>
+      </w:r>
+      <w:r>
+        <w:t xml:space="preserve"> </w:t>
+      </w:r>
+      <w:r>
+        <w:t xml:space="preserve">Neftwerk's ARTS-1 token standard for art on Stellar uses three Noir circuits —</w:t>
+      </w:r>
+      <w:r>
+        <w:t xml:space="preserve"> </w:t>
+      </w:r>
+      <w:r>
+        <w:rPr>
+          <w:rStyle w:val="VerbatimChar"/>
+        </w:rPr>
+        <w:t xml:space="preserve">arts1_mint</w:t>
+      </w:r>
+      <w:r>
+        <w:t xml:space="preserve"> </w:t>
+      </w:r>
+      <w:r>
+        <w:t xml:space="preserve">(dual-ECDSA institutional + collector),</w:t>
+      </w:r>
+      <w:r>
+        <w:t xml:space="preserve"> </w:t>
+      </w:r>
+      <w:r>
+        <w:rPr>
+          <w:rStyle w:val="VerbatimChar"/>
+        </w:rPr>
+        <w:t xml:space="preserve">arts1_ownership</w:t>
+      </w:r>
+      <w:r>
+        <w:t xml:space="preserve"> </w:t>
+      </w:r>
+      <w:r>
+        <w:t xml:space="preserve">(private transfer authority), and</w:t>
+      </w:r>
+      <w:r>
+        <w:t xml:space="preserve"> </w:t>
+      </w:r>
+      <w:r>
+        <w:rPr>
+          <w:rStyle w:val="VerbatimChar"/>
+        </w:rPr>
+        <w:t xml:space="preserve">arts1_recovery</w:t>
+      </w:r>
+      <w:r>
+        <w:t xml:space="preserve"> </w:t>
+      </w:r>
+      <w:r>
+        <w:t xml:space="preserve">(the same primitive as Pillar 1 with token-id binding). Privacy model: "private title, public provenance."</w:t>
+      </w:r>
+    </w:p>
+    <w:p>
+      <w:pPr>
+        <w:pStyle w:val="BodyText"/>
+      </w:pPr>
+      <w:r>
+        <w:rPr>
+          <w:b/>
+        </w:rPr>
+        <w:t xml:space="preserve">Why bundle.</w:t>
+      </w:r>
+      <w:r>
+        <w:t xml:space="preserve"> </w:t>
+      </w:r>
+      <w:r>
+        <w:t xml:space="preserve">One Noir + UltraHonk + Poseidon2 + BN254 + Soroban 26.x substrate. One verifier crate. One team. The recovery circuit is a key-rotation primitive any Soroban Smart Account can adopt; neftwerk is the second consumer, not the only one. We estimate ~30–40% engineering shared across the two tracks, concentrated in substrate work (verifier crate, browser SDK, Poseidon2 binding, OZ shim, audit RFP) rather than co-developed circuit/contract code. Track A and Track B disburse independently: an A0 benchmark failure or a Track B compliance gate does not affect Track A funding.</w:t>
+      </w:r>
+    </w:p>
+    <w:p>
+      <w:pPr>
+        <w:pStyle w:val="BodyText"/>
+      </w:pPr>
+      <w:r>
+        <w:rPr>
+          <w:b/>
+        </w:rPr>
+        <w:t xml:space="preserve">Evidence we can ship today.</w:t>
+      </w:r>
+    </w:p>
+    <w:p>
+      <w:pPr>
+        <w:numPr>
+          <w:ilvl w:val="0"/>
+          <w:numId w:val="1003"/>
+        </w:numPr>
+        <w:pStyle w:val="Compact"/>
+      </w:pPr>
+      <w:r>
+        <w:rPr>
+          <w:b/>
+        </w:rPr>
+        <w:t xml:space="preserve">Testnet E2E (</w:t>
+      </w:r>
+      <w:r>
+        <w:rPr>
+          <w:rStyle w:val="VerbatimChar"/>
+          <w:b/>
+        </w:rPr>
+        <w:t xml:space="preserve">soroban-zk-demo</w:t>
+      </w:r>
+      <w:r>
+        <w:rPr>
+          <w:b/>
+        </w:rPr>
+        <w:t xml:space="preserve">).</w:t>
+      </w:r>
+      <w:r>
+        <w:t xml:space="preserve"> </w:t>
+      </w:r>
+      <w:r>
+        <w:t xml:space="preserve">Browser generates Noir/UltraHonk proof; Soroban verifier contract validates on-chain.</w:t>
+      </w:r>
+      <w:r>
+        <w:t xml:space="preserve"> </w:t>
+      </w:r>
+      <w:r>
+        <w:rPr>
+          <w:rStyle w:val="VerbatimChar"/>
+        </w:rPr>
+        <w:t xml:space="preserve">./test_e2e.sh</w:t>
+      </w:r>
+      <w:r>
+        <w:t xml:space="preserve"> </w:t>
+      </w:r>
+      <w:r>
+        <w:t xml:space="preserve">runs build → deploy → prove → verify on Stellar testnet.</w:t>
+      </w:r>
+    </w:p>
+    <w:p>
+      <w:pPr>
+        <w:numPr>
+          <w:ilvl w:val="0"/>
+          <w:numId w:val="1003"/>
+        </w:numPr>
+        <w:pStyle w:val="Compact"/>
+      </w:pPr>
+      <w:r>
+        <w:rPr>
+          <w:b/>
+        </w:rPr>
+        <w:t xml:space="preserve">Verifier crate (</w:t>
+      </w:r>
+      <w:r>
+        <w:rPr>
+          <w:rStyle w:val="VerbatimChar"/>
+          <w:b/>
+        </w:rPr>
+        <w:t xml:space="preserve">rs-soroban-ultrahonk</w:t>
+      </w:r>
+      <w:r>
+        <w:rPr>
+          <w:b/>
+        </w:rPr>
+        <w:t xml:space="preserve">).</w:t>
+      </w:r>
+      <w:r>
+        <w:t xml:space="preserve"> </w:t>
+      </w:r>
+      <w:r>
+        <w:t xml:space="preserve">Standalone Soroban contract wrapping the UltraHonk verifier. VK ~1.9 KB, proof ~3.7 KB.</w:t>
+      </w:r>
+    </w:p>
+    <w:p>
+      <w:pPr>
+        <w:numPr>
+          <w:ilvl w:val="0"/>
+          <w:numId w:val="1003"/>
         </w:numPr>
         <w:pStyle w:val="Compact"/>
       </w:pPr>
@@ -1167,7 +1160,7 @@
       <w:pPr>
         <w:numPr>
           <w:ilvl w:val="0"/>
-          <w:numId w:val="1003"/>
+          <w:numId w:val="1004"/>
         </w:numPr>
         <w:pStyle w:val="Compact"/>
       </w:pPr>
@@ -1194,6 +1187,42 @@
         <w:t xml:space="preserve">Verifier</w:t>
       </w:r>
       <w:r>
+        <w:t xml:space="preserve">, implementing the full trait:</w:t>
+      </w:r>
+      <w:r>
+        <w:t xml:space="preserve"> </w:t>
+      </w:r>
+      <w:r>
+        <w:rPr>
+          <w:rStyle w:val="VerbatimChar"/>
+        </w:rPr>
+        <w:t xml:space="preserve">verify(env, hash, key_data, sig_data) -&gt; bool</w:t>
+      </w:r>
+      <w:r>
+        <w:t xml:space="preserve">,</w:t>
+      </w:r>
+      <w:r>
+        <w:t xml:space="preserve"> </w:t>
+      </w:r>
+      <w:r>
+        <w:rPr>
+          <w:rStyle w:val="VerbatimChar"/>
+        </w:rPr>
+        <w:t xml:space="preserve">canonicalize_key(env, key_data) -&gt; Bytes</w:t>
+      </w:r>
+      <w:r>
+        <w:t xml:space="preserve">,</w:t>
+      </w:r>
+      <w:r>
+        <w:t xml:space="preserve"> </w:t>
+      </w:r>
+      <w:r>
+        <w:rPr>
+          <w:rStyle w:val="VerbatimChar"/>
+        </w:rPr>
+        <w:t xml:space="preserve">batch_canonicalize_key(env, key_data_list) -&gt; Bytes</w:t>
+      </w:r>
+      <w:r>
         <w:t xml:space="preserve">.</w:t>
       </w:r>
       <w:r>
@@ -1201,538 +1230,39 @@
       </w:r>
       <w:r>
         <w:rPr>
-          <w:b/>
-        </w:rPr>
-        <w:t xml:space="preserve">Implements the full trait</w:t>
-      </w:r>
-      <w:r>
-        <w:t xml:space="preserve">:</w:t>
-      </w:r>
-      <w:r>
-        <w:t xml:space="preserve"> </w:t>
-      </w:r>
-      <w:r>
-        <w:rPr>
-          <w:rStyle w:val="VerbatimChar"/>
-        </w:rPr>
-        <w:t xml:space="preserve">verify(env, hash, key_data, sig_data) -&gt; bool</w:t>
-      </w:r>
-      <w:r>
-        <w:t xml:space="preserve">,</w:t>
-      </w:r>
-      <w:r>
-        <w:t xml:space="preserve"> </w:t>
-      </w:r>
-      <w:r>
-        <w:rPr>
-          <w:rStyle w:val="VerbatimChar"/>
-        </w:rPr>
-        <w:t xml:space="preserve">canonicalize_key(env, key_data) -&gt; Bytes</w:t>
-      </w:r>
-      <w:r>
-        <w:t xml:space="preserve">,</w:t>
-      </w:r>
-      <w:r>
-        <w:t xml:space="preserve"> </w:t>
-      </w:r>
-      <w:r>
-        <w:rPr>
-          <w:rStyle w:val="VerbatimChar"/>
-        </w:rPr>
-        <w:t xml:space="preserve">batch_canonicalize_key(env, key_data_list) -&gt; Bytes</w:t>
+          <w:rStyle w:val="VerbatimChar"/>
+        </w:rPr>
+        <w:t xml:space="preserve">KeyData = BytesN&lt;32&gt;</w:t>
+      </w:r>
+      <w:r>
+        <w:t xml:space="preserve"> </w:t>
+      </w:r>
+      <w:r>
+        <w:t xml:space="preserve">(Poseidon2 commitment);</w:t>
+      </w:r>
+      <w:r>
+        <w:t xml:space="preserve"> </w:t>
+      </w:r>
+      <w:r>
+        <w:rPr>
+          <w:rStyle w:val="VerbatimChar"/>
+        </w:rPr>
+        <w:t xml:space="preserve">SigData = (proof_bytes: Bytes, public_inputs: Vec&lt;BytesN&lt;32&gt;&gt;)</w:t>
+      </w:r>
+      <w:r>
+        <w:t xml:space="preserve">. Cross-invokes</w:t>
+      </w:r>
+      <w:r>
+        <w:t xml:space="preserve"> </w:t>
+      </w:r>
+      <w:r>
+        <w:rPr>
+          <w:rStyle w:val="VerbatimChar"/>
+        </w:rPr>
+        <w:t xml:space="preserve">ultrahonk-soroban-verifier</w:t>
       </w:r>
       <w:r>
         <w:t xml:space="preserve">.</w:t>
-      </w:r>
-      <w:r>
-        <w:t xml:space="preserve"> </w:t>
-      </w:r>
-      <w:r>
-        <w:rPr>
-          <w:rStyle w:val="VerbatimChar"/>
-        </w:rPr>
-        <w:t xml:space="preserve">KeyData = BytesN&lt;32&gt;</w:t>
-      </w:r>
-      <w:r>
-        <w:t xml:space="preserve"> </w:t>
-      </w:r>
-      <w:r>
-        <w:t xml:space="preserve">(Poseidon2 commitment).</w:t>
-      </w:r>
-      <w:r>
-        <w:t xml:space="preserve"> </w:t>
-      </w:r>
-      <w:r>
-        <w:rPr>
-          <w:rStyle w:val="VerbatimChar"/>
-        </w:rPr>
-        <w:t xml:space="preserve">SigData = (proof_bytes: Bytes, public_inputs: Vec&lt;BytesN&lt;32&gt;&gt;)</w:t>
-      </w:r>
-      <w:r>
-        <w:t xml:space="preserve">. Cross-invokes</w:t>
-      </w:r>
-      <w:r>
-        <w:t xml:space="preserve"> </w:t>
-      </w:r>
-      <w:r>
-        <w:rPr>
-          <w:rStyle w:val="VerbatimChar"/>
-        </w:rPr>
-        <w:t xml:space="preserve">ultrahonk-soroban-verifier</w:t>
-      </w:r>
-      <w:r>
-        <w:t xml:space="preserve">.</w:t>
-      </w:r>
-    </w:p>
-    <w:p>
-      <w:pPr>
-        <w:numPr>
-          <w:ilvl w:val="0"/>
-          <w:numId w:val="1003"/>
-        </w:numPr>
-        <w:pStyle w:val="Compact"/>
-      </w:pPr>
-      <w:r>
-        <w:rPr>
-          <w:rStyle w:val="VerbatimChar"/>
-          <w:b/>
-        </w:rPr>
-        <w:t xml:space="preserve">g2c-recovery-controller</w:t>
-      </w:r>
-      <w:r>
-        <w:t xml:space="preserve"> </w:t>
-      </w:r>
-      <w:r>
-        <w:t xml:space="preserve">— stateful contract owning the pending-rotation state machine (§3). Persistent storage with</w:t>
-      </w:r>
-      <w:r>
-        <w:t xml:space="preserve"> </w:t>
-      </w:r>
-      <w:r>
-        <w:rPr>
-          <w:b/>
-        </w:rPr>
-        <w:t xml:space="preserve">explicit TTL extension paid from a per-account recovery deposit</w:t>
-      </w:r>
-      <w:r>
-        <w:t xml:space="preserve">; if deposit is exhausted,</w:t>
-      </w:r>
-      <w:r>
-        <w:t xml:space="preserve"> </w:t>
-      </w:r>
-      <w:r>
-        <w:rPr>
-          <w:rStyle w:val="VerbatimChar"/>
-        </w:rPr>
-        <w:t xml:space="preserve">complete_recovery</w:t>
-      </w:r>
-      <w:r>
-        <w:t xml:space="preserve"> </w:t>
-      </w:r>
-      <w:r>
-        <w:t xml:space="preserve">fails-closed and the pending state archives safely. Entrypoints:</w:t>
-      </w:r>
-      <w:r>
-        <w:t xml:space="preserve"> </w:t>
-      </w:r>
-      <w:r>
-        <w:rPr>
-          <w:rStyle w:val="VerbatimChar"/>
-        </w:rPr>
-        <w:t xml:space="preserve">initiate_recovery</w:t>
-      </w:r>
-      <w:r>
-        <w:t xml:space="preserve">,</w:t>
-      </w:r>
-      <w:r>
-        <w:t xml:space="preserve"> </w:t>
-      </w:r>
-      <w:r>
-        <w:rPr>
-          <w:rStyle w:val="VerbatimChar"/>
-        </w:rPr>
-        <w:t xml:space="preserve">cancel_recovery</w:t>
-      </w:r>
-      <w:r>
-        <w:t xml:space="preserve">,</w:t>
-      </w:r>
-      <w:r>
-        <w:t xml:space="preserve"> </w:t>
-      </w:r>
-      <w:r>
-        <w:rPr>
-          <w:rStyle w:val="VerbatimChar"/>
-        </w:rPr>
-        <w:t xml:space="preserve">complete_recovery</w:t>
-      </w:r>
-      <w:r>
-        <w:t xml:space="preserve">.</w:t>
-      </w:r>
-      <w:r>
-        <w:t xml:space="preserve"> </w:t>
-      </w:r>
-      <w:r>
-        <w:rPr>
-          <w:b/>
-        </w:rPr>
-        <w:t xml:space="preserve">Controller upgrades are governed by the same 3-of-5 VK multi-sig + 14-day timelock as the verifier registry.</w:t>
-      </w:r>
-    </w:p>
-    <w:p>
-      <w:pPr>
-        <w:numPr>
-          <w:ilvl w:val="0"/>
-          <w:numId w:val="1003"/>
-        </w:numPr>
-        <w:pStyle w:val="Compact"/>
-      </w:pPr>
-      <w:r>
-        <w:rPr>
-          <w:rStyle w:val="VerbatimChar"/>
-          <w:b/>
-        </w:rPr>
-        <w:t xml:space="preserve">g2c-recovery-guard-policy</w:t>
-      </w:r>
-      <w:r>
-        <w:t xml:space="preserve"> </w:t>
-      </w:r>
-      <w:r>
-        <w:t xml:space="preserve">— separate OZ</w:t>
-      </w:r>
-      <w:r>
-        <w:t xml:space="preserve"> </w:t>
-      </w:r>
-      <w:r>
-        <w:rPr>
-          <w:rStyle w:val="VerbatimChar"/>
-        </w:rPr>
-        <w:t xml:space="preserve">Policy</w:t>
-      </w:r>
-      <w:r>
-        <w:t xml:space="preserve"> </w:t>
-      </w:r>
-      <w:r>
-        <w:t xml:space="preserve">contract, scoped to</w:t>
-      </w:r>
-      <w:r>
-        <w:t xml:space="preserve"> </w:t>
-      </w:r>
-      <w:r>
-        <w:rPr>
-          <w:rStyle w:val="VerbatimChar"/>
-        </w:rPr>
-        <w:t xml:space="preserve">ContextRuleType::CallContract(self_address)</w:t>
-      </w:r>
-      <w:r>
-        <w:t xml:space="preserve"> </w:t>
-      </w:r>
-      <w:r>
-        <w:t xml:space="preserve">and</w:t>
-      </w:r>
-      <w:r>
-        <w:t xml:space="preserve"> </w:t>
-      </w:r>
-      <w:r>
-        <w:rPr>
-          <w:b/>
-        </w:rPr>
-        <w:t xml:space="preserve">installed on every</w:t>
-      </w:r>
-      <w:r>
-        <w:rPr>
-          <w:b/>
-        </w:rPr>
-        <w:t xml:space="preserve"> </w:t>
-      </w:r>
-      <w:r>
-        <w:rPr>
-          <w:rStyle w:val="VerbatimChar"/>
-          <w:b/>
-        </w:rPr>
-        <w:t xml:space="preserve">ContextRule</w:t>
-      </w:r>
-      <w:r>
-        <w:rPr>
-          <w:b/>
-        </w:rPr>
-        <w:t xml:space="preserve"> </w:t>
-      </w:r>
-      <w:r>
-        <w:rPr>
-          <w:b/>
-        </w:rPr>
-        <w:t xml:space="preserve">that can authorize signer mutations</w:t>
-      </w:r>
-      <w:r>
-        <w:t xml:space="preserve">. Its</w:t>
-      </w:r>
-      <w:r>
-        <w:t xml:space="preserve"> </w:t>
-      </w:r>
-      <w:r>
-        <w:rPr>
-          <w:rStyle w:val="VerbatimChar"/>
-        </w:rPr>
-        <w:t xml:space="preserve">enforce()</w:t>
-      </w:r>
-      <w:r>
-        <w:t xml:space="preserve"> </w:t>
-      </w:r>
-      <w:r>
-        <w:t xml:space="preserve">reads the recovery-controller's pending-rotation state via cross-contract call; during a pending rotation it blocks</w:t>
-      </w:r>
-      <w:r>
-        <w:t xml:space="preserve"> </w:t>
-      </w:r>
-      <w:r>
-        <w:rPr>
-          <w:rStyle w:val="VerbatimChar"/>
-        </w:rPr>
-        <w:t xml:space="preserve">remove_signer(zk)</w:t>
-      </w:r>
-      <w:r>
-        <w:t xml:space="preserve"> </w:t>
-      </w:r>
-      <w:r>
-        <w:t xml:space="preserve">and requires both signers' auth for</w:t>
-      </w:r>
-      <w:r>
-        <w:t xml:space="preserve"> </w:t>
-      </w:r>
-      <w:r>
-        <w:rPr>
-          <w:rStyle w:val="VerbatimChar"/>
-        </w:rPr>
-        <w:t xml:space="preserve">add_signer(*)</w:t>
-      </w:r>
-      <w:r>
-        <w:t xml:space="preserve">. The cross-contract-call gas overhead is measured explicitly in A0 (Policy-with-cross-call benchmark).</w:t>
-      </w:r>
-    </w:p>
-    <w:p>
-      <w:pPr>
-        <w:numPr>
-          <w:ilvl w:val="0"/>
-          <w:numId w:val="1003"/>
-        </w:numPr>
-        <w:pStyle w:val="Compact"/>
-      </w:pPr>
-      <w:r>
-        <w:rPr>
-          <w:rStyle w:val="VerbatimChar"/>
-          <w:b/>
-        </w:rPr>
-        <w:t xml:space="preserve">g2c-oz-compat</w:t>
-      </w:r>
-      <w:r>
-        <w:t xml:space="preserve"> </w:t>
-      </w:r>
-      <w:r>
-        <w:t xml:space="preserve">— thin re-export crate over the OZ</w:t>
-      </w:r>
-      <w:r>
-        <w:t xml:space="preserve"> </w:t>
-      </w:r>
-      <w:r>
-        <w:rPr>
-          <w:rStyle w:val="VerbatimChar"/>
-        </w:rPr>
-        <w:t xml:space="preserve">stellar-accounts</w:t>
-      </w:r>
-      <w:r>
-        <w:t xml:space="preserve"> </w:t>
-      </w:r>
-      <w:r>
-        <w:t xml:space="preserve">surface area g2c uses. Pins the OZ version (commit hash + storage-layout XDR hash). CI test fails on storage-layout drift. Future OZ upgrades touch this one file.</w:t>
-      </w:r>
-      <w:r>
-        <w:t xml:space="preserve"> </w:t>
-      </w:r>
-      <w:r>
-        <w:rPr>
-          <w:b/>
-        </w:rPr>
-        <w:t xml:space="preserve">A1 deliverable also publishes an</w:t>
-      </w:r>
-      <w:r>
-        <w:rPr>
-          <w:b/>
-        </w:rPr>
-        <w:t xml:space="preserve"> </w:t>
-      </w:r>
-      <w:r>
-        <w:rPr>
-          <w:rStyle w:val="VerbatimChar"/>
-          <w:b/>
-        </w:rPr>
-        <w:t xml:space="preserve">OZ_UPSTREAM_DIFF.md</w:t>
-      </w:r>
-      <w:r>
-        <w:t xml:space="preserve"> </w:t>
-      </w:r>
-      <w:r>
-        <w:t xml:space="preserve">documenting every divergence between g2c's consumer-side trait usage and upstream OZ traits, so the contract auditor can scope the shim's compatibility surface explicitly.</w:t>
-      </w:r>
-    </w:p>
-    <w:p>
-      <w:pPr>
-        <w:pStyle w:val="Heading3"/>
-      </w:pPr>
-      <w:bookmarkStart w:id="23" w:name="no-non-factory-enrollment-paths"/>
-      <w:r>
-        <w:t xml:space="preserve">No non-factory enrollment paths</w:t>
-      </w:r>
-      <w:bookmarkEnd w:id="23"/>
-    </w:p>
-    <w:p>
-      <w:pPr>
-        <w:pStyle w:val="FirstParagraph"/>
-      </w:pPr>
-      <w:r>
-        <w:t xml:space="preserve">ZK-signer registration is</w:t>
-      </w:r>
-      <w:r>
-        <w:t xml:space="preserve"> </w:t>
-      </w:r>
-      <w:r>
-        <w:rPr>
-          <w:b/>
-        </w:rPr>
-        <w:t xml:space="preserve">only supported via the atomic factory path</w:t>
-      </w:r>
-      <w:r>
-        <w:t xml:space="preserve"> </w:t>
-      </w:r>
-      <w:r>
-        <w:t xml:space="preserve">(</w:t>
-      </w:r>
-      <w:r>
-        <w:rPr>
-          <w:rStyle w:val="VerbatimChar"/>
-        </w:rPr>
-        <w:t xml:space="preserve">g2c-factory.create_account_with_zk_signer</w:t>
-      </w:r>
-      <w:r>
-        <w:t xml:space="preserve">). No other enrollment path (manual SDK call, migration of existing g2c accounts, post-deployment registration) is supported. This forecloses pre-enrollment squatting on non-factory paths: a commitment cannot be registered against an</w:t>
-      </w:r>
-      <w:r>
-        <w:t xml:space="preserve"> </w:t>
-      </w:r>
-      <w:r>
-        <w:rPr>
-          <w:rStyle w:val="VerbatimChar"/>
-        </w:rPr>
-        <w:t xml:space="preserve">account_id</w:t>
-      </w:r>
-      <w:r>
-        <w:t xml:space="preserve"> </w:t>
-      </w:r>
-      <w:r>
-        <w:t xml:space="preserve">outside the atomic factory transaction. Migration of existing g2c accounts to ZK recovery is a separate post-grant deliverable with its own threat model.</w:t>
-      </w:r>
-    </w:p>
-    <w:p>
-      <w:pPr>
-        <w:pStyle w:val="Heading3"/>
-      </w:pPr>
-      <w:bookmarkStart w:id="24" w:name="Xde11e255c9b0e99b99ead55fcb3b467124eeb42"/>
-      <w:r>
-        <w:t xml:space="preserve">Critical safety property: signer-removal guard</w:t>
-      </w:r>
-      <w:bookmarkEnd w:id="24"/>
-    </w:p>
-    <w:p>
-      <w:pPr>
-        <w:pStyle w:val="FirstParagraph"/>
-      </w:pPr>
-      <w:r>
-        <w:t xml:space="preserve">The existing OZ</w:t>
-      </w:r>
-      <w:r>
-        <w:t xml:space="preserve"> </w:t>
-      </w:r>
-      <w:r>
-        <w:rPr>
-          <w:rStyle w:val="VerbatimChar"/>
-        </w:rPr>
-        <w:t xml:space="preserve">add_signer</w:t>
-      </w:r>
-      <w:r>
-        <w:t xml:space="preserve"> </w:t>
-      </w:r>
-      <w:r>
-        <w:t xml:space="preserve">/</w:t>
-      </w:r>
-      <w:r>
-        <w:t xml:space="preserve"> </w:t>
-      </w:r>
-      <w:r>
-        <w:rPr>
-          <w:rStyle w:val="VerbatimChar"/>
-        </w:rPr>
-        <w:t xml:space="preserve">remove_signer</w:t>
-      </w:r>
-      <w:r>
-        <w:t xml:space="preserve"> </w:t>
-      </w:r>
-      <w:r>
-        <w:t xml:space="preserve">(</w:t>
-      </w:r>
-      <w:r>
-        <w:rPr>
-          <w:rStyle w:val="VerbatimChar"/>
-        </w:rPr>
-        <w:t xml:space="preserve">smart-account/contract.rs:105–113</w:t>
-      </w:r>
-      <w:r>
-        <w:t xml:space="preserve">) requires only</w:t>
-      </w:r>
-      <w:r>
-        <w:t xml:space="preserve"> </w:t>
-      </w:r>
-      <w:r>
-        <w:rPr>
-          <w:rStyle w:val="VerbatimChar"/>
-        </w:rPr>
-        <w:t xml:space="preserve">current_contract_address().require_auth()</w:t>
-      </w:r>
-      <w:r>
-        <w:t xml:space="preserve"> </w:t>
-      </w:r>
-      <w:r>
-        <w:t xml:space="preserve">— a stolen WebAuthn signer satisfies this. Naive integration is bypassable.</w:t>
-      </w:r>
-    </w:p>
-    <w:p>
-      <w:pPr>
-        <w:pStyle w:val="BodyText"/>
-      </w:pPr>
-      <w:r>
-        <w:t xml:space="preserve">The fix is the</w:t>
-      </w:r>
-      <w:r>
-        <w:t xml:space="preserve"> </w:t>
-      </w:r>
-      <w:r>
-        <w:rPr>
-          <w:rStyle w:val="VerbatimChar"/>
-        </w:rPr>
-        <w:t xml:space="preserve">g2c-recovery-guard-policy</w:t>
-      </w:r>
-      <w:r>
-        <w:t xml:space="preserve"> </w:t>
-      </w:r>
-      <w:r>
-        <w:t xml:space="preserve">above.</w:t>
-      </w:r>
-      <w:r>
-        <w:t xml:space="preserve"> </w:t>
-      </w:r>
-      <w:r>
-        <w:rPr>
-          <w:b/>
-        </w:rPr>
-        <w:t xml:space="preserve">Three properties make it correct:</w:t>
       </w:r>
     </w:p>
     <w:p>
@@ -1744,85 +1274,68 @@
         <w:pStyle w:val="Compact"/>
       </w:pPr>
       <w:r>
-        <w:t xml:space="preserve">The Policy is</w:t>
-      </w:r>
-      <w:r>
-        <w:t xml:space="preserve"> </w:t>
-      </w:r>
-      <w:r>
-        <w:rPr>
-          <w:b/>
-        </w:rPr>
-        <w:t xml:space="preserve">registered on every</w:t>
-      </w:r>
-      <w:r>
-        <w:rPr>
-          <w:b/>
-        </w:rPr>
-        <w:t xml:space="preserve"> </w:t>
-      </w:r>
-      <w:r>
-        <w:rPr>
-          <w:rStyle w:val="VerbatimChar"/>
-          <w:b/>
-        </w:rPr>
-        <w:t xml:space="preserve">ContextRule</w:t>
-      </w:r>
-      <w:r>
-        <w:rPr>
-          <w:b/>
-        </w:rPr>
-        <w:t xml:space="preserve"> </w:t>
-      </w:r>
-      <w:r>
-        <w:rPr>
-          <w:b/>
-        </w:rPr>
-        <w:t xml:space="preserve">that lists a signer with</w:t>
-      </w:r>
-      <w:r>
-        <w:rPr>
-          <w:b/>
-        </w:rPr>
-        <w:t xml:space="preserve"> </w:t>
-      </w:r>
-      <w:r>
-        <w:rPr>
-          <w:rStyle w:val="VerbatimChar"/>
-          <w:b/>
-        </w:rPr>
-        <w:t xml:space="preserve">add_signer</w:t>
-      </w:r>
-      <w:r>
-        <w:rPr>
-          <w:b/>
-        </w:rPr>
-        <w:t xml:space="preserve">/</w:t>
-      </w:r>
-      <w:r>
-        <w:rPr>
-          <w:rStyle w:val="VerbatimChar"/>
-          <w:b/>
-        </w:rPr>
-        <w:t xml:space="preserve">remove_signer</w:t>
-      </w:r>
-      <w:r>
-        <w:rPr>
-          <w:b/>
-        </w:rPr>
-        <w:t xml:space="preserve"> </w:t>
-      </w:r>
-      <w:r>
-        <w:rPr>
-          <w:b/>
-        </w:rPr>
-        <w:t xml:space="preserve">authority</w:t>
-      </w:r>
-      <w:r>
-        <w:t xml:space="preserve"> </w:t>
-      </w:r>
-      <w:r>
-        <w:t xml:space="preserve">— not just the Default rule. A1 deliverable includes a per-rule policy-attachment audit.</w:t>
+        <w:rPr>
+          <w:rStyle w:val="VerbatimChar"/>
+          <w:b/>
+        </w:rPr>
+        <w:t xml:space="preserve">g2c-recovery-controller</w:t>
+      </w:r>
+      <w:r>
+        <w:t xml:space="preserve"> </w:t>
+      </w:r>
+      <w:r>
+        <w:t xml:space="preserve">— stateful contract owning the pending-rotation state machine (§3). Persistent storage with explicit TTL extension paid from a per-account recovery deposit; if the deposit is exhausted,</w:t>
+      </w:r>
+      <w:r>
+        <w:t xml:space="preserve"> </w:t>
+      </w:r>
+      <w:r>
+        <w:rPr>
+          <w:rStyle w:val="VerbatimChar"/>
+        </w:rPr>
+        <w:t xml:space="preserve">complete_recovery</w:t>
+      </w:r>
+      <w:r>
+        <w:t xml:space="preserve"> </w:t>
+      </w:r>
+      <w:r>
+        <w:t xml:space="preserve">fails-closed and the pending state archives safely. Entrypoints:</w:t>
+      </w:r>
+      <w:r>
+        <w:t xml:space="preserve"> </w:t>
+      </w:r>
+      <w:r>
+        <w:rPr>
+          <w:rStyle w:val="VerbatimChar"/>
+        </w:rPr>
+        <w:t xml:space="preserve">initiate_recovery</w:t>
+      </w:r>
+      <w:r>
+        <w:t xml:space="preserve">,</w:t>
+      </w:r>
+      <w:r>
+        <w:t xml:space="preserve"> </w:t>
+      </w:r>
+      <w:r>
+        <w:rPr>
+          <w:rStyle w:val="VerbatimChar"/>
+        </w:rPr>
+        <w:t xml:space="preserve">cancel_recovery</w:t>
+      </w:r>
+      <w:r>
+        <w:t xml:space="preserve">,</w:t>
+      </w:r>
+      <w:r>
+        <w:t xml:space="preserve"> </w:t>
+      </w:r>
+      <w:r>
+        <w:rPr>
+          <w:rStyle w:val="VerbatimChar"/>
+        </w:rPr>
+        <w:t xml:space="preserve">complete_recovery</w:t>
+      </w:r>
+      <w:r>
+        <w:t xml:space="preserve">. Controller upgrades are governed by the same 3-of-5 VK multi-sig + 14-day timelock as the verifier registry.</w:t>
       </w:r>
     </w:p>
     <w:p>
@@ -1834,7 +1347,32 @@
         <w:pStyle w:val="Compact"/>
       </w:pPr>
       <w:r>
-        <w:t xml:space="preserve">The Policy is scoped to</w:t>
+        <w:rPr>
+          <w:rStyle w:val="VerbatimChar"/>
+          <w:b/>
+        </w:rPr>
+        <w:t xml:space="preserve">g2c-recovery-guard-policy</w:t>
+      </w:r>
+      <w:r>
+        <w:t xml:space="preserve"> </w:t>
+      </w:r>
+      <w:r>
+        <w:t xml:space="preserve">— separate OZ</w:t>
+      </w:r>
+      <w:r>
+        <w:t xml:space="preserve"> </w:t>
+      </w:r>
+      <w:r>
+        <w:rPr>
+          <w:rStyle w:val="VerbatimChar"/>
+        </w:rPr>
+        <w:t xml:space="preserve">Policy</w:t>
+      </w:r>
+      <w:r>
+        <w:t xml:space="preserve"> </w:t>
+      </w:r>
+      <w:r>
+        <w:t xml:space="preserve">contract, scoped to</w:t>
       </w:r>
       <w:r>
         <w:t xml:space="preserve"> </w:t>
@@ -1846,22 +1384,67 @@
         <w:t xml:space="preserve">ContextRuleType::CallContract(self_address)</w:t>
       </w:r>
       <w:r>
-        <w:t xml:space="preserve">, so it intercepts inner calls to the SmartAccount's signer mutation entrypoints regardless of how</w:t>
-      </w:r>
-      <w:r>
-        <w:t xml:space="preserve"> </w:t>
-      </w:r>
-      <w:r>
-        <w:rPr>
-          <w:rStyle w:val="VerbatimChar"/>
-        </w:rPr>
-        <w:t xml:space="preserve">auth_contexts</w:t>
-      </w:r>
-      <w:r>
-        <w:t xml:space="preserve"> </w:t>
-      </w:r>
-      <w:r>
-        <w:t xml:space="preserve">selects rules.</w:t>
+        <w:t xml:space="preserve"> </w:t>
+      </w:r>
+      <w:r>
+        <w:t xml:space="preserve">and installed on every</w:t>
+      </w:r>
+      <w:r>
+        <w:t xml:space="preserve"> </w:t>
+      </w:r>
+      <w:r>
+        <w:rPr>
+          <w:rStyle w:val="VerbatimChar"/>
+        </w:rPr>
+        <w:t xml:space="preserve">ContextRule</w:t>
+      </w:r>
+      <w:r>
+        <w:t xml:space="preserve"> </w:t>
+      </w:r>
+      <w:r>
+        <w:t xml:space="preserve">that can authorize signer mutations. Its</w:t>
+      </w:r>
+      <w:r>
+        <w:t xml:space="preserve"> </w:t>
+      </w:r>
+      <w:r>
+        <w:rPr>
+          <w:rStyle w:val="VerbatimChar"/>
+        </w:rPr>
+        <w:t xml:space="preserve">enforce()</w:t>
+      </w:r>
+      <w:r>
+        <w:t xml:space="preserve"> </w:t>
+      </w:r>
+      <w:r>
+        <w:t xml:space="preserve">reads the recovery-controller's pending-rotation state via cross-contract call; during a pending rotation it blocks</w:t>
+      </w:r>
+      <w:r>
+        <w:t xml:space="preserve"> </w:t>
+      </w:r>
+      <w:r>
+        <w:rPr>
+          <w:rStyle w:val="VerbatimChar"/>
+        </w:rPr>
+        <w:t xml:space="preserve">remove_signer(zk)</w:t>
+      </w:r>
+      <w:r>
+        <w:t xml:space="preserve"> </w:t>
+      </w:r>
+      <w:r>
+        <w:t xml:space="preserve">and requires both signers' auth for</w:t>
+      </w:r>
+      <w:r>
+        <w:t xml:space="preserve"> </w:t>
+      </w:r>
+      <w:r>
+        <w:rPr>
+          <w:rStyle w:val="VerbatimChar"/>
+        </w:rPr>
+        <w:t xml:space="preserve">add_signer(*)</w:t>
+      </w:r>
+      <w:r>
+        <w:t xml:space="preserve">. The cross-contract-call gas overhead is measured in A0 (Policy-with-cross-call benchmark).</w:t>
       </w:r>
     </w:p>
     <w:p>
@@ -1869,6 +1452,348 @@
         <w:numPr>
           <w:ilvl w:val="0"/>
           <w:numId w:val="1004"/>
+        </w:numPr>
+        <w:pStyle w:val="Compact"/>
+      </w:pPr>
+      <w:r>
+        <w:rPr>
+          <w:rStyle w:val="VerbatimChar"/>
+          <w:b/>
+        </w:rPr>
+        <w:t xml:space="preserve">g2c-oz-compat</w:t>
+      </w:r>
+      <w:r>
+        <w:t xml:space="preserve"> </w:t>
+      </w:r>
+      <w:r>
+        <w:t xml:space="preserve">— thin re-export crate over the OZ</w:t>
+      </w:r>
+      <w:r>
+        <w:t xml:space="preserve"> </w:t>
+      </w:r>
+      <w:r>
+        <w:rPr>
+          <w:rStyle w:val="VerbatimChar"/>
+        </w:rPr>
+        <w:t xml:space="preserve">stellar-accounts</w:t>
+      </w:r>
+      <w:r>
+        <w:t xml:space="preserve"> </w:t>
+      </w:r>
+      <w:r>
+        <w:t xml:space="preserve">surface area g2c uses. Pins the OZ version (commit hash + storage-layout XDR hash); CI fails on storage-layout drift; future OZ upgrades touch this one file. A1 also publishes an</w:t>
+      </w:r>
+      <w:r>
+        <w:t xml:space="preserve"> </w:t>
+      </w:r>
+      <w:r>
+        <w:rPr>
+          <w:rStyle w:val="VerbatimChar"/>
+        </w:rPr>
+        <w:t xml:space="preserve">OZ_UPSTREAM_DIFF.md</w:t>
+      </w:r>
+      <w:r>
+        <w:t xml:space="preserve"> </w:t>
+      </w:r>
+      <w:r>
+        <w:t xml:space="preserve">documenting every divergence between g2c's consumer-side trait usage and upstream OZ traits, so the contract auditor can scope the shim's compatibility surface explicitly.</w:t>
+      </w:r>
+    </w:p>
+    <w:p>
+      <w:pPr>
+        <w:pStyle w:val="Heading3"/>
+      </w:pPr>
+      <w:bookmarkStart w:id="23" w:name="no-non-factory-enrollment-paths"/>
+      <w:r>
+        <w:t xml:space="preserve">No non-factory enrollment paths</w:t>
+      </w:r>
+      <w:bookmarkEnd w:id="23"/>
+    </w:p>
+    <w:p>
+      <w:pPr>
+        <w:pStyle w:val="FirstParagraph"/>
+      </w:pPr>
+      <w:r>
+        <w:t xml:space="preserve">ZK-signer registration is</w:t>
+      </w:r>
+      <w:r>
+        <w:t xml:space="preserve"> </w:t>
+      </w:r>
+      <w:r>
+        <w:rPr>
+          <w:b/>
+        </w:rPr>
+        <w:t xml:space="preserve">only supported via the atomic factory path</w:t>
+      </w:r>
+      <w:r>
+        <w:t xml:space="preserve"> </w:t>
+      </w:r>
+      <w:r>
+        <w:t xml:space="preserve">(</w:t>
+      </w:r>
+      <w:r>
+        <w:rPr>
+          <w:rStyle w:val="VerbatimChar"/>
+        </w:rPr>
+        <w:t xml:space="preserve">g2c-factory.create_account_with_zk_signer</w:t>
+      </w:r>
+      <w:r>
+        <w:t xml:space="preserve">). No other enrollment path (manual SDK call, migration of existing g2c accounts, post-deployment registration) is supported. This forecloses pre-enrollment squatting on non-factory paths: a commitment cannot be registered against an</w:t>
+      </w:r>
+      <w:r>
+        <w:t xml:space="preserve"> </w:t>
+      </w:r>
+      <w:r>
+        <w:rPr>
+          <w:rStyle w:val="VerbatimChar"/>
+        </w:rPr>
+        <w:t xml:space="preserve">account_id</w:t>
+      </w:r>
+      <w:r>
+        <w:t xml:space="preserve"> </w:t>
+      </w:r>
+      <w:r>
+        <w:t xml:space="preserve">outside the atomic factory transaction. Migration of existing g2c accounts to ZK recovery is a separate post-grant deliverable with its own threat model.</w:t>
+      </w:r>
+    </w:p>
+    <w:p>
+      <w:pPr>
+        <w:pStyle w:val="Heading3"/>
+      </w:pPr>
+      <w:bookmarkStart w:id="24" w:name="Xde11e255c9b0e99b99ead55fcb3b467124eeb42"/>
+      <w:r>
+        <w:t xml:space="preserve">Critical safety property: signer-removal guard</w:t>
+      </w:r>
+      <w:bookmarkEnd w:id="24"/>
+    </w:p>
+    <w:p>
+      <w:pPr>
+        <w:pStyle w:val="FirstParagraph"/>
+      </w:pPr>
+      <w:r>
+        <w:t xml:space="preserve">The existing OZ</w:t>
+      </w:r>
+      <w:r>
+        <w:t xml:space="preserve"> </w:t>
+      </w:r>
+      <w:r>
+        <w:rPr>
+          <w:rStyle w:val="VerbatimChar"/>
+        </w:rPr>
+        <w:t xml:space="preserve">add_signer</w:t>
+      </w:r>
+      <w:r>
+        <w:t xml:space="preserve"> </w:t>
+      </w:r>
+      <w:r>
+        <w:t xml:space="preserve">/</w:t>
+      </w:r>
+      <w:r>
+        <w:t xml:space="preserve"> </w:t>
+      </w:r>
+      <w:r>
+        <w:rPr>
+          <w:rStyle w:val="VerbatimChar"/>
+        </w:rPr>
+        <w:t xml:space="preserve">remove_signer</w:t>
+      </w:r>
+      <w:r>
+        <w:t xml:space="preserve"> </w:t>
+      </w:r>
+      <w:r>
+        <w:t xml:space="preserve">(</w:t>
+      </w:r>
+      <w:r>
+        <w:rPr>
+          <w:rStyle w:val="VerbatimChar"/>
+        </w:rPr>
+        <w:t xml:space="preserve">smart-account/contract.rs:105–113</w:t>
+      </w:r>
+      <w:r>
+        <w:t xml:space="preserve">) requires only</w:t>
+      </w:r>
+      <w:r>
+        <w:t xml:space="preserve"> </w:t>
+      </w:r>
+      <w:r>
+        <w:rPr>
+          <w:rStyle w:val="VerbatimChar"/>
+        </w:rPr>
+        <w:t xml:space="preserve">current_contract_address().require_auth()</w:t>
+      </w:r>
+      <w:r>
+        <w:t xml:space="preserve"> </w:t>
+      </w:r>
+      <w:r>
+        <w:t xml:space="preserve">— a stolen WebAuthn signer satisfies this. Naive integration is bypassable.</w:t>
+      </w:r>
+    </w:p>
+    <w:p>
+      <w:pPr>
+        <w:pStyle w:val="BodyText"/>
+      </w:pPr>
+      <w:r>
+        <w:t xml:space="preserve">The fix is the</w:t>
+      </w:r>
+      <w:r>
+        <w:t xml:space="preserve"> </w:t>
+      </w:r>
+      <w:r>
+        <w:rPr>
+          <w:rStyle w:val="VerbatimChar"/>
+        </w:rPr>
+        <w:t xml:space="preserve">g2c-recovery-guard-policy</w:t>
+      </w:r>
+      <w:r>
+        <w:t xml:space="preserve"> </w:t>
+      </w:r>
+      <w:r>
+        <w:t xml:space="preserve">above.</w:t>
+      </w:r>
+      <w:r>
+        <w:t xml:space="preserve"> </w:t>
+      </w:r>
+      <w:r>
+        <w:rPr>
+          <w:b/>
+        </w:rPr>
+        <w:t xml:space="preserve">Three properties make it correct:</w:t>
+      </w:r>
+    </w:p>
+    <w:p>
+      <w:pPr>
+        <w:numPr>
+          <w:ilvl w:val="0"/>
+          <w:numId w:val="1005"/>
+        </w:numPr>
+        <w:pStyle w:val="Compact"/>
+      </w:pPr>
+      <w:r>
+        <w:t xml:space="preserve">The Policy is</w:t>
+      </w:r>
+      <w:r>
+        <w:t xml:space="preserve"> </w:t>
+      </w:r>
+      <w:r>
+        <w:rPr>
+          <w:b/>
+        </w:rPr>
+        <w:t xml:space="preserve">registered on every</w:t>
+      </w:r>
+      <w:r>
+        <w:rPr>
+          <w:b/>
+        </w:rPr>
+        <w:t xml:space="preserve"> </w:t>
+      </w:r>
+      <w:r>
+        <w:rPr>
+          <w:rStyle w:val="VerbatimChar"/>
+          <w:b/>
+        </w:rPr>
+        <w:t xml:space="preserve">ContextRule</w:t>
+      </w:r>
+      <w:r>
+        <w:rPr>
+          <w:b/>
+        </w:rPr>
+        <w:t xml:space="preserve"> </w:t>
+      </w:r>
+      <w:r>
+        <w:rPr>
+          <w:b/>
+        </w:rPr>
+        <w:t xml:space="preserve">that lists a signer with</w:t>
+      </w:r>
+      <w:r>
+        <w:rPr>
+          <w:b/>
+        </w:rPr>
+        <w:t xml:space="preserve"> </w:t>
+      </w:r>
+      <w:r>
+        <w:rPr>
+          <w:rStyle w:val="VerbatimChar"/>
+          <w:b/>
+        </w:rPr>
+        <w:t xml:space="preserve">add_signer</w:t>
+      </w:r>
+      <w:r>
+        <w:rPr>
+          <w:b/>
+        </w:rPr>
+        <w:t xml:space="preserve">/</w:t>
+      </w:r>
+      <w:r>
+        <w:rPr>
+          <w:rStyle w:val="VerbatimChar"/>
+          <w:b/>
+        </w:rPr>
+        <w:t xml:space="preserve">remove_signer</w:t>
+      </w:r>
+      <w:r>
+        <w:rPr>
+          <w:b/>
+        </w:rPr>
+        <w:t xml:space="preserve"> </w:t>
+      </w:r>
+      <w:r>
+        <w:rPr>
+          <w:b/>
+        </w:rPr>
+        <w:t xml:space="preserve">authority</w:t>
+      </w:r>
+      <w:r>
+        <w:t xml:space="preserve"> </w:t>
+      </w:r>
+      <w:r>
+        <w:t xml:space="preserve">— not just the Default rule. A1 deliverable includes a per-rule policy-attachment audit.</w:t>
+      </w:r>
+    </w:p>
+    <w:p>
+      <w:pPr>
+        <w:numPr>
+          <w:ilvl w:val="0"/>
+          <w:numId w:val="1005"/>
+        </w:numPr>
+        <w:pStyle w:val="Compact"/>
+      </w:pPr>
+      <w:r>
+        <w:t xml:space="preserve">The Policy is scoped to</w:t>
+      </w:r>
+      <w:r>
+        <w:t xml:space="preserve"> </w:t>
+      </w:r>
+      <w:r>
+        <w:rPr>
+          <w:rStyle w:val="VerbatimChar"/>
+        </w:rPr>
+        <w:t xml:space="preserve">ContextRuleType::CallContract(self_address)</w:t>
+      </w:r>
+      <w:r>
+        <w:t xml:space="preserve">, so it intercepts inner calls to the SmartAccount's signer mutation entrypoints regardless of how</w:t>
+      </w:r>
+      <w:r>
+        <w:t xml:space="preserve"> </w:t>
+      </w:r>
+      <w:r>
+        <w:rPr>
+          <w:rStyle w:val="VerbatimChar"/>
+        </w:rPr>
+        <w:t xml:space="preserve">auth_contexts</w:t>
+      </w:r>
+      <w:r>
+        <w:t xml:space="preserve"> </w:t>
+      </w:r>
+      <w:r>
+        <w:t xml:space="preserve">selects rules.</w:t>
+      </w:r>
+    </w:p>
+    <w:p>
+      <w:pPr>
+        <w:numPr>
+          <w:ilvl w:val="0"/>
+          <w:numId w:val="1005"/>
         </w:numPr>
         <w:pStyle w:val="Compact"/>
       </w:pPr>
@@ -2856,7 +2781,7 @@
       <w:pPr>
         <w:numPr>
           <w:ilvl w:val="0"/>
-          <w:numId w:val="1005"/>
+          <w:numId w:val="1006"/>
         </w:numPr>
       </w:pPr>
       <w:r>
@@ -2876,7 +2801,7 @@
       <w:pPr>
         <w:numPr>
           <w:ilvl w:val="0"/>
-          <w:numId w:val="1005"/>
+          <w:numId w:val="1006"/>
         </w:numPr>
       </w:pPr>
       <w:r>
@@ -2968,7 +2893,7 @@
       <w:pPr>
         <w:numPr>
           <w:ilvl w:val="0"/>
-          <w:numId w:val="1005"/>
+          <w:numId w:val="1006"/>
         </w:numPr>
       </w:pPr>
       <w:r>
@@ -2981,7 +2906,7 @@
         <w:t xml:space="preserve"> </w:t>
       </w:r>
       <w:r>
-        <w:t xml:space="preserve">User has lost their passkey. Opens</w:t>
+        <w:t xml:space="preserve">The user has lost their passkey and opens</w:t>
       </w:r>
       <w:r>
         <w:t xml:space="preserve"> </w:t>
@@ -2993,19 +2918,43 @@
         <w:t xml:space="preserve">mysoroban.xyz/recover/</w:t>
       </w:r>
       <w:r>
-        <w:t xml:space="preserve">.</w:t>
-      </w:r>
-      <w:r>
-        <w:t xml:space="preserve"> </w:t>
-      </w:r>
-      <w:r>
-        <w:rPr>
-          <w:b/>
-        </w:rPr>
-        <w:t xml:space="preserve">Cross-account discovery decision</w:t>
-      </w:r>
-      <w:r>
-        <w:t xml:space="preserve">: the page does NOT maintain a server-side</w:t>
+        <w:t xml:space="preserve">. Four rules govern this step:</w:t>
+      </w:r>
+    </w:p>
+    <w:p>
+      <w:pPr>
+        <w:numPr>
+          <w:ilvl w:val="1"/>
+          <w:numId w:val="1007"/>
+        </w:numPr>
+        <w:pStyle w:val="Compact"/>
+      </w:pPr>
+      <w:r>
+        <w:rPr>
+          <w:i/>
+        </w:rPr>
+        <w:t xml:space="preserve">Discovery.</w:t>
+      </w:r>
+      <w:r>
+        <w:t xml:space="preserve"> </w:t>
+      </w:r>
+      <w:r>
+        <w:t xml:space="preserve">The recovery page does</w:t>
+      </w:r>
+      <w:r>
+        <w:t xml:space="preserve"> </w:t>
+      </w:r>
+      <w:r>
+        <w:rPr>
+          <w:i/>
+        </w:rPr>
+        <w:t xml:space="preserve">not</w:t>
+      </w:r>
+      <w:r>
+        <w:t xml:space="preserve"> </w:t>
+      </w:r>
+      <w:r>
+        <w:t xml:space="preserve">maintain a server-side</w:t>
       </w:r>
       <w:r>
         <w:t xml:space="preserve"> </w:t>
@@ -3020,103 +2969,107 @@
         <w:t xml:space="preserve"> </w:t>
       </w:r>
       <w:r>
-        <w:t xml:space="preserve">index (privacy regression). Instead the user enters the C-address from a</w:t>
-      </w:r>
-      <w:r>
-        <w:t xml:space="preserve"> </w:t>
-      </w:r>
-      <w:r>
-        <w:rPr>
-          <w:b/>
-        </w:rPr>
-        <w:t xml:space="preserve">recovery card</w:t>
-      </w:r>
-      <w:r>
-        <w:t xml:space="preserve">.</w:t>
-      </w:r>
-      <w:r>
-        <w:t xml:space="preserve"> </w:t>
-      </w:r>
-      <w:r>
-        <w:rPr>
-          <w:b/>
-        </w:rPr>
-        <w:t xml:space="preserve">Recovery-card content rule (security-critical):</w:t>
-      </w:r>
-      <w:r>
-        <w:t xml:space="preserve"> </w:t>
-      </w:r>
-      <w:r>
-        <w:t xml:space="preserve">the recovery card contains</w:t>
-      </w:r>
-      <w:r>
-        <w:t xml:space="preserve"> </w:t>
-      </w:r>
+        <w:t xml:space="preserve">index (privacy regression). The user enters the C-address from a recovery card.</w:t>
+      </w:r>
+    </w:p>
+    <w:p>
+      <w:pPr>
+        <w:numPr>
+          <w:ilvl w:val="1"/>
+          <w:numId w:val="1007"/>
+        </w:numPr>
+        <w:pStyle w:val="Compact"/>
+      </w:pPr>
       <w:r>
         <w:rPr>
           <w:i/>
         </w:rPr>
+        <w:t xml:space="preserve">Recovery-card content rule (security-critical).</w:t>
+      </w:r>
+      <w:r>
+        <w:t xml:space="preserve"> </w:t>
+      </w:r>
+      <w:r>
+        <w:t xml:space="preserve">The card contains</w:t>
+      </w:r>
+      <w:r>
+        <w:t xml:space="preserve"> </w:t>
+      </w:r>
+      <w:r>
+        <w:rPr>
+          <w:i/>
+        </w:rPr>
         <w:t xml:space="preserve">only</w:t>
       </w:r>
       <w:r>
         <w:t xml:space="preserve"> </w:t>
       </w:r>
       <w:r>
-        <w:t xml:space="preserve">the C-address and a human-readable account label.</w:t>
-      </w:r>
-      <w:r>
-        <w:t xml:space="preserve"> </w:t>
-      </w:r>
-      <w:r>
-        <w:rPr>
-          <w:b/>
-        </w:rPr>
-        <w:t xml:space="preserve">The card MUST NOT contain the BIP-39 seed</w:t>
-      </w:r>
-      <w:r>
-        <w:t xml:space="preserve">, which is held on a separate paper artifact never digitized as QR. This separation defeats the physical-card exfiltration attack (photo of QR ≠ access to seed). Wallets MUST provide a recovery-card export at enrollment as an A5 acceptance criterion. Re-enters BIP-39 mnemonic with wordlist autocomplete + checksum validation + passphrase prompt + language selection.</w:t>
+        <w:t xml:space="preserve">the C-address and a human-readable label. The BIP-39 seed lives on a separate paper artifact and is never digitized as a QR. This separation defeats the physical-card exfiltration attack (photo of QR ≠ access to seed). Wallets must provide a recovery-card export at enrollment (A5 acceptance criterion).</w:t>
+      </w:r>
+    </w:p>
+    <w:p>
+      <w:pPr>
+        <w:numPr>
+          <w:ilvl w:val="1"/>
+          <w:numId w:val="1007"/>
+        </w:numPr>
+        <w:pStyle w:val="Compact"/>
+      </w:pPr>
+      <w:r>
+        <w:rPr>
+          <w:i/>
+        </w:rPr>
+        <w:t xml:space="preserve">Mnemonic re-entry UX.</w:t>
+      </w:r>
+      <w:r>
+        <w:t xml:space="preserve"> </w:t>
+      </w:r>
+      <w:r>
+        <w:t xml:space="preserve">BIP-39 wordlist autocomplete + checksum validation + passphrase prompt + language selection.</w:t>
+      </w:r>
+    </w:p>
+    <w:p>
+      <w:pPr>
+        <w:numPr>
+          <w:ilvl w:val="1"/>
+          <w:numId w:val="1007"/>
+        </w:numPr>
+        <w:pStyle w:val="Compact"/>
+      </w:pPr>
+      <w:r>
+        <w:rPr>
+          <w:i/>
+        </w:rPr>
+        <w:t xml:space="preserve">Per-account rate limit.</w:t>
+      </w:r>
+      <w:r>
+        <w:t xml:space="preserve"> </w:t>
+      </w:r>
+      <w:r>
+        <w:t xml:space="preserve">The controller enforces a maximum of 3</w:t>
+      </w:r>
+      <w:r>
+        <w:t xml:space="preserve"> </w:t>
+      </w:r>
+      <w:r>
+        <w:rPr>
+          <w:rStyle w:val="VerbatimChar"/>
+        </w:rPr>
+        <w:t xml:space="preserve">initiate_recovery</w:t>
+      </w:r>
+      <w:r>
+        <w:t xml:space="preserve"> </w:t>
+      </w:r>
+      <w:r>
+        <w:t xml:space="preserve">calls per 90-day rolling window — prevents recovery-deposit griefing. The 4th attempt is rejected until the oldest initiation falls outside the window.</w:t>
       </w:r>
     </w:p>
     <w:p>
       <w:pPr>
         <w:numPr>
           <w:ilvl w:val="0"/>
-          <w:numId w:val="1000"/>
-        </w:numPr>
-      </w:pPr>
-      <w:r>
-        <w:rPr>
-          <w:b/>
-        </w:rPr>
-        <w:t xml:space="preserve">Per-account recovery initiation rate limit:</w:t>
-      </w:r>
-      <w:r>
-        <w:t xml:space="preserve"> </w:t>
-      </w:r>
-      <w:r>
-        <w:t xml:space="preserve">the controller enforces a maximum of 3</w:t>
-      </w:r>
-      <w:r>
-        <w:t xml:space="preserve"> </w:t>
-      </w:r>
-      <w:r>
-        <w:rPr>
-          <w:rStyle w:val="VerbatimChar"/>
-        </w:rPr>
-        <w:t xml:space="preserve">initiate_recovery</w:t>
-      </w:r>
-      <w:r>
-        <w:t xml:space="preserve"> </w:t>
-      </w:r>
-      <w:r>
-        <w:t xml:space="preserve">calls per 90-day rolling window. This prevents recovery-deposit griefing (initiate→cancel→re-initiate). The 4th attempt within the window is rejected; the user must wait until the oldest initiation falls outside the window.</w:t>
-      </w:r>
-    </w:p>
-    <w:p>
-      <w:pPr>
-        <w:numPr>
-          <w:ilvl w:val="0"/>
-          <w:numId w:val="1005"/>
+          <w:numId w:val="1006"/>
         </w:numPr>
       </w:pPr>
       <w:r>
@@ -3335,7 +3288,7 @@
       <w:pPr>
         <w:numPr>
           <w:ilvl w:val="0"/>
-          <w:numId w:val="1005"/>
+          <w:numId w:val="1006"/>
         </w:numPr>
       </w:pPr>
       <w:r>
@@ -3367,370 +3320,370 @@
       <w:pPr>
         <w:numPr>
           <w:ilvl w:val="1"/>
+          <w:numId w:val="1008"/>
+        </w:numPr>
+        <w:pStyle w:val="Compact"/>
+      </w:pPr>
+      <w:r>
+        <w:t xml:space="preserve">Recomputes</w:t>
+      </w:r>
+      <w:r>
+        <w:t xml:space="preserve"> </w:t>
+      </w:r>
+      <w:r>
+        <w:rPr>
+          <w:rStyle w:val="VerbatimChar"/>
+        </w:rPr>
+        <w:t xml:space="preserve">auth_hash</w:t>
+      </w:r>
+      <w:r>
+        <w:t xml:space="preserve"> </w:t>
+      </w:r>
+      <w:r>
+        <w:t xml:space="preserve">from supplied fields and verifies match against the proof's public input</w:t>
+      </w:r>
+    </w:p>
+    <w:p>
+      <w:pPr>
+        <w:numPr>
+          <w:ilvl w:val="1"/>
+          <w:numId w:val="1008"/>
+        </w:numPr>
+        <w:pStyle w:val="Compact"/>
+      </w:pPr>
+      <w:r>
+        <w:rPr>
+          <w:b/>
+        </w:rPr>
+        <w:t xml:space="preserve">Verifies</w:t>
+      </w:r>
+      <w:r>
+        <w:rPr>
+          <w:b/>
+        </w:rPr>
+        <w:t xml:space="preserve"> </w:t>
+      </w:r>
+      <w:r>
+        <w:rPr>
+          <w:rStyle w:val="VerbatimChar"/>
+          <w:b/>
+        </w:rPr>
+        <w:t xml:space="preserve">timelock_duration ≥ 7 days</w:t>
+      </w:r>
+      <w:r>
+        <w:rPr>
+          <w:b/>
+        </w:rPr>
+        <w:t xml:space="preserve"> </w:t>
+      </w:r>
+      <w:r>
+        <w:rPr>
+          <w:b/>
+        </w:rPr>
+        <w:t xml:space="preserve">(controller-side floor; not just in-circuit)</w:t>
+      </w:r>
+    </w:p>
+    <w:p>
+      <w:pPr>
+        <w:numPr>
+          <w:ilvl w:val="1"/>
+          <w:numId w:val="1008"/>
+        </w:numPr>
+        <w:pStyle w:val="Compact"/>
+      </w:pPr>
+      <w:r>
+        <w:t xml:space="preserve">Verifies</w:t>
+      </w:r>
+      <w:r>
+        <w:t xml:space="preserve"> </w:t>
+      </w:r>
+      <w:r>
+        <w:rPr>
+          <w:rStyle w:val="VerbatimChar"/>
+        </w:rPr>
+        <w:t xml:space="preserve">nonce</w:t>
+      </w:r>
+      <w:r>
+        <w:t xml:space="preserve"> </w:t>
+      </w:r>
+      <w:r>
+        <w:t xml:space="preserve">is monotonic (controller's per-account counter)</w:t>
+      </w:r>
+    </w:p>
+    <w:p>
+      <w:pPr>
+        <w:numPr>
+          <w:ilvl w:val="1"/>
+          <w:numId w:val="1008"/>
+        </w:numPr>
+        <w:pStyle w:val="Compact"/>
+      </w:pPr>
+      <w:r>
+        <w:t xml:space="preserve">Pays TTL extension from the recovery deposit (35 days)</w:t>
+      </w:r>
+    </w:p>
+    <w:p>
+      <w:pPr>
+        <w:numPr>
+          <w:ilvl w:val="1"/>
+          <w:numId w:val="1008"/>
+        </w:numPr>
+        <w:pStyle w:val="Compact"/>
+      </w:pPr>
+      <w:r>
+        <w:t xml:space="preserve">Stores pending rotation in persistent storage</w:t>
+      </w:r>
+    </w:p>
+    <w:p>
+      <w:pPr>
+        <w:numPr>
+          <w:ilvl w:val="1"/>
+          <w:numId w:val="1008"/>
+        </w:numPr>
+        <w:pStyle w:val="Compact"/>
+      </w:pPr>
+      <w:r>
+        <w:t xml:space="preserve">Emits</w:t>
+      </w:r>
+      <w:r>
+        <w:t xml:space="preserve"> </w:t>
+      </w:r>
+      <w:r>
+        <w:rPr>
+          <w:rStyle w:val="VerbatimChar"/>
+        </w:rPr>
+        <w:t xml:space="preserve">RecoveryInitiated(account, new_pubkey_hash, completes_at_ledger, cancel_count=0)</w:t>
+      </w:r>
+      <w:r>
+        <w:t xml:space="preserve"> </w:t>
+      </w:r>
+      <w:r>
+        <w:t xml:space="preserve">event</w:t>
+      </w:r>
+    </w:p>
+    <w:p>
+      <w:pPr>
+        <w:numPr>
+          <w:ilvl w:val="1"/>
+          <w:numId w:val="1008"/>
+        </w:numPr>
+        <w:pStyle w:val="Compact"/>
+      </w:pPr>
+      <w:r>
+        <w:t xml:space="preserve">Wallets MUST subscribe and notify via the user's opted-in channel (push/email/SMS)</w:t>
+      </w:r>
+    </w:p>
+    <w:p>
+      <w:pPr>
+        <w:numPr>
+          <w:ilvl w:val="0"/>
           <w:numId w:val="1006"/>
         </w:numPr>
-        <w:pStyle w:val="Compact"/>
-      </w:pPr>
-      <w:r>
-        <w:t xml:space="preserve">Recomputes</w:t>
-      </w:r>
-      <w:r>
-        <w:t xml:space="preserve"> </w:t>
-      </w:r>
-      <w:r>
-        <w:rPr>
-          <w:rStyle w:val="VerbatimChar"/>
-        </w:rPr>
-        <w:t xml:space="preserve">auth_hash</w:t>
-      </w:r>
-      <w:r>
-        <w:t xml:space="preserve"> </w:t>
-      </w:r>
-      <w:r>
-        <w:t xml:space="preserve">from supplied fields and verifies match against the proof's public input</w:t>
+      </w:pPr>
+      <w:r>
+        <w:rPr>
+          <w:b/>
+        </w:rPr>
+        <w:t xml:space="preserve">30-day timelock + cancellation policy + completion.</w:t>
+      </w:r>
+      <w:r>
+        <w:t xml:space="preserve"> </w:t>
+      </w:r>
+      <w:r>
+        <w:t xml:space="preserve">During the window,</w:t>
+      </w:r>
+      <w:r>
+        <w:t xml:space="preserve"> </w:t>
+      </w:r>
+      <w:r>
+        <w:rPr>
+          <w:rStyle w:val="VerbatimChar"/>
+        </w:rPr>
+        <w:t xml:space="preserve">cancel_recovery()</w:t>
+      </w:r>
+      <w:r>
+        <w:t xml:space="preserve"> </w:t>
+      </w:r>
+      <w:r>
+        <w:t xml:space="preserve">requires:</w:t>
       </w:r>
     </w:p>
     <w:p>
       <w:pPr>
         <w:numPr>
           <w:ilvl w:val="1"/>
-          <w:numId w:val="1006"/>
+          <w:numId w:val="1009"/>
         </w:numPr>
         <w:pStyle w:val="Compact"/>
       </w:pPr>
       <w:r>
-        <w:rPr>
-          <w:b/>
-        </w:rPr>
-        <w:t xml:space="preserve">Verifies</w:t>
-      </w:r>
-      <w:r>
-        <w:rPr>
-          <w:b/>
-        </w:rPr>
-        <w:t xml:space="preserve"> </w:t>
-      </w:r>
-      <w:r>
-        <w:rPr>
-          <w:rStyle w:val="VerbatimChar"/>
-          <w:b/>
-        </w:rPr>
-        <w:t xml:space="preserve">timelock_duration ≥ 7 days</w:t>
-      </w:r>
-      <w:r>
-        <w:rPr>
-          <w:b/>
-        </w:rPr>
-        <w:t xml:space="preserve"> </w:t>
-      </w:r>
-      <w:r>
-        <w:rPr>
-          <w:b/>
-        </w:rPr>
-        <w:t xml:space="preserve">(controller-side floor; not just in-circuit)</w:t>
+        <w:t xml:space="preserve">WebAuthn signer signature over</w:t>
+      </w:r>
+      <w:r>
+        <w:t xml:space="preserve"> </w:t>
+      </w:r>
+      <w:r>
+        <w:rPr>
+          <w:rStyle w:val="VerbatimChar"/>
+        </w:rPr>
+        <w:t xml:space="preserve">cancel_hash = Poseidon2(domain_sep_cancel, account_id, contract_addr, current_recovery_nonce, ledger_seq_at_cancel)</w:t>
       </w:r>
     </w:p>
     <w:p>
       <w:pPr>
         <w:numPr>
           <w:ilvl w:val="1"/>
-          <w:numId w:val="1006"/>
+          <w:numId w:val="1009"/>
         </w:numPr>
         <w:pStyle w:val="Compact"/>
       </w:pPr>
       <w:r>
-        <w:t xml:space="preserve">Verifies</w:t>
-      </w:r>
-      <w:r>
-        <w:t xml:space="preserve"> </w:t>
-      </w:r>
-      <w:r>
-        <w:rPr>
-          <w:rStyle w:val="VerbatimChar"/>
-        </w:rPr>
-        <w:t xml:space="preserve">nonce</w:t>
-      </w:r>
-      <w:r>
-        <w:t xml:space="preserve"> </w:t>
-      </w:r>
-      <w:r>
-        <w:t xml:space="preserve">is monotonic (controller's per-account counter)</w:t>
+        <w:rPr>
+          <w:b/>
+        </w:rPr>
+        <w:t xml:space="preserve">AND</w:t>
+      </w:r>
+      <w:r>
+        <w:t xml:space="preserve"> </w:t>
+      </w:r>
+      <w:r>
+        <w:t xml:space="preserve">a fresh</w:t>
+      </w:r>
+      <w:r>
+        <w:t xml:space="preserve"> </w:t>
+      </w:r>
+      <w:r>
+        <w:rPr>
+          <w:rStyle w:val="VerbatimChar"/>
+        </w:rPr>
+        <w:t xml:space="preserve">cancel_proof</w:t>
+      </w:r>
+      <w:r>
+        <w:t xml:space="preserve">: a mini-Noir circuit proving</w:t>
+      </w:r>
+      <w:r>
+        <w:t xml:space="preserve"> </w:t>
+      </w:r>
+      <w:r>
+        <w:rPr>
+          <w:rStyle w:val="VerbatimChar"/>
+        </w:rPr>
+        <w:t xml:space="preserve">Poseidon2(domain_sep_commitment, secret) == commitment</w:t>
+      </w:r>
+      <w:r>
+        <w:t xml:space="preserve"> </w:t>
+      </w:r>
+      <w:r>
+        <w:t xml:space="preserve">for the same</w:t>
+      </w:r>
+      <w:r>
+        <w:t xml:space="preserve"> </w:t>
+      </w:r>
+      <w:r>
+        <w:rPr>
+          <w:rStyle w:val="VerbatimChar"/>
+        </w:rPr>
+        <w:t xml:space="preserve">commitment</w:t>
+      </w:r>
+      <w:r>
+        <w:t xml:space="preserve">. This means cancellation requires</w:t>
+      </w:r>
+      <w:r>
+        <w:t xml:space="preserve"> </w:t>
+      </w:r>
+      <w:r>
+        <w:rPr>
+          <w:i/>
+        </w:rPr>
+        <w:t xml:space="preserve">either</w:t>
+      </w:r>
+      <w:r>
+        <w:t xml:space="preserve"> </w:t>
+      </w:r>
+      <w:r>
+        <w:t xml:space="preserve">the legitimate user (who has the seed)</w:t>
+      </w:r>
+      <w:r>
+        <w:t xml:space="preserve"> </w:t>
+      </w:r>
+      <w:r>
+        <w:rPr>
+          <w:i/>
+        </w:rPr>
+        <w:t xml:space="preserve">or</w:t>
+      </w:r>
+      <w:r>
+        <w:t xml:space="preserve"> </w:t>
+      </w:r>
+      <w:r>
+        <w:t xml:space="preserve">an attacker who has both the WebAuthn signer AND the seed (in which case rotation is the easier attack — cancellation is pointless).</w:t>
       </w:r>
     </w:p>
     <w:p>
       <w:pPr>
         <w:numPr>
           <w:ilvl w:val="1"/>
-          <w:numId w:val="1006"/>
+          <w:numId w:val="1009"/>
         </w:numPr>
         <w:pStyle w:val="Compact"/>
       </w:pPr>
       <w:r>
-        <w:t xml:space="preserve">Pays TTL extension from the recovery deposit (35 days)</w:t>
+        <w:rPr>
+          <w:b/>
+        </w:rPr>
+        <w:t xml:space="preserve">Cap of 2 cancels per recovery initiation.</w:t>
+      </w:r>
+      <w:r>
+        <w:t xml:space="preserve"> </w:t>
+      </w:r>
+      <w:r>
+        <w:t xml:space="preserve">A 3rd</w:t>
+      </w:r>
+      <w:r>
+        <w:t xml:space="preserve"> </w:t>
+      </w:r>
+      <w:r>
+        <w:rPr>
+          <w:rStyle w:val="VerbatimChar"/>
+        </w:rPr>
+        <w:t xml:space="preserve">cancel_recovery</w:t>
+      </w:r>
+      <w:r>
+        <w:t xml:space="preserve"> </w:t>
+      </w:r>
+      <w:r>
+        <w:t xml:space="preserve">is rejected; the recovery completes after the 30-day window. Cancel count is included in</w:t>
+      </w:r>
+      <w:r>
+        <w:t xml:space="preserve"> </w:t>
+      </w:r>
+      <w:r>
+        <w:rPr>
+          <w:rStyle w:val="VerbatimChar"/>
+        </w:rPr>
+        <w:t xml:space="preserve">RecoveryInitiated</w:t>
+      </w:r>
+      <w:r>
+        <w:t xml:space="preserve">/</w:t>
+      </w:r>
+      <w:r>
+        <w:rPr>
+          <w:rStyle w:val="VerbatimChar"/>
+        </w:rPr>
+        <w:t xml:space="preserve">RecoveryCancelled</w:t>
+      </w:r>
+      <w:r>
+        <w:t xml:space="preserve"> </w:t>
+      </w:r>
+      <w:r>
+        <w:t xml:space="preserve">events for monitoring.</w:t>
       </w:r>
     </w:p>
     <w:p>
       <w:pPr>
         <w:numPr>
           <w:ilvl w:val="1"/>
-          <w:numId w:val="1006"/>
-        </w:numPr>
-        <w:pStyle w:val="Compact"/>
-      </w:pPr>
-      <w:r>
-        <w:t xml:space="preserve">Stores pending rotation in persistent storage</w:t>
-      </w:r>
-    </w:p>
-    <w:p>
-      <w:pPr>
-        <w:numPr>
-          <w:ilvl w:val="1"/>
-          <w:numId w:val="1006"/>
-        </w:numPr>
-        <w:pStyle w:val="Compact"/>
-      </w:pPr>
-      <w:r>
-        <w:t xml:space="preserve">Emits</w:t>
-      </w:r>
-      <w:r>
-        <w:t xml:space="preserve"> </w:t>
-      </w:r>
-      <w:r>
-        <w:rPr>
-          <w:rStyle w:val="VerbatimChar"/>
-        </w:rPr>
-        <w:t xml:space="preserve">RecoveryInitiated(account, new_pubkey_hash, completes_at_ledger, cancel_count=0)</w:t>
-      </w:r>
-      <w:r>
-        <w:t xml:space="preserve"> </w:t>
-      </w:r>
-      <w:r>
-        <w:t xml:space="preserve">event</w:t>
-      </w:r>
-    </w:p>
-    <w:p>
-      <w:pPr>
-        <w:numPr>
-          <w:ilvl w:val="1"/>
-          <w:numId w:val="1006"/>
-        </w:numPr>
-        <w:pStyle w:val="Compact"/>
-      </w:pPr>
-      <w:r>
-        <w:t xml:space="preserve">Wallets MUST subscribe and notify via the user's opted-in channel (push/email/SMS)</w:t>
-      </w:r>
-    </w:p>
-    <w:p>
-      <w:pPr>
-        <w:numPr>
-          <w:ilvl w:val="0"/>
-          <w:numId w:val="1005"/>
-        </w:numPr>
-      </w:pPr>
-      <w:r>
-        <w:rPr>
-          <w:b/>
-        </w:rPr>
-        <w:t xml:space="preserve">30-day timelock + cancellation policy + completion.</w:t>
-      </w:r>
-      <w:r>
-        <w:t xml:space="preserve"> </w:t>
-      </w:r>
-      <w:r>
-        <w:t xml:space="preserve">During the window,</w:t>
-      </w:r>
-      <w:r>
-        <w:t xml:space="preserve"> </w:t>
-      </w:r>
-      <w:r>
-        <w:rPr>
-          <w:rStyle w:val="VerbatimChar"/>
-        </w:rPr>
-        <w:t xml:space="preserve">cancel_recovery()</w:t>
-      </w:r>
-      <w:r>
-        <w:t xml:space="preserve"> </w:t>
-      </w:r>
-      <w:r>
-        <w:t xml:space="preserve">requires:</w:t>
-      </w:r>
-    </w:p>
-    <w:p>
-      <w:pPr>
-        <w:numPr>
-          <w:ilvl w:val="1"/>
-          <w:numId w:val="1007"/>
-        </w:numPr>
-        <w:pStyle w:val="Compact"/>
-      </w:pPr>
-      <w:r>
-        <w:t xml:space="preserve">WebAuthn signer signature over</w:t>
-      </w:r>
-      <w:r>
-        <w:t xml:space="preserve"> </w:t>
-      </w:r>
-      <w:r>
-        <w:rPr>
-          <w:rStyle w:val="VerbatimChar"/>
-        </w:rPr>
-        <w:t xml:space="preserve">cancel_hash = Poseidon2(domain_sep_cancel, account_id, contract_addr, current_recovery_nonce, ledger_seq_at_cancel)</w:t>
-      </w:r>
-    </w:p>
-    <w:p>
-      <w:pPr>
-        <w:numPr>
-          <w:ilvl w:val="1"/>
-          <w:numId w:val="1007"/>
-        </w:numPr>
-        <w:pStyle w:val="Compact"/>
-      </w:pPr>
-      <w:r>
-        <w:rPr>
-          <w:b/>
-        </w:rPr>
-        <w:t xml:space="preserve">AND</w:t>
-      </w:r>
-      <w:r>
-        <w:t xml:space="preserve"> </w:t>
-      </w:r>
-      <w:r>
-        <w:t xml:space="preserve">a fresh</w:t>
-      </w:r>
-      <w:r>
-        <w:t xml:space="preserve"> </w:t>
-      </w:r>
-      <w:r>
-        <w:rPr>
-          <w:rStyle w:val="VerbatimChar"/>
-        </w:rPr>
-        <w:t xml:space="preserve">cancel_proof</w:t>
-      </w:r>
-      <w:r>
-        <w:t xml:space="preserve">: a mini-Noir circuit proving</w:t>
-      </w:r>
-      <w:r>
-        <w:t xml:space="preserve"> </w:t>
-      </w:r>
-      <w:r>
-        <w:rPr>
-          <w:rStyle w:val="VerbatimChar"/>
-        </w:rPr>
-        <w:t xml:space="preserve">Poseidon2(domain_sep_commitment, secret) == commitment</w:t>
-      </w:r>
-      <w:r>
-        <w:t xml:space="preserve"> </w:t>
-      </w:r>
-      <w:r>
-        <w:t xml:space="preserve">for the same</w:t>
-      </w:r>
-      <w:r>
-        <w:t xml:space="preserve"> </w:t>
-      </w:r>
-      <w:r>
-        <w:rPr>
-          <w:rStyle w:val="VerbatimChar"/>
-        </w:rPr>
-        <w:t xml:space="preserve">commitment</w:t>
-      </w:r>
-      <w:r>
-        <w:t xml:space="preserve">. This means cancellation requires</w:t>
-      </w:r>
-      <w:r>
-        <w:t xml:space="preserve"> </w:t>
-      </w:r>
-      <w:r>
-        <w:rPr>
-          <w:i/>
-        </w:rPr>
-        <w:t xml:space="preserve">either</w:t>
-      </w:r>
-      <w:r>
-        <w:t xml:space="preserve"> </w:t>
-      </w:r>
-      <w:r>
-        <w:t xml:space="preserve">the legitimate user (who has the seed)</w:t>
-      </w:r>
-      <w:r>
-        <w:t xml:space="preserve"> </w:t>
-      </w:r>
-      <w:r>
-        <w:rPr>
-          <w:i/>
-        </w:rPr>
-        <w:t xml:space="preserve">or</w:t>
-      </w:r>
-      <w:r>
-        <w:t xml:space="preserve"> </w:t>
-      </w:r>
-      <w:r>
-        <w:t xml:space="preserve">an attacker who has both the WebAuthn signer AND the seed (in which case rotation is the easier attack — cancellation is pointless).</w:t>
-      </w:r>
-    </w:p>
-    <w:p>
-      <w:pPr>
-        <w:numPr>
-          <w:ilvl w:val="1"/>
-          <w:numId w:val="1007"/>
-        </w:numPr>
-        <w:pStyle w:val="Compact"/>
-      </w:pPr>
-      <w:r>
-        <w:rPr>
-          <w:b/>
-        </w:rPr>
-        <w:t xml:space="preserve">Cap of 2 cancels per recovery initiation.</w:t>
-      </w:r>
-      <w:r>
-        <w:t xml:space="preserve"> </w:t>
-      </w:r>
-      <w:r>
-        <w:t xml:space="preserve">A 3rd</w:t>
-      </w:r>
-      <w:r>
-        <w:t xml:space="preserve"> </w:t>
-      </w:r>
-      <w:r>
-        <w:rPr>
-          <w:rStyle w:val="VerbatimChar"/>
-        </w:rPr>
-        <w:t xml:space="preserve">cancel_recovery</w:t>
-      </w:r>
-      <w:r>
-        <w:t xml:space="preserve"> </w:t>
-      </w:r>
-      <w:r>
-        <w:t xml:space="preserve">is rejected; the recovery completes after the 30-day window. Cancel count is included in</w:t>
-      </w:r>
-      <w:r>
-        <w:t xml:space="preserve"> </w:t>
-      </w:r>
-      <w:r>
-        <w:rPr>
-          <w:rStyle w:val="VerbatimChar"/>
-        </w:rPr>
-        <w:t xml:space="preserve">RecoveryInitiated</w:t>
-      </w:r>
-      <w:r>
-        <w:t xml:space="preserve">/</w:t>
-      </w:r>
-      <w:r>
-        <w:rPr>
-          <w:rStyle w:val="VerbatimChar"/>
-        </w:rPr>
-        <w:t xml:space="preserve">RecoveryCancelled</w:t>
-      </w:r>
-      <w:r>
-        <w:t xml:space="preserve"> </w:t>
-      </w:r>
-      <w:r>
-        <w:t xml:space="preserve">events for monitoring.</w:t>
-      </w:r>
-    </w:p>
-    <w:p>
-      <w:pPr>
-        <w:numPr>
-          <w:ilvl w:val="1"/>
-          <w:numId w:val="1007"/>
+          <w:numId w:val="1009"/>
         </w:numPr>
         <w:pStyle w:val="Compact"/>
       </w:pPr>
@@ -3907,443 +3860,6 @@
       <w:r>
         <w:t xml:space="preserve">.</w:t>
       </w:r>
-    </w:p>
-    <w:p>
-      <w:pPr>
-        <w:numPr>
-          <w:ilvl w:val="0"/>
-          <w:numId w:val="1008"/>
-        </w:numPr>
-        <w:pStyle w:val="Compact"/>
-      </w:pPr>
-      <w:r>
-        <w:rPr>
-          <w:b/>
-        </w:rPr>
-        <w:t xml:space="preserve">Public inputs:</w:t>
-      </w:r>
-      <w:r>
-        <w:t xml:space="preserve"> </w:t>
-      </w:r>
-      <w:r>
-        <w:rPr>
-          <w:rStyle w:val="VerbatimChar"/>
-        </w:rPr>
-        <w:t xml:space="preserve">commitment</w:t>
-      </w:r>
-      <w:r>
-        <w:t xml:space="preserve"> </w:t>
-      </w:r>
-      <w:r>
-        <w:t xml:space="preserve">(output),</w:t>
-      </w:r>
-      <w:r>
-        <w:t xml:space="preserve"> </w:t>
-      </w:r>
-      <w:r>
-        <w:rPr>
-          <w:rStyle w:val="VerbatimChar"/>
-        </w:rPr>
-        <w:t xml:space="preserve">provenance_root</w:t>
-      </w:r>
-      <w:r>
-        <w:t xml:space="preserve">,</w:t>
-      </w:r>
-      <w:r>
-        <w:t xml:space="preserve"> </w:t>
-      </w:r>
-      <w:r>
-        <w:rPr>
-          <w:rStyle w:val="VerbatimChar"/>
-        </w:rPr>
-        <w:t xml:space="preserve">auth_hash</w:t>
-      </w:r>
-      <w:r>
-        <w:t xml:space="preserve"> </w:t>
-      </w:r>
-      <w:r>
-        <w:t xml:space="preserve">(single Field),</w:t>
-      </w:r>
-      <w:r>
-        <w:t xml:space="preserve"> </w:t>
-      </w:r>
-      <w:r>
-        <w:rPr>
-          <w:rStyle w:val="VerbatimChar"/>
-        </w:rPr>
-        <w:t xml:space="preserve">mint_id</w:t>
-      </w:r>
-      <w:r>
-        <w:t xml:space="preserve">,</w:t>
-      </w:r>
-      <w:r>
-        <w:t xml:space="preserve"> </w:t>
-      </w:r>
-      <w:r>
-        <w:rPr>
-          <w:rStyle w:val="VerbatimChar"/>
-        </w:rPr>
-        <w:t xml:space="preserve">token_id</w:t>
-      </w:r>
-      <w:r>
-        <w:t xml:space="preserve">.</w:t>
-      </w:r>
-    </w:p>
-    <w:p>
-      <w:pPr>
-        <w:numPr>
-          <w:ilvl w:val="0"/>
-          <w:numId w:val="1008"/>
-        </w:numPr>
-        <w:pStyle w:val="Compact"/>
-      </w:pPr>
-      <w:r>
-        <w:rPr>
-          <w:b/>
-        </w:rPr>
-        <w:t xml:space="preserve">Private inputs:</w:t>
-      </w:r>
-      <w:r>
-        <w:t xml:space="preserve"> </w:t>
-      </w:r>
-      <w:r>
-        <w:t xml:space="preserve">institutional ECDSA-P256 signature, collector ECDSA-P256 signature,</w:t>
-      </w:r>
-      <w:r>
-        <w:t xml:space="preserve"> </w:t>
-      </w:r>
-      <w:r>
-        <w:rPr>
-          <w:rStyle w:val="VerbatimChar"/>
-        </w:rPr>
-        <w:t xml:space="preserve">provenance_secret</w:t>
-      </w:r>
-      <w:r>
-        <w:t xml:space="preserve">, collector</w:t>
-      </w:r>
-      <w:r>
-        <w:t xml:space="preserve"> </w:t>
-      </w:r>
-      <w:r>
-        <w:rPr>
-          <w:rStyle w:val="VerbatimChar"/>
-        </w:rPr>
-        <w:t xml:space="preserve">owner_secret</w:t>
-      </w:r>
-      <w:r>
-        <w:t xml:space="preserve">, collector pubkey limbs.</w:t>
-      </w:r>
-    </w:p>
-    <w:p>
-      <w:pPr>
-        <w:numPr>
-          <w:ilvl w:val="0"/>
-          <w:numId w:val="1008"/>
-        </w:numPr>
-        <w:pStyle w:val="Compact"/>
-      </w:pPr>
-      <w:r>
-        <w:rPr>
-          <w:b/>
-        </w:rPr>
-        <w:t xml:space="preserve">Asserts:</w:t>
-      </w:r>
-      <w:r>
-        <w:t xml:space="preserve"> </w:t>
-      </w:r>
-      <w:r>
-        <w:t xml:space="preserve">institutional and collector pubkeys both on-curve; both ECDSA verify against</w:t>
-      </w:r>
-      <w:r>
-        <w:t xml:space="preserve"> </w:t>
-      </w:r>
-      <w:r>
-        <w:rPr>
-          <w:rStyle w:val="VerbatimChar"/>
-        </w:rPr>
-        <w:t xml:space="preserve">auth_hash</w:t>
-      </w:r>
-      <w:r>
-        <w:t xml:space="preserve">; canonical-limb encoding for both pubkeys;</w:t>
-      </w:r>
-      <w:r>
-        <w:t xml:space="preserve"> </w:t>
-      </w:r>
-      <w:r>
-        <w:rPr>
-          <w:rStyle w:val="VerbatimChar"/>
-        </w:rPr>
-        <w:t xml:space="preserve">auth_hash</w:t>
-      </w:r>
-      <w:r>
-        <w:t xml:space="preserve"> </w:t>
-      </w:r>
-      <w:r>
-        <w:t xml:space="preserve">binds</w:t>
-      </w:r>
-      <w:r>
-        <w:t xml:space="preserve"> </w:t>
-      </w:r>
-      <w:r>
-        <w:rPr>
-          <w:rStyle w:val="VerbatimChar"/>
-        </w:rPr>
-        <w:t xml:space="preserve">mint_id</w:t>
-      </w:r>
-      <w:r>
-        <w:t xml:space="preserve">,</w:t>
-      </w:r>
-      <w:r>
-        <w:t xml:space="preserve"> </w:t>
-      </w:r>
-      <w:r>
-        <w:rPr>
-          <w:rStyle w:val="VerbatimChar"/>
-        </w:rPr>
-        <w:t xml:space="preserve">token_id</w:t>
-      </w:r>
-      <w:r>
-        <w:t xml:space="preserve">, both pubkeys,</w:t>
-      </w:r>
-      <w:r>
-        <w:t xml:space="preserve"> </w:t>
-      </w:r>
-      <w:r>
-        <w:rPr>
-          <w:rStyle w:val="VerbatimChar"/>
-        </w:rPr>
-        <w:t xml:space="preserve">provenance_secret</w:t>
-      </w:r>
-      <w:r>
-        <w:t xml:space="preserve">, and an institution-side freshness counter;</w:t>
-      </w:r>
-      <w:r>
-        <w:t xml:space="preserve"> </w:t>
-      </w:r>
-      <w:r>
-        <w:rPr>
-          <w:rStyle w:val="VerbatimChar"/>
-        </w:rPr>
-        <w:t xml:space="preserve">commitment = Poseidon2(domain_sep_arts1_mint, collector_pk_limbs, owner_secret)</w:t>
-      </w:r>
-      <w:r>
-        <w:t xml:space="preserve">.</w:t>
-      </w:r>
-    </w:p>
-    <w:p>
-      <w:pPr>
-        <w:numPr>
-          <w:ilvl w:val="0"/>
-          <w:numId w:val="1008"/>
-        </w:numPr>
-        <w:pStyle w:val="Compact"/>
-      </w:pPr>
-      <w:r>
-        <w:rPr>
-          <w:b/>
-        </w:rPr>
-        <w:t xml:space="preserve">Estimated gates:</w:t>
-      </w:r>
-      <w:r>
-        <w:t xml:space="preserve"> </w:t>
-      </w:r>
-      <w:r>
-        <w:t xml:space="preserve">220–280k UltraHonk gates. Browser prove: 90–180s in WASM, peak heap 1.2–1.8 GB. Will OOM iOS Safari;</w:t>
-      </w:r>
-      <w:r>
-        <w:t xml:space="preserve"> </w:t>
-      </w:r>
-      <w:r>
-        <w:rPr>
-          <w:b/>
-        </w:rPr>
-        <w:t xml:space="preserve">mobile mint must use server-side proving via Neftwerk Protocol</w:t>
-      </w:r>
-      <w:r>
-        <w:t xml:space="preserve"> </w:t>
-      </w:r>
-      <w:r>
-        <w:t xml:space="preserve">(acceptable trust model at mint because Neftwerk is the institutional co-signer anyway).</w:t>
-      </w:r>
-    </w:p>
-    <w:p>
-      <w:pPr>
-        <w:pStyle w:val="Heading3"/>
-      </w:pPr>
-      <w:bookmarkStart w:id="30" w:name="arts1_ownership"/>
-      <w:r>
-        <w:rPr>
-          <w:rStyle w:val="VerbatimChar"/>
-        </w:rPr>
-        <w:t xml:space="preserve">arts1_ownership</w:t>
-      </w:r>
-      <w:bookmarkEnd w:id="30"/>
-    </w:p>
-    <w:p>
-      <w:pPr>
-        <w:numPr>
-          <w:ilvl w:val="0"/>
-          <w:numId w:val="1009"/>
-        </w:numPr>
-        <w:pStyle w:val="Compact"/>
-      </w:pPr>
-      <w:r>
-        <w:rPr>
-          <w:b/>
-        </w:rPr>
-        <w:t xml:space="preserve">Public inputs:</w:t>
-      </w:r>
-      <w:r>
-        <w:t xml:space="preserve"> </w:t>
-      </w:r>
-      <w:r>
-        <w:rPr>
-          <w:rStyle w:val="VerbatimChar"/>
-        </w:rPr>
-        <w:t xml:space="preserve">commitment</w:t>
-      </w:r>
-      <w:r>
-        <w:t xml:space="preserve">,</w:t>
-      </w:r>
-      <w:r>
-        <w:t xml:space="preserve"> </w:t>
-      </w:r>
-      <w:r>
-        <w:rPr>
-          <w:rStyle w:val="VerbatimChar"/>
-        </w:rPr>
-        <w:t xml:space="preserve">auth_hash</w:t>
-      </w:r>
-      <w:r>
-        <w:t xml:space="preserve">,</w:t>
-      </w:r>
-      <w:r>
-        <w:t xml:space="preserve"> </w:t>
-      </w:r>
-      <w:r>
-        <w:rPr>
-          <w:rStyle w:val="VerbatimChar"/>
-        </w:rPr>
-        <w:t xml:space="preserve">token_id</w:t>
-      </w:r>
-      <w:r>
-        <w:t xml:space="preserve">.</w:t>
-      </w:r>
-    </w:p>
-    <w:p>
-      <w:pPr>
-        <w:numPr>
-          <w:ilvl w:val="0"/>
-          <w:numId w:val="1009"/>
-        </w:numPr>
-        <w:pStyle w:val="Compact"/>
-      </w:pPr>
-      <w:r>
-        <w:rPr>
-          <w:b/>
-        </w:rPr>
-        <w:t xml:space="preserve">Private inputs:</w:t>
-      </w:r>
-      <w:r>
-        <w:t xml:space="preserve"> </w:t>
-      </w:r>
-      <w:r>
-        <w:rPr>
-          <w:rStyle w:val="VerbatimChar"/>
-        </w:rPr>
-        <w:t xml:space="preserve">owner_secret</w:t>
-      </w:r>
-      <w:r>
-        <w:t xml:space="preserve">, collector pubkey limbs, ECDSA signature over</w:t>
-      </w:r>
-      <w:r>
-        <w:t xml:space="preserve"> </w:t>
-      </w:r>
-      <w:r>
-        <w:rPr>
-          <w:rStyle w:val="VerbatimChar"/>
-        </w:rPr>
-        <w:t xml:space="preserve">auth_hash</w:t>
-      </w:r>
-      <w:r>
-        <w:t xml:space="preserve">.</w:t>
-      </w:r>
-    </w:p>
-    <w:p>
-      <w:pPr>
-        <w:numPr>
-          <w:ilvl w:val="0"/>
-          <w:numId w:val="1009"/>
-        </w:numPr>
-        <w:pStyle w:val="Compact"/>
-      </w:pPr>
-      <w:r>
-        <w:rPr>
-          <w:b/>
-        </w:rPr>
-        <w:t xml:space="preserve">Asserts:</w:t>
-      </w:r>
-      <w:r>
-        <w:t xml:space="preserve"> </w:t>
-      </w:r>
-      <w:r>
-        <w:rPr>
-          <w:rStyle w:val="VerbatimChar"/>
-        </w:rPr>
-        <w:t xml:space="preserve">auth_hash</w:t>
-      </w:r>
-      <w:r>
-        <w:t xml:space="preserve"> </w:t>
-      </w:r>
-      <w:r>
-        <w:t xml:space="preserve">binds</w:t>
-      </w:r>
-      <w:r>
-        <w:t xml:space="preserve"> </w:t>
-      </w:r>
-      <w:r>
-        <w:rPr>
-          <w:rStyle w:val="VerbatimChar"/>
-        </w:rPr>
-        <w:t xml:space="preserve">token_id</w:t>
-      </w:r>
-      <w:r>
-        <w:t xml:space="preserve">, transaction nonce, contract address, function selector, call args; pubkey on-curve; canonical limbs; commitment matches; signature valid.</w:t>
-      </w:r>
-    </w:p>
-    <w:p>
-      <w:pPr>
-        <w:numPr>
-          <w:ilvl w:val="0"/>
-          <w:numId w:val="1009"/>
-        </w:numPr>
-        <w:pStyle w:val="Compact"/>
-      </w:pPr>
-      <w:r>
-        <w:rPr>
-          <w:b/>
-        </w:rPr>
-        <w:t xml:space="preserve">Estimated gates:</w:t>
-      </w:r>
-      <w:r>
-        <w:t xml:space="preserve"> </w:t>
-      </w:r>
-      <w:r>
-        <w:t xml:space="preserve">~110k UltraHonk gates. Browser prove: 8–15s.</w:t>
-      </w:r>
-    </w:p>
-    <w:p>
-      <w:pPr>
-        <w:pStyle w:val="Heading3"/>
-      </w:pPr>
-      <w:bookmarkStart w:id="31" w:name="arts1_recovery"/>
-      <w:r>
-        <w:rPr>
-          <w:rStyle w:val="VerbatimChar"/>
-        </w:rPr>
-        <w:t xml:space="preserve">arts1_recovery</w:t>
-      </w:r>
-      <w:bookmarkEnd w:id="31"/>
     </w:p>
     <w:p>
       <w:pPr>
@@ -4366,7 +3882,22 @@
         <w:rPr>
           <w:rStyle w:val="VerbatimChar"/>
         </w:rPr>
-        <w:t xml:space="preserve">owner_secret_commitment</w:t>
+        <w:t xml:space="preserve">commitment</w:t>
+      </w:r>
+      <w:r>
+        <w:t xml:space="preserve"> </w:t>
+      </w:r>
+      <w:r>
+        <w:t xml:space="preserve">(output),</w:t>
+      </w:r>
+      <w:r>
+        <w:t xml:space="preserve"> </w:t>
+      </w:r>
+      <w:r>
+        <w:rPr>
+          <w:rStyle w:val="VerbatimChar"/>
+        </w:rPr>
+        <w:t xml:space="preserve">provenance_root</w:t>
       </w:r>
       <w:r>
         <w:t xml:space="preserve">,</w:t>
@@ -4381,6 +3912,21 @@
         <w:t xml:space="preserve">auth_hash</w:t>
       </w:r>
       <w:r>
+        <w:t xml:space="preserve"> </w:t>
+      </w:r>
+      <w:r>
+        <w:t xml:space="preserve">(single Field),</w:t>
+      </w:r>
+      <w:r>
+        <w:t xml:space="preserve"> </w:t>
+      </w:r>
+      <w:r>
+        <w:rPr>
+          <w:rStyle w:val="VerbatimChar"/>
+        </w:rPr>
+        <w:t xml:space="preserve">mint_id</w:t>
+      </w:r>
+      <w:r>
         <w:t xml:space="preserve">,</w:t>
       </w:r>
       <w:r>
@@ -4391,18 +3937,6 @@
           <w:rStyle w:val="VerbatimChar"/>
         </w:rPr>
         <w:t xml:space="preserve">token_id</w:t>
-      </w:r>
-      <w:r>
-        <w:t xml:space="preserve">,</w:t>
-      </w:r>
-      <w:r>
-        <w:t xml:space="preserve"> </w:t>
-      </w:r>
-      <w:r>
-        <w:rPr>
-          <w:rStyle w:val="VerbatimChar"/>
-        </w:rPr>
-        <w:t xml:space="preserve">new_owner_pubkey_limbs</w:t>
       </w:r>
       <w:r>
         <w:t xml:space="preserve">.</w:t>
@@ -4426,13 +3960,31 @@
         <w:t xml:space="preserve"> </w:t>
       </w:r>
       <w:r>
+        <w:t xml:space="preserve">institutional ECDSA-P256 signature, collector ECDSA-P256 signature,</w:t>
+      </w:r>
+      <w:r>
+        <w:t xml:space="preserve"> </w:t>
+      </w:r>
+      <w:r>
+        <w:rPr>
+          <w:rStyle w:val="VerbatimChar"/>
+        </w:rPr>
+        <w:t xml:space="preserve">provenance_secret</w:t>
+      </w:r>
+      <w:r>
+        <w:t xml:space="preserve">, collector</w:t>
+      </w:r>
+      <w:r>
+        <w:t xml:space="preserve"> </w:t>
+      </w:r>
+      <w:r>
         <w:rPr>
           <w:rStyle w:val="VerbatimChar"/>
         </w:rPr>
         <w:t xml:space="preserve">owner_secret</w:t>
       </w:r>
       <w:r>
-        <w:t xml:space="preserve">.</w:t>
+        <w:t xml:space="preserve">, collector pubkey limbs.</w:t>
       </w:r>
     </w:p>
     <w:p>
@@ -4453,12 +4005,30 @@
         <w:t xml:space="preserve"> </w:t>
       </w:r>
       <w:r>
+        <w:t xml:space="preserve">institutional and collector pubkeys both on-curve; both ECDSA verify against</w:t>
+      </w:r>
+      <w:r>
+        <w:t xml:space="preserve"> </w:t>
+      </w:r>
+      <w:r>
         <w:rPr>
           <w:rStyle w:val="VerbatimChar"/>
         </w:rPr>
         <w:t xml:space="preserve">auth_hash</w:t>
       </w:r>
       <w:r>
+        <w:t xml:space="preserve">; canonical-limb encoding for both pubkeys;</w:t>
+      </w:r>
+      <w:r>
+        <w:t xml:space="preserve"> </w:t>
+      </w:r>
+      <w:r>
+        <w:rPr>
+          <w:rStyle w:val="VerbatimChar"/>
+        </w:rPr>
+        <w:t xml:space="preserve">auth_hash</w:t>
+      </w:r>
+      <w:r>
         <w:t xml:space="preserve"> </w:t>
       </w:r>
       <w:r>
@@ -4471,22 +4041,46 @@
         <w:rPr>
           <w:rStyle w:val="VerbatimChar"/>
         </w:rPr>
+        <w:t xml:space="preserve">mint_id</w:t>
+      </w:r>
+      <w:r>
+        <w:t xml:space="preserve">,</w:t>
+      </w:r>
+      <w:r>
+        <w:t xml:space="preserve"> </w:t>
+      </w:r>
+      <w:r>
+        <w:rPr>
+          <w:rStyle w:val="VerbatimChar"/>
+        </w:rPr>
         <w:t xml:space="preserve">token_id</w:t>
       </w:r>
       <w:r>
-        <w:t xml:space="preserve">, contract address,</w:t>
-      </w:r>
-      <w:r>
-        <w:t xml:space="preserve"> </w:t>
-      </w:r>
-      <w:r>
-        <w:rPr>
-          <w:rStyle w:val="VerbatimChar"/>
-        </w:rPr>
-        <w:t xml:space="preserve">new_owner_pubkey_limbs</w:t>
-      </w:r>
-      <w:r>
-        <w:t xml:space="preserve">, monotonic nonce, timelock floor; commitment matches.</w:t>
+        <w:t xml:space="preserve">, both pubkeys,</w:t>
+      </w:r>
+      <w:r>
+        <w:t xml:space="preserve"> </w:t>
+      </w:r>
+      <w:r>
+        <w:rPr>
+          <w:rStyle w:val="VerbatimChar"/>
+        </w:rPr>
+        <w:t xml:space="preserve">provenance_secret</w:t>
+      </w:r>
+      <w:r>
+        <w:t xml:space="preserve">, and an institution-side freshness counter;</w:t>
+      </w:r>
+      <w:r>
+        <w:t xml:space="preserve"> </w:t>
+      </w:r>
+      <w:r>
+        <w:rPr>
+          <w:rStyle w:val="VerbatimChar"/>
+        </w:rPr>
+        <w:t xml:space="preserve">commitment = Poseidon2(domain_sep_arts1_mint, collector_pk_limbs, owner_secret)</w:t>
+      </w:r>
+      <w:r>
+        <w:t xml:space="preserve">.</w:t>
       </w:r>
     </w:p>
     <w:p>
@@ -4507,124 +4101,36 @@
         <w:t xml:space="preserve"> </w:t>
       </w:r>
       <w:r>
-        <w:t xml:space="preserve">6–9k UltraHonk gates. Browser prove: 2–4s.</w:t>
+        <w:t xml:space="preserve">220–280k UltraHonk gates. Browser prove: 90–180s in WASM, peak heap 1.2–1.8 GB. Will OOM iOS Safari;</w:t>
+      </w:r>
+      <w:r>
+        <w:t xml:space="preserve"> </w:t>
+      </w:r>
+      <w:r>
+        <w:rPr>
+          <w:b/>
+        </w:rPr>
+        <w:t xml:space="preserve">mobile mint must use server-side proving via Neftwerk Protocol</w:t>
+      </w:r>
+      <w:r>
+        <w:t xml:space="preserve"> </w:t>
+      </w:r>
+      <w:r>
+        <w:t xml:space="preserve">(acceptable trust model at mint because Neftwerk is the institutional co-signer anyway).</w:t>
       </w:r>
     </w:p>
     <w:p>
       <w:pPr>
         <w:pStyle w:val="Heading3"/>
       </w:pPr>
-      <w:bookmarkStart w:id="32" w:name="privacy-properties-and-known-gaps"/>
-      <w:r>
-        <w:t xml:space="preserve">Privacy properties and known gaps</w:t>
-      </w:r>
-      <w:bookmarkEnd w:id="32"/>
-    </w:p>
-    <w:p>
-      <w:pPr>
-        <w:pStyle w:val="FirstParagraph"/>
-      </w:pPr>
-      <w:r>
-        <w:t xml:space="preserve">The on-chain ARTS-1 contract knows</w:t>
-      </w:r>
-      <w:r>
-        <w:t xml:space="preserve"> </w:t>
-      </w:r>
-      <w:r>
-        <w:rPr>
-          <w:i/>
-        </w:rPr>
-        <w:t xml:space="preserve">what</w:t>
-      </w:r>
-      <w:r>
-        <w:t xml:space="preserve"> </w:t>
-      </w:r>
-      <w:r>
-        <w:t xml:space="preserve">a token is (via metadata CID) but not its price or its collector. Price/split logic is off-chain in Neftwerk's database, injected at sale time as transaction arguments ("late-binding").</w:t>
-      </w:r>
-    </w:p>
-    <w:p>
-      <w:pPr>
-        <w:pStyle w:val="BodyText"/>
-      </w:pPr>
-      <w:r>
-        <w:rPr>
-          <w:b/>
-        </w:rPr>
-        <w:t xml:space="preserve">Known gap:</w:t>
-      </w:r>
-      <w:r>
-        <w:t xml:space="preserve"> </w:t>
-      </w:r>
-      <w:r>
-        <w:t xml:space="preserve">an observer can infer the price by watching USDC outflows on settlement.</w:t>
-      </w:r>
-      <w:r>
-        <w:t xml:space="preserve"> </w:t>
-      </w:r>
-      <w:r>
-        <w:rPr>
-          <w:b/>
-        </w:rPr>
-        <w:t xml:space="preserve">Roadmap commitment:</w:t>
-      </w:r>
-      <w:r>
-        <w:t xml:space="preserve"> </w:t>
-      </w:r>
-      <w:r>
-        <w:t xml:space="preserve">a fourth circuit</w:t>
-      </w:r>
-      <w:r>
-        <w:t xml:space="preserve"> </w:t>
-      </w:r>
-      <w:r>
-        <w:rPr>
-          <w:rStyle w:val="VerbatimChar"/>
-        </w:rPr>
-        <w:t xml:space="preserve">arts1_settlement</w:t>
-      </w:r>
-      <w:r>
-        <w:t xml:space="preserve"> </w:t>
-      </w:r>
-      <w:r>
-        <w:t xml:space="preserve">using the nullifier-set primitive of §5 (out of scope for this grant; explicitly named here as the next milestone).</w:t>
-      </w:r>
-    </w:p>
-    <w:p>
-      <w:r>
-        <w:pict>
-          <v:rect style="width:0;height:1.5pt" o:hralign="center" o:hrstd="t" o:hr="t"/>
-        </w:pict>
-      </w:r>
-    </w:p>
-    <w:p>
-      <w:pPr>
-        <w:pStyle w:val="Heading2"/>
-      </w:pPr>
-      <w:bookmarkStart w:id="33" w:name="X8cc7964500eb5fb275542456895fc0d76ca9c48"/>
-      <w:r>
-        <w:t xml:space="preserve">5. Deployment evidence</w:t>
-      </w:r>
-      <w:bookmarkEnd w:id="33"/>
-    </w:p>
-    <w:p>
-      <w:pPr>
-        <w:pStyle w:val="Heading3"/>
-      </w:pPr>
-      <w:bookmarkStart w:id="34" w:name="soroban-zk-demo--full-e2e-on-testnet"/>
-      <w:r>
-        <w:rPr>
-          <w:rStyle w:val="VerbatimChar"/>
-        </w:rPr>
-        <w:t xml:space="preserve">soroban-zk-demo</w:t>
-      </w:r>
-      <w:r>
-        <w:t xml:space="preserve"> </w:t>
-      </w:r>
-      <w:r>
-        <w:t xml:space="preserve">— full E2E on testnet</w:t>
-      </w:r>
-      <w:bookmarkEnd w:id="34"/>
+      <w:bookmarkStart w:id="30" w:name="arts1_ownership"/>
+      <w:r>
+        <w:rPr>
+          <w:rStyle w:val="VerbatimChar"/>
+        </w:rPr>
+        <w:t xml:space="preserve">arts1_ownership</w:t>
+      </w:r>
+      <w:bookmarkEnd w:id="30"/>
     </w:p>
     <w:p>
       <w:pPr>
@@ -4636,15 +4142,45 @@
       </w:pPr>
       <w:r>
         <w:rPr>
-          <w:rStyle w:val="VerbatimChar"/>
-        </w:rPr>
-        <w:t xml:space="preserve">./test_e2e.sh</w:t>
-      </w:r>
-      <w:r>
-        <w:t xml:space="preserve"> </w:t>
-      </w:r>
-      <w:r>
-        <w:t xml:space="preserve">runs build → deploy → prove → verify on testnet.</w:t>
+          <w:b/>
+        </w:rPr>
+        <w:t xml:space="preserve">Public inputs:</w:t>
+      </w:r>
+      <w:r>
+        <w:t xml:space="preserve"> </w:t>
+      </w:r>
+      <w:r>
+        <w:rPr>
+          <w:rStyle w:val="VerbatimChar"/>
+        </w:rPr>
+        <w:t xml:space="preserve">commitment</w:t>
+      </w:r>
+      <w:r>
+        <w:t xml:space="preserve">,</w:t>
+      </w:r>
+      <w:r>
+        <w:t xml:space="preserve"> </w:t>
+      </w:r>
+      <w:r>
+        <w:rPr>
+          <w:rStyle w:val="VerbatimChar"/>
+        </w:rPr>
+        <w:t xml:space="preserve">auth_hash</w:t>
+      </w:r>
+      <w:r>
+        <w:t xml:space="preserve">,</w:t>
+      </w:r>
+      <w:r>
+        <w:t xml:space="preserve"> </w:t>
+      </w:r>
+      <w:r>
+        <w:rPr>
+          <w:rStyle w:val="VerbatimChar"/>
+        </w:rPr>
+        <w:t xml:space="preserve">token_id</w:t>
+      </w:r>
+      <w:r>
+        <w:t xml:space="preserve">.</w:t>
       </w:r>
     </w:p>
     <w:p>
@@ -4656,52 +4192,34 @@
         <w:pStyle w:val="Compact"/>
       </w:pPr>
       <w:r>
-        <w:t xml:space="preserve">Three-contract pattern:</w:t>
-      </w:r>
-      <w:r>
-        <w:t xml:space="preserve"> </w:t>
-      </w:r>
-      <w:r>
-        <w:rPr>
-          <w:rStyle w:val="VerbatimChar"/>
-        </w:rPr>
-        <w:t xml:space="preserve">zk-contract</w:t>
-      </w:r>
-      <w:r>
-        <w:t xml:space="preserve"> </w:t>
-      </w:r>
-      <w:r>
-        <w:t xml:space="preserve">(commitment + cross-call),</w:t>
-      </w:r>
-      <w:r>
-        <w:t xml:space="preserve"> </w:t>
-      </w:r>
-      <w:r>
-        <w:rPr>
-          <w:rStyle w:val="VerbatimChar"/>
-        </w:rPr>
-        <w:t xml:space="preserve">ultrahonk-soroban-contract</w:t>
-      </w:r>
-      <w:r>
-        <w:t xml:space="preserve"> </w:t>
-      </w:r>
-      <w:r>
-        <w:t xml:space="preserve">(proof verifier),</w:t>
-      </w:r>
-      <w:r>
-        <w:t xml:space="preserve"> </w:t>
-      </w:r>
-      <w:r>
-        <w:rPr>
-          <w:rStyle w:val="VerbatimChar"/>
-        </w:rPr>
-        <w:t xml:space="preserve">zk-factory-contract</w:t>
-      </w:r>
-      <w:r>
-        <w:t xml:space="preserve"> </w:t>
-      </w:r>
-      <w:r>
-        <w:t xml:space="preserve">(factory).</w:t>
+        <w:rPr>
+          <w:b/>
+        </w:rPr>
+        <w:t xml:space="preserve">Private inputs:</w:t>
+      </w:r>
+      <w:r>
+        <w:t xml:space="preserve"> </w:t>
+      </w:r>
+      <w:r>
+        <w:rPr>
+          <w:rStyle w:val="VerbatimChar"/>
+        </w:rPr>
+        <w:t xml:space="preserve">owner_secret</w:t>
+      </w:r>
+      <w:r>
+        <w:t xml:space="preserve">, collector pubkey limbs, ECDSA signature over</w:t>
+      </w:r>
+      <w:r>
+        <w:t xml:space="preserve"> </w:t>
+      </w:r>
+      <w:r>
+        <w:rPr>
+          <w:rStyle w:val="VerbatimChar"/>
+        </w:rPr>
+        <w:t xml:space="preserve">auth_hash</w:t>
+      </w:r>
+      <w:r>
+        <w:t xml:space="preserve">.</w:t>
       </w:r>
     </w:p>
     <w:p>
@@ -4716,72 +4234,69 @@
         <w:rPr>
           <w:b/>
         </w:rPr>
-        <w:t xml:space="preserve">Note:</w:t>
-      </w:r>
-      <w:r>
-        <w:t xml:space="preserve"> </w:t>
-      </w:r>
-      <w:r>
-        <w:t xml:space="preserve">the current on-disk circuit (</w:t>
-      </w:r>
-      <w:r>
-        <w:rPr>
-          <w:rStyle w:val="VerbatimChar"/>
-        </w:rPr>
-        <w:t xml:space="preserve">circuits/ownership_proof/src/main.nr</w:t>
-      </w:r>
-      <w:r>
-        <w:t xml:space="preserve">) is a hash-knowledge demo; the</w:t>
-      </w:r>
-      <w:r>
-        <w:t xml:space="preserve"> </w:t>
-      </w:r>
-      <w:r>
-        <w:rPr>
-          <w:rStyle w:val="VerbatimChar"/>
-        </w:rPr>
-        <w:t xml:space="preserve">assert(new_commitment == new_commitment)</w:t>
-      </w:r>
-      <w:r>
-        <w:t xml:space="preserve"> </w:t>
-      </w:r>
-      <w:r>
-        <w:t xml:space="preserve">no-op does not bind the public input.</w:t>
-      </w:r>
-      <w:r>
-        <w:t xml:space="preserve"> </w:t>
-      </w:r>
-      <w:r>
-        <w:rPr>
-          <w:b/>
-        </w:rPr>
-        <w:t xml:space="preserve">A0 deliverable #1 brings this into agreement with §3's spec</w:t>
-      </w:r>
-      <w:r>
-        <w:t xml:space="preserve"> </w:t>
-      </w:r>
-      <w:r>
-        <w:t xml:space="preserve">before any other circuit work.</w:t>
+        <w:t xml:space="preserve">Asserts:</w:t>
+      </w:r>
+      <w:r>
+        <w:t xml:space="preserve"> </w:t>
+      </w:r>
+      <w:r>
+        <w:rPr>
+          <w:rStyle w:val="VerbatimChar"/>
+        </w:rPr>
+        <w:t xml:space="preserve">auth_hash</w:t>
+      </w:r>
+      <w:r>
+        <w:t xml:space="preserve"> </w:t>
+      </w:r>
+      <w:r>
+        <w:t xml:space="preserve">binds</w:t>
+      </w:r>
+      <w:r>
+        <w:t xml:space="preserve"> </w:t>
+      </w:r>
+      <w:r>
+        <w:rPr>
+          <w:rStyle w:val="VerbatimChar"/>
+        </w:rPr>
+        <w:t xml:space="preserve">token_id</w:t>
+      </w:r>
+      <w:r>
+        <w:t xml:space="preserve">, transaction nonce, contract address, function selector, call args; pubkey on-curve; canonical limbs; commitment matches; signature valid.</w:t>
+      </w:r>
+    </w:p>
+    <w:p>
+      <w:pPr>
+        <w:numPr>
+          <w:ilvl w:val="0"/>
+          <w:numId w:val="1011"/>
+        </w:numPr>
+        <w:pStyle w:val="Compact"/>
+      </w:pPr>
+      <w:r>
+        <w:rPr>
+          <w:b/>
+        </w:rPr>
+        <w:t xml:space="preserve">Estimated gates:</w:t>
+      </w:r>
+      <w:r>
+        <w:t xml:space="preserve"> </w:t>
+      </w:r>
+      <w:r>
+        <w:t xml:space="preserve">~110k UltraHonk gates. Browser prove: 8–15s.</w:t>
       </w:r>
     </w:p>
     <w:p>
       <w:pPr>
         <w:pStyle w:val="Heading3"/>
       </w:pPr>
-      <w:bookmarkStart w:id="35" w:name="rs-soroban-ultrahonk--verifier-crate"/>
-      <w:r>
-        <w:rPr>
-          <w:rStyle w:val="VerbatimChar"/>
-        </w:rPr>
-        <w:t xml:space="preserve">rs-soroban-ultrahonk</w:t>
-      </w:r>
-      <w:r>
-        <w:t xml:space="preserve"> </w:t>
-      </w:r>
-      <w:r>
-        <w:t xml:space="preserve">— verifier crate</w:t>
-      </w:r>
-      <w:bookmarkEnd w:id="35"/>
+      <w:bookmarkStart w:id="31" w:name="arts1_recovery"/>
+      <w:r>
+        <w:rPr>
+          <w:rStyle w:val="VerbatimChar"/>
+        </w:rPr>
+        <w:t xml:space="preserve">arts1_recovery</w:t>
+      </w:r>
+      <w:bookmarkEnd w:id="31"/>
     </w:p>
     <w:p>
       <w:pPr>
@@ -4792,7 +4307,58 @@
         <w:pStyle w:val="Compact"/>
       </w:pPr>
       <w:r>
-        <w:t xml:space="preserve">Soroban contract wrapping the UltraHonk verifier; integration tests for simple and Fibonacci-chain circuits.</w:t>
+        <w:rPr>
+          <w:b/>
+        </w:rPr>
+        <w:t xml:space="preserve">Public inputs:</w:t>
+      </w:r>
+      <w:r>
+        <w:t xml:space="preserve"> </w:t>
+      </w:r>
+      <w:r>
+        <w:rPr>
+          <w:rStyle w:val="VerbatimChar"/>
+        </w:rPr>
+        <w:t xml:space="preserve">owner_secret_commitment</w:t>
+      </w:r>
+      <w:r>
+        <w:t xml:space="preserve">,</w:t>
+      </w:r>
+      <w:r>
+        <w:t xml:space="preserve"> </w:t>
+      </w:r>
+      <w:r>
+        <w:rPr>
+          <w:rStyle w:val="VerbatimChar"/>
+        </w:rPr>
+        <w:t xml:space="preserve">auth_hash</w:t>
+      </w:r>
+      <w:r>
+        <w:t xml:space="preserve">,</w:t>
+      </w:r>
+      <w:r>
+        <w:t xml:space="preserve"> </w:t>
+      </w:r>
+      <w:r>
+        <w:rPr>
+          <w:rStyle w:val="VerbatimChar"/>
+        </w:rPr>
+        <w:t xml:space="preserve">token_id</w:t>
+      </w:r>
+      <w:r>
+        <w:t xml:space="preserve">,</w:t>
+      </w:r>
+      <w:r>
+        <w:t xml:space="preserve"> </w:t>
+      </w:r>
+      <w:r>
+        <w:rPr>
+          <w:rStyle w:val="VerbatimChar"/>
+        </w:rPr>
+        <w:t xml:space="preserve">new_owner_pubkey_limbs</w:t>
+      </w:r>
+      <w:r>
+        <w:t xml:space="preserve">.</w:t>
       </w:r>
     </w:p>
     <w:p>
@@ -4804,22 +4370,22 @@
         <w:pStyle w:val="Compact"/>
       </w:pPr>
       <w:r>
-        <w:t xml:space="preserve">Cost-measurement script in</w:t>
-      </w:r>
-      <w:r>
-        <w:t xml:space="preserve"> </w:t>
-      </w:r>
-      <w:r>
-        <w:rPr>
-          <w:rStyle w:val="VerbatimChar"/>
-        </w:rPr>
-        <w:t xml:space="preserve">scripts/invoke_ultrahonk/</w:t>
-      </w:r>
-      <w:r>
-        <w:t xml:space="preserve"> </w:t>
-      </w:r>
-      <w:r>
-        <w:t xml:space="preserve">for testnet gas readings.</w:t>
+        <w:rPr>
+          <w:b/>
+        </w:rPr>
+        <w:t xml:space="preserve">Private inputs:</w:t>
+      </w:r>
+      <w:r>
+        <w:t xml:space="preserve"> </w:t>
+      </w:r>
+      <w:r>
+        <w:rPr>
+          <w:rStyle w:val="VerbatimChar"/>
+        </w:rPr>
+        <w:t xml:space="preserve">owner_secret</w:t>
+      </w:r>
+      <w:r>
+        <w:t xml:space="preserve">.</w:t>
       </w:r>
     </w:p>
     <w:p>
@@ -4831,30 +4397,187 @@
         <w:pStyle w:val="Compact"/>
       </w:pPr>
       <w:r>
-        <w:t xml:space="preserve">VK currently immutable at</w:t>
-      </w:r>
-      <w:r>
-        <w:t xml:space="preserve"> </w:t>
-      </w:r>
-      <w:r>
-        <w:rPr>
-          <w:rStyle w:val="VerbatimChar"/>
-        </w:rPr>
-        <w:t xml:space="preserve">__constructor</w:t>
-      </w:r>
-      <w:r>
-        <w:t xml:space="preserve">; A2 delivers the upgrade governance.</w:t>
+        <w:rPr>
+          <w:b/>
+        </w:rPr>
+        <w:t xml:space="preserve">Asserts:</w:t>
+      </w:r>
+      <w:r>
+        <w:t xml:space="preserve"> </w:t>
+      </w:r>
+      <w:r>
+        <w:rPr>
+          <w:rStyle w:val="VerbatimChar"/>
+        </w:rPr>
+        <w:t xml:space="preserve">auth_hash</w:t>
+      </w:r>
+      <w:r>
+        <w:t xml:space="preserve"> </w:t>
+      </w:r>
+      <w:r>
+        <w:t xml:space="preserve">binds</w:t>
+      </w:r>
+      <w:r>
+        <w:t xml:space="preserve"> </w:t>
+      </w:r>
+      <w:r>
+        <w:rPr>
+          <w:rStyle w:val="VerbatimChar"/>
+        </w:rPr>
+        <w:t xml:space="preserve">token_id</w:t>
+      </w:r>
+      <w:r>
+        <w:t xml:space="preserve">, contract address,</w:t>
+      </w:r>
+      <w:r>
+        <w:t xml:space="preserve"> </w:t>
+      </w:r>
+      <w:r>
+        <w:rPr>
+          <w:rStyle w:val="VerbatimChar"/>
+        </w:rPr>
+        <w:t xml:space="preserve">new_owner_pubkey_limbs</w:t>
+      </w:r>
+      <w:r>
+        <w:t xml:space="preserve">, monotonic nonce, timelock floor; commitment matches.</w:t>
+      </w:r>
+    </w:p>
+    <w:p>
+      <w:pPr>
+        <w:numPr>
+          <w:ilvl w:val="0"/>
+          <w:numId w:val="1012"/>
+        </w:numPr>
+        <w:pStyle w:val="Compact"/>
+      </w:pPr>
+      <w:r>
+        <w:rPr>
+          <w:b/>
+        </w:rPr>
+        <w:t xml:space="preserve">Estimated gates:</w:t>
+      </w:r>
+      <w:r>
+        <w:t xml:space="preserve"> </w:t>
+      </w:r>
+      <w:r>
+        <w:t xml:space="preserve">6–9k UltraHonk gates. Browser prove: 2–4s.</w:t>
       </w:r>
     </w:p>
     <w:p>
       <w:pPr>
         <w:pStyle w:val="Heading3"/>
       </w:pPr>
-      <w:bookmarkStart w:id="36" w:name="nullifier-set--merkle-frontier-primitive"/>
-      <w:r>
-        <w:t xml:space="preserve">Nullifier-set + Merkle-frontier primitive</w:t>
-      </w:r>
-      <w:bookmarkEnd w:id="36"/>
+      <w:bookmarkStart w:id="32" w:name="privacy-properties-and-known-gaps"/>
+      <w:r>
+        <w:t xml:space="preserve">Privacy properties and known gaps</w:t>
+      </w:r>
+      <w:bookmarkEnd w:id="32"/>
+    </w:p>
+    <w:p>
+      <w:pPr>
+        <w:pStyle w:val="FirstParagraph"/>
+      </w:pPr>
+      <w:r>
+        <w:t xml:space="preserve">The on-chain ARTS-1 contract knows</w:t>
+      </w:r>
+      <w:r>
+        <w:t xml:space="preserve"> </w:t>
+      </w:r>
+      <w:r>
+        <w:rPr>
+          <w:i/>
+        </w:rPr>
+        <w:t xml:space="preserve">what</w:t>
+      </w:r>
+      <w:r>
+        <w:t xml:space="preserve"> </w:t>
+      </w:r>
+      <w:r>
+        <w:t xml:space="preserve">a token is (via metadata CID) but not its price or its collector. Price/split logic is off-chain in Neftwerk's database, injected at sale time as transaction arguments ("late-binding").</w:t>
+      </w:r>
+    </w:p>
+    <w:p>
+      <w:pPr>
+        <w:pStyle w:val="BodyText"/>
+      </w:pPr>
+      <w:r>
+        <w:rPr>
+          <w:b/>
+        </w:rPr>
+        <w:t xml:space="preserve">Known gap:</w:t>
+      </w:r>
+      <w:r>
+        <w:t xml:space="preserve"> </w:t>
+      </w:r>
+      <w:r>
+        <w:t xml:space="preserve">an observer can infer the price by watching USDC outflows on settlement.</w:t>
+      </w:r>
+      <w:r>
+        <w:t xml:space="preserve"> </w:t>
+      </w:r>
+      <w:r>
+        <w:rPr>
+          <w:b/>
+        </w:rPr>
+        <w:t xml:space="preserve">Roadmap commitment:</w:t>
+      </w:r>
+      <w:r>
+        <w:t xml:space="preserve"> </w:t>
+      </w:r>
+      <w:r>
+        <w:t xml:space="preserve">a fourth circuit</w:t>
+      </w:r>
+      <w:r>
+        <w:t xml:space="preserve"> </w:t>
+      </w:r>
+      <w:r>
+        <w:rPr>
+          <w:rStyle w:val="VerbatimChar"/>
+        </w:rPr>
+        <w:t xml:space="preserve">arts1_settlement</w:t>
+      </w:r>
+      <w:r>
+        <w:t xml:space="preserve"> </w:t>
+      </w:r>
+      <w:r>
+        <w:t xml:space="preserve">using the nullifier-set primitive of §5 (out of scope for this grant; explicitly named here as the next milestone).</w:t>
+      </w:r>
+    </w:p>
+    <w:p>
+      <w:r>
+        <w:pict>
+          <v:rect style="width:0;height:1.5pt" o:hralign="center" o:hrstd="t" o:hr="t"/>
+        </w:pict>
+      </w:r>
+    </w:p>
+    <w:p>
+      <w:pPr>
+        <w:pStyle w:val="Heading2"/>
+      </w:pPr>
+      <w:bookmarkStart w:id="33" w:name="X8cc7964500eb5fb275542456895fc0d76ca9c48"/>
+      <w:r>
+        <w:t xml:space="preserve">5. Deployment evidence</w:t>
+      </w:r>
+      <w:bookmarkEnd w:id="33"/>
+    </w:p>
+    <w:p>
+      <w:pPr>
+        <w:pStyle w:val="Heading3"/>
+      </w:pPr>
+      <w:bookmarkStart w:id="34" w:name="soroban-zk-demo--full-e2e-on-testnet"/>
+      <w:r>
+        <w:rPr>
+          <w:rStyle w:val="VerbatimChar"/>
+        </w:rPr>
+        <w:t xml:space="preserve">soroban-zk-demo</w:t>
+      </w:r>
+      <w:r>
+        <w:t xml:space="preserve"> </w:t>
+      </w:r>
+      <w:r>
+        <w:t xml:space="preserve">— full E2E on testnet</w:t>
+      </w:r>
+      <w:bookmarkEnd w:id="34"/>
     </w:p>
     <w:p>
       <w:pPr>
@@ -4865,7 +4588,16 @@
         <w:pStyle w:val="Compact"/>
       </w:pPr>
       <w:r>
-        <w:t xml:space="preserve">Reference implementation with depth-20 tree, insertion proofs, and nullifier-set state on Soroban.</w:t>
+        <w:rPr>
+          <w:rStyle w:val="VerbatimChar"/>
+        </w:rPr>
+        <w:t xml:space="preserve">./test_e2e.sh</w:t>
+      </w:r>
+      <w:r>
+        <w:t xml:space="preserve"> </w:t>
+      </w:r>
+      <w:r>
+        <w:t xml:space="preserve">runs build → deploy → prove → verify on testnet.</w:t>
       </w:r>
     </w:p>
     <w:p>
@@ -4877,16 +4609,52 @@
         <w:pStyle w:val="Compact"/>
       </w:pPr>
       <w:r>
-        <w:t xml:space="preserve">Demonstrates the substrate for revocation, replay protection, and future batched settlement (</w:t>
-      </w:r>
-      <w:r>
-        <w:rPr>
-          <w:rStyle w:val="VerbatimChar"/>
-        </w:rPr>
-        <w:t xml:space="preserve">arts1_settlement</w:t>
-      </w:r>
-      <w:r>
-        <w:t xml:space="preserve">).</w:t>
+        <w:t xml:space="preserve">Three-contract pattern:</w:t>
+      </w:r>
+      <w:r>
+        <w:t xml:space="preserve"> </w:t>
+      </w:r>
+      <w:r>
+        <w:rPr>
+          <w:rStyle w:val="VerbatimChar"/>
+        </w:rPr>
+        <w:t xml:space="preserve">zk-contract</w:t>
+      </w:r>
+      <w:r>
+        <w:t xml:space="preserve"> </w:t>
+      </w:r>
+      <w:r>
+        <w:t xml:space="preserve">(commitment + cross-call),</w:t>
+      </w:r>
+      <w:r>
+        <w:t xml:space="preserve"> </w:t>
+      </w:r>
+      <w:r>
+        <w:rPr>
+          <w:rStyle w:val="VerbatimChar"/>
+        </w:rPr>
+        <w:t xml:space="preserve">ultrahonk-soroban-contract</w:t>
+      </w:r>
+      <w:r>
+        <w:t xml:space="preserve"> </w:t>
+      </w:r>
+      <w:r>
+        <w:t xml:space="preserve">(proof verifier),</w:t>
+      </w:r>
+      <w:r>
+        <w:t xml:space="preserve"> </w:t>
+      </w:r>
+      <w:r>
+        <w:rPr>
+          <w:rStyle w:val="VerbatimChar"/>
+        </w:rPr>
+        <w:t xml:space="preserve">zk-factory-contract</w:t>
+      </w:r>
+      <w:r>
+        <w:t xml:space="preserve"> </w:t>
+      </w:r>
+      <w:r>
+        <w:t xml:space="preserve">(factory).</w:t>
       </w:r>
     </w:p>
     <w:p>
@@ -4894,6 +4662,191 @@
         <w:numPr>
           <w:ilvl w:val="0"/>
           <w:numId w:val="1013"/>
+        </w:numPr>
+        <w:pStyle w:val="Compact"/>
+      </w:pPr>
+      <w:r>
+        <w:rPr>
+          <w:b/>
+        </w:rPr>
+        <w:t xml:space="preserve">Note:</w:t>
+      </w:r>
+      <w:r>
+        <w:t xml:space="preserve"> </w:t>
+      </w:r>
+      <w:r>
+        <w:t xml:space="preserve">the current on-disk circuit (</w:t>
+      </w:r>
+      <w:r>
+        <w:rPr>
+          <w:rStyle w:val="VerbatimChar"/>
+        </w:rPr>
+        <w:t xml:space="preserve">circuits/ownership_proof/src/main.nr</w:t>
+      </w:r>
+      <w:r>
+        <w:t xml:space="preserve">) is a hash-knowledge demo; the</w:t>
+      </w:r>
+      <w:r>
+        <w:t xml:space="preserve"> </w:t>
+      </w:r>
+      <w:r>
+        <w:rPr>
+          <w:rStyle w:val="VerbatimChar"/>
+        </w:rPr>
+        <w:t xml:space="preserve">assert(new_commitment == new_commitment)</w:t>
+      </w:r>
+      <w:r>
+        <w:t xml:space="preserve"> </w:t>
+      </w:r>
+      <w:r>
+        <w:t xml:space="preserve">no-op does not bind the public input.</w:t>
+      </w:r>
+      <w:r>
+        <w:t xml:space="preserve"> </w:t>
+      </w:r>
+      <w:r>
+        <w:rPr>
+          <w:b/>
+        </w:rPr>
+        <w:t xml:space="preserve">A0 deliverable #1 brings this into agreement with §3's spec</w:t>
+      </w:r>
+      <w:r>
+        <w:t xml:space="preserve"> </w:t>
+      </w:r>
+      <w:r>
+        <w:t xml:space="preserve">before any other circuit work.</w:t>
+      </w:r>
+    </w:p>
+    <w:p>
+      <w:pPr>
+        <w:pStyle w:val="Heading3"/>
+      </w:pPr>
+      <w:bookmarkStart w:id="35" w:name="rs-soroban-ultrahonk--verifier-crate"/>
+      <w:r>
+        <w:rPr>
+          <w:rStyle w:val="VerbatimChar"/>
+        </w:rPr>
+        <w:t xml:space="preserve">rs-soroban-ultrahonk</w:t>
+      </w:r>
+      <w:r>
+        <w:t xml:space="preserve"> </w:t>
+      </w:r>
+      <w:r>
+        <w:t xml:space="preserve">— verifier crate</w:t>
+      </w:r>
+      <w:bookmarkEnd w:id="35"/>
+    </w:p>
+    <w:p>
+      <w:pPr>
+        <w:numPr>
+          <w:ilvl w:val="0"/>
+          <w:numId w:val="1014"/>
+        </w:numPr>
+        <w:pStyle w:val="Compact"/>
+      </w:pPr>
+      <w:r>
+        <w:t xml:space="preserve">Soroban contract wrapping the UltraHonk verifier; integration tests for simple and Fibonacci-chain circuits.</w:t>
+      </w:r>
+    </w:p>
+    <w:p>
+      <w:pPr>
+        <w:numPr>
+          <w:ilvl w:val="0"/>
+          <w:numId w:val="1014"/>
+        </w:numPr>
+        <w:pStyle w:val="Compact"/>
+      </w:pPr>
+      <w:r>
+        <w:t xml:space="preserve">Cost-measurement script in</w:t>
+      </w:r>
+      <w:r>
+        <w:t xml:space="preserve"> </w:t>
+      </w:r>
+      <w:r>
+        <w:rPr>
+          <w:rStyle w:val="VerbatimChar"/>
+        </w:rPr>
+        <w:t xml:space="preserve">scripts/invoke_ultrahonk/</w:t>
+      </w:r>
+      <w:r>
+        <w:t xml:space="preserve"> </w:t>
+      </w:r>
+      <w:r>
+        <w:t xml:space="preserve">for testnet gas readings.</w:t>
+      </w:r>
+    </w:p>
+    <w:p>
+      <w:pPr>
+        <w:numPr>
+          <w:ilvl w:val="0"/>
+          <w:numId w:val="1014"/>
+        </w:numPr>
+        <w:pStyle w:val="Compact"/>
+      </w:pPr>
+      <w:r>
+        <w:t xml:space="preserve">VK currently immutable at</w:t>
+      </w:r>
+      <w:r>
+        <w:t xml:space="preserve"> </w:t>
+      </w:r>
+      <w:r>
+        <w:rPr>
+          <w:rStyle w:val="VerbatimChar"/>
+        </w:rPr>
+        <w:t xml:space="preserve">__constructor</w:t>
+      </w:r>
+      <w:r>
+        <w:t xml:space="preserve">; A2 delivers the upgrade governance.</w:t>
+      </w:r>
+    </w:p>
+    <w:p>
+      <w:pPr>
+        <w:pStyle w:val="Heading3"/>
+      </w:pPr>
+      <w:bookmarkStart w:id="36" w:name="nullifier-set--merkle-frontier-primitive"/>
+      <w:r>
+        <w:t xml:space="preserve">Nullifier-set + Merkle-frontier primitive</w:t>
+      </w:r>
+      <w:bookmarkEnd w:id="36"/>
+    </w:p>
+    <w:p>
+      <w:pPr>
+        <w:numPr>
+          <w:ilvl w:val="0"/>
+          <w:numId w:val="1015"/>
+        </w:numPr>
+        <w:pStyle w:val="Compact"/>
+      </w:pPr>
+      <w:r>
+        <w:t xml:space="preserve">Reference implementation with depth-20 tree, insertion proofs, and nullifier-set state on Soroban.</w:t>
+      </w:r>
+    </w:p>
+    <w:p>
+      <w:pPr>
+        <w:numPr>
+          <w:ilvl w:val="0"/>
+          <w:numId w:val="1015"/>
+        </w:numPr>
+        <w:pStyle w:val="Compact"/>
+      </w:pPr>
+      <w:r>
+        <w:t xml:space="preserve">Demonstrates the substrate for revocation, replay protection, and future batched settlement (</w:t>
+      </w:r>
+      <w:r>
+        <w:rPr>
+          <w:rStyle w:val="VerbatimChar"/>
+        </w:rPr>
+        <w:t xml:space="preserve">arts1_settlement</w:t>
+      </w:r>
+      <w:r>
+        <w:t xml:space="preserve">).</w:t>
+      </w:r>
+    </w:p>
+    <w:p>
+      <w:pPr>
+        <w:numPr>
+          <w:ilvl w:val="0"/>
+          <w:numId w:val="1015"/>
         </w:numPr>
         <w:pStyle w:val="Compact"/>
       </w:pPr>
@@ -5301,7 +5254,13 @@
         <w:rPr>
           <w:b/>
         </w:rPr>
-        <w:t xml:space="preserve">Pass criterion (calibrated against pre-A0 skeleton number, not vapor):</w:t>
+        <w:t xml:space="preserve">Pass criterion</w:t>
+      </w:r>
+      <w:r>
+        <w:t xml:space="preserve"> </w:t>
+      </w:r>
+      <w:r>
+        <w:t xml:space="preserve">—</w:t>
       </w:r>
       <w:r>
         <w:t xml:space="preserve"> </w:t>
@@ -5313,26 +5272,14 @@
         <w:t xml:space="preserve">arts1_mint</w:t>
       </w:r>
       <w:r>
-        <w:t xml:space="preserve">-shaped circuit verification cost on Soroban must satisfy</w:t>
-      </w:r>
-      <w:r>
-        <w:t xml:space="preserve"> </w:t>
-      </w:r>
-      <w:r>
-        <w:rPr>
-          <w:b/>
-        </w:rPr>
-        <w:t xml:space="preserve">BOTH</w:t>
-      </w:r>
-      <w:r>
-        <w:t xml:space="preserve">:</w:t>
+        <w:t xml:space="preserve">-shaped circuit verification cost on Soroban must satisfy both:</w:t>
       </w:r>
     </w:p>
     <w:p>
       <w:pPr>
         <w:numPr>
           <w:ilvl w:val="0"/>
-          <w:numId w:val="1014"/>
+          <w:numId w:val="1016"/>
         </w:numPr>
         <w:pStyle w:val="Compact"/>
       </w:pPr>
@@ -5368,7 +5315,7 @@
       <w:pPr>
         <w:numPr>
           <w:ilvl w:val="0"/>
-          <w:numId w:val="1014"/>
+          <w:numId w:val="1016"/>
         </w:numPr>
         <w:pStyle w:val="Compact"/>
       </w:pPr>
@@ -5488,6 +5435,23 @@
     </w:p>
     <w:p>
       <w:pPr>
+        <w:pStyle w:val="BodyText"/>
+      </w:pPr>
+      <w:r>
+        <w:rPr>
+          <w:b/>
+        </w:rPr>
+        <w:t xml:space="preserve">Tranche-payment milestones are bolded</w:t>
+      </w:r>
+      <w:r>
+        <w:t xml:space="preserve"> </w:t>
+      </w:r>
+      <w:r>
+        <w:t xml:space="preserve">in both Track A and Track B tables below. Other rows are unpaid prerequisites whose work is rolled into the next paid tranche.</w:t>
+      </w:r>
+    </w:p>
+    <w:p>
+      <w:pPr>
         <w:pStyle w:val="Heading3"/>
       </w:pPr>
       <w:bookmarkStart w:id="40" w:name="X7cd88177393aee8ebf63108a2023ba41b8e62b3"/>
@@ -5495,23 +5459,6 @@
         <w:t xml:space="preserve">Track A — g2c ZK recovery ($75k tranched 10/20/30/40)</w:t>
       </w:r>
       <w:bookmarkEnd w:id="40"/>
-    </w:p>
-    <w:p>
-      <w:pPr>
-        <w:pStyle w:val="FirstParagraph"/>
-      </w:pPr>
-      <w:r>
-        <w:rPr>
-          <w:b/>
-        </w:rPr>
-        <w:t xml:space="preserve">Tranche-payment milestones are bolded.</w:t>
-      </w:r>
-      <w:r>
-        <w:t xml:space="preserve"> </w:t>
-      </w:r>
-      <w:r>
-        <w:t xml:space="preserve">Other milestones are unpaid prerequisites whose work is rolled into the next paid tranche's release.</w:t>
-      </w:r>
     </w:p>
     <w:tbl>
       <w:tblPr>
@@ -5646,7 +5593,7 @@
               <w:jc w:val="left"/>
             </w:pPr>
             <w:r>
-              <w:t xml:space="preserve">Single PDF pinning: Poseidon2 round constants by SHA-256;</w:t>
+              <w:t xml:space="preserve">(1) Spec PDF pinning Poseidon2 round constants by SHA-256,</w:t>
             </w:r>
             <w:r>
               <w:t xml:space="preserve"> </w:t>
@@ -5654,49 +5601,29 @@
             <w:r>
               <w:rPr>
                 <w:rStyle w:val="VerbatimChar"/>
-                <w:b/>
               </w:rPr>
               <w:t xml:space="preserve">noir-bigcurve</w:t>
             </w:r>
             <w:r>
-              <w:rPr>
-                <w:b/>
-              </w:rPr>
-              <w:t xml:space="preserve"> </w:t>
-            </w:r>
-            <w:r>
-              <w:rPr>
-                <w:b/>
-              </w:rPr>
+              <w:t xml:space="preserve"> </w:t>
+            </w:r>
+            <w:r>
               <w:t xml:space="preserve">and</w:t>
             </w:r>
             <w:r>
-              <w:rPr>
-                <w:b/>
-              </w:rPr>
               <w:t xml:space="preserve"> </w:t>
             </w:r>
             <w:r>
               <w:rPr>
                 <w:rStyle w:val="VerbatimChar"/>
-                <w:b/>
               </w:rPr>
               <w:t xml:space="preserve">noir_ecdsa</w:t>
             </w:r>
             <w:r>
-              <w:rPr>
-                <w:b/>
-              </w:rPr>
-              <w:t xml:space="preserve"> </w:t>
-            </w:r>
-            <w:r>
-              <w:rPr>
-                <w:b/>
-              </w:rPr>
-              <w:t xml:space="preserve">commit hashes pinned</w:t>
-            </w:r>
-            <w:r>
-              <w:t xml:space="preserve">; limb canonicalization rules + on-curve check spec;</w:t>
+              <w:t xml:space="preserve"> </w:t>
+            </w:r>
+            <w:r>
+              <w:t xml:space="preserve">commit hashes, limb canonicalization rules + on-curve check spec,</w:t>
             </w:r>
             <w:r>
               <w:t xml:space="preserve"> </w:t>
@@ -5711,7 +5638,7 @@
               <w:t xml:space="preserve"> </w:t>
             </w:r>
             <w:r>
-              <w:t xml:space="preserve">byte-encoding; HKDF parameters; field-reduction rule; cancellation-hash spec; security argument (reduction sketch); replay matrix (account / network / contract / nonce / token / encoding). Recovery + cancel-proof circuits compile; replay/cross-account/cross-network/canonical-encoding unit tests pass.</w:t>
+              <w:t xml:space="preserve">byte-encoding, HKDF parameters, field-reduction rule, cancellation-hash spec, security argument (reduction sketch), and a replay matrix (account / network / contract / nonce / token / encoding). (2) Recovery + cancel-proof circuits compile; replay and canonical-encoding unit tests pass. (3)</w:t>
             </w:r>
             <w:r>
               <w:t xml:space="preserve"> </w:t>
@@ -5719,27 +5646,14 @@
             <w:r>
               <w:rPr>
                 <w:rStyle w:val="VerbatimChar"/>
-                <w:b/>
               </w:rPr>
               <w:t xml:space="preserve">g2c-oz-compat</w:t>
             </w:r>
             <w:r>
-              <w:rPr>
-                <w:b/>
-              </w:rPr>
-              <w:t xml:space="preserve"> </w:t>
-            </w:r>
-            <w:r>
-              <w:rPr>
-                <w:b/>
-              </w:rPr>
-              <w:t xml:space="preserve">shim crate published</w:t>
-            </w:r>
-            <w:r>
-              <w:t xml:space="preserve"> </w:t>
-            </w:r>
-            <w:r>
-              <w:t xml:space="preserve">with storage-layout XDR hash regression suite in CI;</w:t>
+              <w:t xml:space="preserve"> </w:t>
+            </w:r>
+            <w:r>
+              <w:t xml:space="preserve">shim crate published with a storage-layout XDR hash regression suite in CI. (4)</w:t>
             </w:r>
             <w:r>
               <w:t xml:space="preserve"> </w:t>
@@ -5747,42 +5661,14 @@
             <w:r>
               <w:rPr>
                 <w:rStyle w:val="VerbatimChar"/>
-                <w:b/>
               </w:rPr>
               <w:t xml:space="preserve">OZ_UPSTREAM_DIFF.md</w:t>
             </w:r>
             <w:r>
-              <w:rPr>
-                <w:b/>
-              </w:rPr>
-              <w:t xml:space="preserve"> </w:t>
-            </w:r>
-            <w:r>
-              <w:rPr>
-                <w:b/>
-              </w:rPr>
-              <w:t xml:space="preserve">published</w:t>
-            </w:r>
-            <w:r>
-              <w:t xml:space="preserve"> </w:t>
-            </w:r>
-            <w:r>
-              <w:t xml:space="preserve">documenting all consumer-side divergences.</w:t>
-            </w:r>
-            <w:r>
-              <w:t xml:space="preserve"> </w:t>
-            </w:r>
-            <w:r>
-              <w:rPr>
-                <w:b/>
-              </w:rPr>
-              <w:t xml:space="preserve">Verifier trait fully implemented</w:t>
-            </w:r>
-            <w:r>
-              <w:t xml:space="preserve"> </w:t>
-            </w:r>
-            <w:r>
-              <w:t xml:space="preserve">(</w:t>
+              <w:t xml:space="preserve"> </w:t>
+            </w:r>
+            <w:r>
+              <w:t xml:space="preserve">published documenting all consumer-side divergences. (5) Verifier trait fully implemented (</w:t>
             </w:r>
             <w:r>
               <w:rPr>
@@ -5830,7 +5716,7 @@
               <w:t xml:space="preserve"> </w:t>
             </w:r>
             <w:r>
-              <w:t xml:space="preserve">malleability fuzzer in tests.</w:t>
+              <w:t xml:space="preserve">malleability fuzzer in tests. (6)</w:t>
             </w:r>
             <w:r>
               <w:t xml:space="preserve"> </w:t>
@@ -5838,27 +5724,14 @@
             <w:r>
               <w:rPr>
                 <w:rStyle w:val="VerbatimChar"/>
-                <w:b/>
               </w:rPr>
               <w:t xml:space="preserve">pnpm test:parity</w:t>
             </w:r>
             <w:r>
-              <w:rPr>
-                <w:b/>
-              </w:rPr>
-              <w:t xml:space="preserve"> </w:t>
-            </w:r>
-            <w:r>
-              <w:rPr>
-                <w:b/>
-              </w:rPr>
-              <w:t xml:space="preserve">CI test</w:t>
-            </w:r>
-            <w:r>
-              <w:t xml:space="preserve"> </w:t>
-            </w:r>
-            <w:r>
-              <w:t xml:space="preserve">running round-trip across</w:t>
+              <w:t xml:space="preserve"> </w:t>
+            </w:r>
+            <w:r>
+              <w:t xml:space="preserve">CI test running round-trip across</w:t>
             </w:r>
             <w:r>
               <w:t xml:space="preserve"> </w:t>
@@ -5873,7 +5746,7 @@
               <w:t xml:space="preserve"> </w:t>
             </w:r>
             <w:r>
-              <w:t xml:space="preserve">prover, JS Poseidon2 commitment generator, and Soroban verifier; covers all 7 domain separators with adversarial vectors (cross-implementation drift kills recovery silently). OZ</w:t>
+              <w:t xml:space="preserve">prover, JS Poseidon2 commitment generator, and Soroban verifier — covers all 7 domain separators with adversarial vectors. (7) OZ</w:t>
             </w:r>
             <w:r>
               <w:t xml:space="preserve"> </w:t>
@@ -6473,23 +6346,6 @@
           <w:b/>
         </w:rPr>
         <w:t xml:space="preserve">Pillar 2 funding gated on Pillar 2 compliance gates (§9) AND A0 pass. B1 disbursement held until C1 legal opinions are in SDF's hands.</w:t>
-      </w:r>
-    </w:p>
-    <w:p>
-      <w:pPr>
-        <w:pStyle w:val="BodyText"/>
-      </w:pPr>
-      <w:r>
-        <w:rPr>
-          <w:b/>
-        </w:rPr>
-        <w:t xml:space="preserve">Tranche-payment milestones are bolded.</w:t>
-      </w:r>
-      <w:r>
-        <w:t xml:space="preserve"> </w:t>
-      </w:r>
-      <w:r>
-        <w:t xml:space="preserve">Other milestones are unpaid prerequisites whose work is rolled into the next paid tranche's release.</w:t>
       </w:r>
     </w:p>
     <w:tbl>
@@ -7202,7 +7058,7 @@
       <w:pPr>
         <w:numPr>
           <w:ilvl w:val="0"/>
-          <w:numId w:val="1015"/>
+          <w:numId w:val="1017"/>
         </w:numPr>
         <w:pStyle w:val="Compact"/>
       </w:pPr>
@@ -7214,7 +7070,7 @@
       <w:pPr>
         <w:numPr>
           <w:ilvl w:val="0"/>
-          <w:numId w:val="1015"/>
+          <w:numId w:val="1017"/>
         </w:numPr>
         <w:pStyle w:val="Compact"/>
       </w:pPr>
@@ -7226,7 +7082,7 @@
       <w:pPr>
         <w:numPr>
           <w:ilvl w:val="0"/>
-          <w:numId w:val="1015"/>
+          <w:numId w:val="1017"/>
         </w:numPr>
         <w:pStyle w:val="Compact"/>
       </w:pPr>
@@ -7500,7 +7356,7 @@
       <w:pPr>
         <w:numPr>
           <w:ilvl w:val="0"/>
-          <w:numId w:val="1016"/>
+          <w:numId w:val="1018"/>
         </w:numPr>
         <w:pStyle w:val="Compact"/>
       </w:pPr>
@@ -7536,7 +7392,7 @@
       <w:pPr>
         <w:numPr>
           <w:ilvl w:val="0"/>
-          <w:numId w:val="1016"/>
+          <w:numId w:val="1018"/>
         </w:numPr>
         <w:pStyle w:val="Compact"/>
       </w:pPr>
@@ -9606,22 +9462,7 @@
               <w:jc w:val="left"/>
             </w:pPr>
             <w:r>
-              <w:t xml:space="preserve">Acknowledged as a top-of-stack risk that SRI cannot defend against. Mitigations in scope: DNSSEC, COOP/COEP, strict CSP, signed-loader bootstrap.</w:t>
-            </w:r>
-            <w:r>
-              <w:t xml:space="preserve"> </w:t>
-            </w:r>
-            <w:r>
-              <w:rPr>
-                <w:b/>
-              </w:rPr>
-              <w:t xml:space="preserve">Out of scope (post-grant):</w:t>
-            </w:r>
-            <w:r>
-              <w:t xml:space="preserve"> </w:t>
-            </w:r>
-            <w:r>
-              <w:t xml:space="preserve">native-app option + hardware-wallet integration path; user education that recovery from a compromised origin requires waiting + filing a SmartAccount disclosure. Risk explicitly enumerated so SDF and integrators can plan defense-in-depth.</w:t>
+              <w:t xml:space="preserve">See "Top-of-stack risk" note below the table.</w:t>
             </w:r>
           </w:p>
         </w:tc>
@@ -9753,6 +9594,23 @@
         </w:tc>
       </w:tr>
     </w:tbl>
+    <w:p>
+      <w:pPr>
+        <w:pStyle w:val="BodyText"/>
+      </w:pPr>
+      <w:r>
+        <w:rPr>
+          <w:b/>
+        </w:rPr>
+        <w:t xml:space="preserve">Top-of-stack risk acknowledged (Risk #19, mysoroban.xyz origin compromise).</w:t>
+      </w:r>
+      <w:r>
+        <w:t xml:space="preserve"> </w:t>
+      </w:r>
+      <w:r>
+        <w:t xml:space="preserve">SRI hashes cannot defend against a compromised origin. In-scope mitigations: DNSSEC, COOP/COEP, strict CSP, signed-loader bootstrap. Post-grant: a native-app option and a hardware-wallet integration path. Recovery from a compromised origin requires user-side delay and a SmartAccount disclosure filing — risk enumerated explicitly so SDF and integrators can plan defense-in-depth.</w:t>
+      </w:r>
+    </w:p>
     <w:p>
       <w:r>
         <w:pict>
@@ -10089,7 +9947,7 @@
       <w:pPr>
         <w:numPr>
           <w:ilvl w:val="0"/>
-          <w:numId w:val="1017"/>
+          <w:numId w:val="1019"/>
         </w:numPr>
         <w:pStyle w:val="Compact"/>
       </w:pPr>
@@ -10114,290 +9972,6 @@
       <w:r>
         <w:t xml:space="preserve">) serves both pillars.</w:t>
       </w:r>
-    </w:p>
-    <w:p>
-      <w:pPr>
-        <w:numPr>
-          <w:ilvl w:val="0"/>
-          <w:numId w:val="1017"/>
-        </w:numPr>
-        <w:pStyle w:val="Compact"/>
-      </w:pPr>
-      <w:r>
-        <w:rPr>
-          <w:b/>
-        </w:rPr>
-        <w:t xml:space="preserve">One browser proving harness</w:t>
-      </w:r>
-      <w:r>
-        <w:t xml:space="preserve"> </w:t>
-      </w:r>
-      <w:r>
-        <w:t xml:space="preserve">(bb.js + WebWorker +</w:t>
-      </w:r>
-      <w:r>
-        <w:t xml:space="preserve"> </w:t>
-      </w:r>
-      <w:r>
-        <w:rPr>
-          <w:rStyle w:val="VerbatimChar"/>
-        </w:rPr>
-        <w:t xml:space="preserve">/recover/</w:t>
-      </w:r>
-      <w:r>
-        <w:t xml:space="preserve"> </w:t>
-      </w:r>
-      <w:r>
-        <w:t xml:space="preserve">route).</w:t>
-      </w:r>
-    </w:p>
-    <w:p>
-      <w:pPr>
-        <w:numPr>
-          <w:ilvl w:val="0"/>
-          <w:numId w:val="1017"/>
-        </w:numPr>
-        <w:pStyle w:val="Compact"/>
-      </w:pPr>
-      <w:r>
-        <w:rPr>
-          <w:b/>
-        </w:rPr>
-        <w:t xml:space="preserve">One Poseidon2 parameter set</w:t>
-      </w:r>
-      <w:r>
-        <w:t xml:space="preserve">, domain-separated per use, audited once.</w:t>
-      </w:r>
-    </w:p>
-    <w:p>
-      <w:pPr>
-        <w:numPr>
-          <w:ilvl w:val="0"/>
-          <w:numId w:val="1017"/>
-        </w:numPr>
-        <w:pStyle w:val="Compact"/>
-      </w:pPr>
-      <w:r>
-        <w:rPr>
-          <w:b/>
-        </w:rPr>
-        <w:t xml:space="preserve">One VK registry + one governance</w:t>
-      </w:r>
-      <w:r>
-        <w:t xml:space="preserve"> </w:t>
-      </w:r>
-      <w:r>
-        <w:t xml:space="preserve">mechanism.</w:t>
-      </w:r>
-    </w:p>
-    <w:p>
-      <w:pPr>
-        <w:numPr>
-          <w:ilvl w:val="0"/>
-          <w:numId w:val="1017"/>
-        </w:numPr>
-        <w:pStyle w:val="Compact"/>
-      </w:pPr>
-      <w:r>
-        <w:rPr>
-          <w:b/>
-        </w:rPr>
-        <w:t xml:space="preserve">One audit RFP</w:t>
-      </w:r>
-      <w:r>
-        <w:t xml:space="preserve"> </w:t>
-      </w:r>
-      <w:r>
-        <w:t xml:space="preserve">covering circuits + contracts + integration.</w:t>
-      </w:r>
-    </w:p>
-    <w:p>
-      <w:pPr>
-        <w:pStyle w:val="FirstParagraph"/>
-      </w:pPr>
-      <w:r>
-        <w:t xml:space="preserve">We deliver a cross-repo dependency graph as the first artifact of A1.</w:t>
-      </w:r>
-    </w:p>
-    <w:p>
-      <w:pPr>
-        <w:pStyle w:val="BodyText"/>
-      </w:pPr>
-      <w:r>
-        <w:t xml:space="preserve">Bundling saves engineering time</w:t>
-      </w:r>
-      <w:r>
-        <w:t xml:space="preserve"> </w:t>
-      </w:r>
-      <w:r>
-        <w:rPr>
-          <w:b/>
-        </w:rPr>
-        <w:t xml:space="preserve">only because</w:t>
-      </w:r>
-      <w:r>
-        <w:t xml:space="preserve"> </w:t>
-      </w:r>
-      <w:r>
-        <w:t xml:space="preserve">Track A and Track B share a substrate. They do not share business logic, end-users, regulatory posture, or success criteria. Disbursement is therefore independent (§7).</w:t>
-      </w:r>
-    </w:p>
-    <w:p>
-      <w:r>
-        <w:pict>
-          <v:rect style="width:0;height:1.5pt" o:hralign="center" o:hrstd="t" o:hr="t"/>
-        </w:pict>
-      </w:r>
-    </w:p>
-    <w:p>
-      <w:pPr>
-        <w:pStyle w:val="Heading2"/>
-      </w:pPr>
-      <w:bookmarkStart w:id="47" w:name="X5609fa4f6d23487e459d92b9cf2306dba777293"/>
-      <w:r>
-        <w:t xml:space="preserve">11. Universality</w:t>
-      </w:r>
-      <w:bookmarkEnd w:id="47"/>
-    </w:p>
-    <w:p>
-      <w:pPr>
-        <w:pStyle w:val="FirstParagraph"/>
-      </w:pPr>
-      <w:r>
-        <w:t xml:space="preserve">The recovery circuit is a key-rotation primitive any Soroban Smart Account can adopt; neftwerk is the second consumer, not the only one. Concrete future consumers:</w:t>
-      </w:r>
-    </w:p>
-    <w:p>
-      <w:pPr>
-        <w:numPr>
-          <w:ilvl w:val="0"/>
-          <w:numId w:val="1018"/>
-        </w:numPr>
-        <w:pStyle w:val="Compact"/>
-      </w:pPr>
-      <w:r>
-        <w:t xml:space="preserve">Custody wallets needing non-custodial paper-mnemonic recovery</w:t>
-      </w:r>
-    </w:p>
-    <w:p>
-      <w:pPr>
-        <w:numPr>
-          <w:ilvl w:val="0"/>
-          <w:numId w:val="1018"/>
-        </w:numPr>
-        <w:pStyle w:val="Compact"/>
-      </w:pPr>
-      <w:r>
-        <w:t xml:space="preserve">RWA issuers (real estate, supply-chain, carbon credits) needing ownership privacy with provable transfer history</w:t>
-      </w:r>
-    </w:p>
-    <w:p>
-      <w:pPr>
-        <w:numPr>
-          <w:ilvl w:val="0"/>
-          <w:numId w:val="1018"/>
-        </w:numPr>
-        <w:pStyle w:val="Compact"/>
-      </w:pPr>
-      <w:r>
-        <w:t xml:space="preserve">Compliance-sensitive institutions wanting counterparty privacy without surrendering provability</w:t>
-      </w:r>
-    </w:p>
-    <w:p>
-      <w:pPr>
-        <w:pStyle w:val="FirstParagraph"/>
-      </w:pPr>
-      <w:r>
-        <w:t xml:space="preserve">A6 deliverable includes a one-page</w:t>
-      </w:r>
-      <w:r>
-        <w:t xml:space="preserve"> </w:t>
-      </w:r>
-      <w:r>
-        <w:rPr>
-          <w:b/>
-        </w:rPr>
-        <w:t xml:space="preserve">integrator's guide</w:t>
-      </w:r>
-      <w:r>
-        <w:t xml:space="preserve">: the minimal interface a Soroban contract has to implement to consume the ZK recovery primitive.</w:t>
-      </w:r>
-      <w:r>
-        <w:t xml:space="preserve"> </w:t>
-      </w:r>
-      <w:r>
-        <w:rPr>
-          <w:b/>
-        </w:rPr>
-        <w:t xml:space="preserve">At least one external wallet integrator's signed integration agreement is required at A6.</w:t>
-      </w:r>
-    </w:p>
-    <w:p>
-      <w:r>
-        <w:pict>
-          <v:rect style="width:0;height:1.5pt" o:hralign="center" o:hrstd="t" o:hr="t"/>
-        </w:pict>
-      </w:r>
-    </w:p>
-    <w:p>
-      <w:pPr>
-        <w:pStyle w:val="Heading2"/>
-      </w:pPr>
-      <w:bookmarkStart w:id="48" w:name="Xe2c49d380e6467f2d424aba5fc223c0e50b2073"/>
-      <w:r>
-        <w:t xml:space="preserve">12. Roadmap: fast-recovery path (post-grant)</w:t>
-      </w:r>
-      <w:bookmarkEnd w:id="48"/>
-    </w:p>
-    <w:p>
-      <w:pPr>
-        <w:pStyle w:val="FirstParagraph"/>
-      </w:pPr>
-      <w:r>
-        <w:t xml:space="preserve">The 30-day timelock is incompatible with high-velocity collector use cases (insurance renewals, museum loans, estate updates). Post-grant deliverable: a Shamir-style fast-recovery path with the threshold scheme</w:t>
-      </w:r>
-      <w:r>
-        <w:t xml:space="preserve"> </w:t>
-      </w:r>
-      <w:r>
-        <w:rPr>
-          <w:rStyle w:val="VerbatimChar"/>
-        </w:rPr>
-        <w:t xml:space="preserve">(collector + 1-of-{gallery, Neftwerk})</w:t>
-      </w:r>
-      <w:r>
-        <w:t xml:space="preserve"> </w:t>
-      </w:r>
-      <w:r>
-        <w:t xml:space="preserve">— collector's share is mandatory, foreclosing institutional-only recovery. Additive on top of the current recovery primitive; no breaking change.</w:t>
-      </w:r>
-    </w:p>
-    <w:p>
-      <w:r>
-        <w:pict>
-          <v:rect style="width:0;height:1.5pt" o:hralign="center" o:hrstd="t" o:hr="t"/>
-        </w:pict>
-      </w:r>
-    </w:p>
-    <w:p>
-      <w:pPr>
-        <w:pStyle w:val="Heading2"/>
-      </w:pPr>
-      <w:bookmarkStart w:id="49" w:name="X6c502a7f5b5f77132e63126a24f394d94c72ae0"/>
-      <w:r>
-        <w:t xml:space="preserve">13. References / repo file map</w:t>
-      </w:r>
-      <w:bookmarkEnd w:id="49"/>
-    </w:p>
-    <w:p>
-      <w:pPr>
-        <w:pStyle w:val="Heading3"/>
-      </w:pPr>
-      <w:bookmarkStart w:id="50" w:name="g2c"/>
-      <w:r>
-        <w:t xml:space="preserve">g2c</w:t>
-      </w:r>
-      <w:bookmarkEnd w:id="50"/>
     </w:p>
     <w:p>
       <w:pPr>
@@ -10409,9 +9983,30 @@
       </w:pPr>
       <w:r>
         <w:rPr>
-          <w:rStyle w:val="VerbatimChar"/>
-        </w:rPr>
-        <w:t xml:space="preserve">g2c/APPLICATION.md</w:t>
+          <w:b/>
+        </w:rPr>
+        <w:t xml:space="preserve">One browser proving harness</w:t>
+      </w:r>
+      <w:r>
+        <w:t xml:space="preserve"> </w:t>
+      </w:r>
+      <w:r>
+        <w:t xml:space="preserve">(bb.js + WebWorker +</w:t>
+      </w:r>
+      <w:r>
+        <w:t xml:space="preserve"> </w:t>
+      </w:r>
+      <w:r>
+        <w:rPr>
+          <w:rStyle w:val="VerbatimChar"/>
+        </w:rPr>
+        <w:t xml:space="preserve">/recover/</w:t>
+      </w:r>
+      <w:r>
+        <w:t xml:space="preserve"> </w:t>
+      </w:r>
+      <w:r>
+        <w:t xml:space="preserve">route).</w:t>
       </w:r>
     </w:p>
     <w:p>
@@ -10424,9 +10019,12 @@
       </w:pPr>
       <w:r>
         <w:rPr>
-          <w:rStyle w:val="VerbatimChar"/>
-        </w:rPr>
-        <w:t xml:space="preserve">g2c/ARCHITECTURE.md</w:t>
+          <w:b/>
+        </w:rPr>
+        <w:t xml:space="preserve">One Poseidon2 parameter set</w:t>
+      </w:r>
+      <w:r>
+        <w:t xml:space="preserve">, domain-separated per use, audited once.</w:t>
       </w:r>
     </w:p>
     <w:p>
@@ -10439,9 +10037,15 @@
       </w:pPr>
       <w:r>
         <w:rPr>
-          <w:rStyle w:val="VerbatimChar"/>
-        </w:rPr>
-        <w:t xml:space="preserve">g2c/contracts/smart-account/src/contract.rs</w:t>
+          <w:b/>
+        </w:rPr>
+        <w:t xml:space="preserve">One VK registry + one governance</w:t>
+      </w:r>
+      <w:r>
+        <w:t xml:space="preserve"> </w:t>
+      </w:r>
+      <w:r>
+        <w:t xml:space="preserve">mechanism.</w:t>
       </w:r>
     </w:p>
     <w:p>
@@ -10454,35 +10058,72 @@
       </w:pPr>
       <w:r>
         <w:rPr>
-          <w:rStyle w:val="VerbatimChar"/>
-        </w:rPr>
-        <w:t xml:space="preserve">g2c/contracts/factory/src/contract.rs</w:t>
-      </w:r>
-    </w:p>
-    <w:p>
-      <w:pPr>
-        <w:numPr>
-          <w:ilvl w:val="0"/>
-          <w:numId w:val="1019"/>
-        </w:numPr>
-        <w:pStyle w:val="Compact"/>
-      </w:pPr>
-      <w:r>
-        <w:rPr>
-          <w:rStyle w:val="VerbatimChar"/>
-        </w:rPr>
-        <w:t xml:space="preserve">g2c/contracts/webauthn-verifier/src/contract.rs</w:t>
-      </w:r>
-    </w:p>
-    <w:p>
-      <w:pPr>
-        <w:pStyle w:val="Heading3"/>
-      </w:pPr>
-      <w:bookmarkStart w:id="51" w:name="zk-substrate--proof-of-concept"/>
-      <w:r>
-        <w:t xml:space="preserve">ZK substrate / proof-of-concept</w:t>
-      </w:r>
-      <w:bookmarkEnd w:id="51"/>
+          <w:b/>
+        </w:rPr>
+        <w:t xml:space="preserve">One audit RFP</w:t>
+      </w:r>
+      <w:r>
+        <w:t xml:space="preserve"> </w:t>
+      </w:r>
+      <w:r>
+        <w:t xml:space="preserve">covering circuits + contracts + integration.</w:t>
+      </w:r>
+    </w:p>
+    <w:p>
+      <w:pPr>
+        <w:pStyle w:val="FirstParagraph"/>
+      </w:pPr>
+      <w:r>
+        <w:t xml:space="preserve">We deliver a cross-repo dependency graph as the first artifact of A1.</w:t>
+      </w:r>
+    </w:p>
+    <w:p>
+      <w:pPr>
+        <w:pStyle w:val="BodyText"/>
+      </w:pPr>
+      <w:r>
+        <w:t xml:space="preserve">Bundling saves engineering time</w:t>
+      </w:r>
+      <w:r>
+        <w:t xml:space="preserve"> </w:t>
+      </w:r>
+      <w:r>
+        <w:rPr>
+          <w:b/>
+        </w:rPr>
+        <w:t xml:space="preserve">only because</w:t>
+      </w:r>
+      <w:r>
+        <w:t xml:space="preserve"> </w:t>
+      </w:r>
+      <w:r>
+        <w:t xml:space="preserve">Track A and Track B share a substrate. They do not share business logic, end-users, regulatory posture, or success criteria. Disbursement is therefore independent (§7).</w:t>
+      </w:r>
+    </w:p>
+    <w:p>
+      <w:r>
+        <w:pict>
+          <v:rect style="width:0;height:1.5pt" o:hralign="center" o:hrstd="t" o:hr="t"/>
+        </w:pict>
+      </w:r>
+    </w:p>
+    <w:p>
+      <w:pPr>
+        <w:pStyle w:val="Heading2"/>
+      </w:pPr>
+      <w:bookmarkStart w:id="47" w:name="X5609fa4f6d23487e459d92b9cf2306dba777293"/>
+      <w:r>
+        <w:t xml:space="preserve">11. Universality</w:t>
+      </w:r>
+      <w:bookmarkEnd w:id="47"/>
+    </w:p>
+    <w:p>
+      <w:pPr>
+        <w:pStyle w:val="FirstParagraph"/>
+      </w:pPr>
+      <w:r>
+        <w:t xml:space="preserve">The recovery circuit is a key-rotation primitive any Soroban Smart Account can adopt; neftwerk is the second consumer, not the only one. Concrete future consumers:</w:t>
+      </w:r>
     </w:p>
     <w:p>
       <w:pPr>
@@ -10493,10 +10134,7 @@
         <w:pStyle w:val="Compact"/>
       </w:pPr>
       <w:r>
-        <w:rPr>
-          <w:rStyle w:val="VerbatimChar"/>
-        </w:rPr>
-        <w:t xml:space="preserve">zk/rs-soroban-ultrahonk/README.md</w:t>
+        <w:t xml:space="preserve">Custody wallets needing non-custodial paper-mnemonic recovery</w:t>
       </w:r>
     </w:p>
     <w:p>
@@ -10508,10 +10146,7 @@
         <w:pStyle w:val="Compact"/>
       </w:pPr>
       <w:r>
-        <w:rPr>
-          <w:rStyle w:val="VerbatimChar"/>
-        </w:rPr>
-        <w:t xml:space="preserve">zk/rs-soroban-ultrahonk/ultrahonk-soroban-verifier/src/</w:t>
+        <w:t xml:space="preserve">RWA issuers (real estate, supply-chain, carbon credits) needing ownership privacy with provable transfer history</w:t>
       </w:r>
     </w:p>
     <w:p>
@@ -10523,78 +10158,104 @@
         <w:pStyle w:val="Compact"/>
       </w:pPr>
       <w:r>
-        <w:rPr>
-          <w:rStyle w:val="VerbatimChar"/>
-        </w:rPr>
-        <w:t xml:space="preserve">zk/rs-soroban-ultrahonk/&lt;nullifier_set_primitive&gt;/</w:t>
-      </w:r>
-      <w:r>
-        <w:t xml:space="preserve"> </w:t>
-      </w:r>
-      <w:r>
-        <w:t xml:space="preserve">(renamed before kickoff)</w:t>
-      </w:r>
-    </w:p>
-    <w:p>
-      <w:pPr>
-        <w:numPr>
-          <w:ilvl w:val="0"/>
-          <w:numId w:val="1020"/>
-        </w:numPr>
-        <w:pStyle w:val="Compact"/>
-      </w:pPr>
-      <w:r>
-        <w:rPr>
-          <w:rStyle w:val="VerbatimChar"/>
-        </w:rPr>
-        <w:t xml:space="preserve">zk/soroban-zk-demo/README.md</w:t>
-      </w:r>
-      <w:r>
-        <w:t xml:space="preserve"> </w:t>
-      </w:r>
-      <w:r>
-        <w:t xml:space="preserve">and</w:t>
-      </w:r>
-      <w:r>
-        <w:t xml:space="preserve"> </w:t>
-      </w:r>
-      <w:r>
-        <w:rPr>
-          <w:rStyle w:val="VerbatimChar"/>
-        </w:rPr>
-        <w:t xml:space="preserve">test_e2e.sh</w:t>
-      </w:r>
-    </w:p>
-    <w:p>
-      <w:pPr>
-        <w:numPr>
-          <w:ilvl w:val="0"/>
-          <w:numId w:val="1020"/>
-        </w:numPr>
-        <w:pStyle w:val="Compact"/>
-      </w:pPr>
-      <w:r>
-        <w:rPr>
-          <w:rStyle w:val="VerbatimChar"/>
-        </w:rPr>
-        <w:t xml:space="preserve">zk/soroban-zk-demo/circuits/ownership_proof/src/main.nr</w:t>
-      </w:r>
-      <w:r>
-        <w:t xml:space="preserve"> </w:t>
-      </w:r>
-      <w:r>
-        <w:t xml:space="preserve">(to be brought into spec at A0)</w:t>
-      </w:r>
+        <w:t xml:space="preserve">Compliance-sensitive institutions wanting counterparty privacy without surrendering provability</w:t>
+      </w:r>
+    </w:p>
+    <w:p>
+      <w:pPr>
+        <w:pStyle w:val="FirstParagraph"/>
+      </w:pPr>
+      <w:r>
+        <w:t xml:space="preserve">A6 deliverable includes a one-page</w:t>
+      </w:r>
+      <w:r>
+        <w:t xml:space="preserve"> </w:t>
+      </w:r>
+      <w:r>
+        <w:rPr>
+          <w:b/>
+        </w:rPr>
+        <w:t xml:space="preserve">integrator's guide</w:t>
+      </w:r>
+      <w:r>
+        <w:t xml:space="preserve">: the minimal interface a Soroban contract has to implement to consume the ZK recovery primitive.</w:t>
+      </w:r>
+      <w:r>
+        <w:t xml:space="preserve"> </w:t>
+      </w:r>
+      <w:r>
+        <w:rPr>
+          <w:b/>
+        </w:rPr>
+        <w:t xml:space="preserve">At least one external wallet integrator's signed integration agreement is required at A6.</w:t>
+      </w:r>
+    </w:p>
+    <w:p>
+      <w:r>
+        <w:pict>
+          <v:rect style="width:0;height:1.5pt" o:hralign="center" o:hrstd="t" o:hr="t"/>
+        </w:pict>
+      </w:r>
+    </w:p>
+    <w:p>
+      <w:pPr>
+        <w:pStyle w:val="Heading2"/>
+      </w:pPr>
+      <w:bookmarkStart w:id="48" w:name="Xe2c49d380e6467f2d424aba5fc223c0e50b2073"/>
+      <w:r>
+        <w:t xml:space="preserve">12. Roadmap: fast-recovery path (post-grant)</w:t>
+      </w:r>
+      <w:bookmarkEnd w:id="48"/>
+    </w:p>
+    <w:p>
+      <w:pPr>
+        <w:pStyle w:val="FirstParagraph"/>
+      </w:pPr>
+      <w:r>
+        <w:t xml:space="preserve">The 30-day timelock is incompatible with high-velocity collector use cases (insurance renewals, museum loans, estate updates). Post-grant deliverable: a Shamir-style fast-recovery path with the threshold scheme</w:t>
+      </w:r>
+      <w:r>
+        <w:t xml:space="preserve"> </w:t>
+      </w:r>
+      <w:r>
+        <w:rPr>
+          <w:rStyle w:val="VerbatimChar"/>
+        </w:rPr>
+        <w:t xml:space="preserve">(collector + 1-of-{gallery, Neftwerk})</w:t>
+      </w:r>
+      <w:r>
+        <w:t xml:space="preserve"> </w:t>
+      </w:r>
+      <w:r>
+        <w:t xml:space="preserve">— collector's share is mandatory, foreclosing institutional-only recovery. Additive on top of the current recovery primitive; no breaking change.</w:t>
+      </w:r>
+    </w:p>
+    <w:p>
+      <w:r>
+        <w:pict>
+          <v:rect style="width:0;height:1.5pt" o:hralign="center" o:hrstd="t" o:hr="t"/>
+        </w:pict>
+      </w:r>
+    </w:p>
+    <w:p>
+      <w:pPr>
+        <w:pStyle w:val="Heading2"/>
+      </w:pPr>
+      <w:bookmarkStart w:id="49" w:name="X6c502a7f5b5f77132e63126a24f394d94c72ae0"/>
+      <w:r>
+        <w:t xml:space="preserve">13. References / repo file map</w:t>
+      </w:r>
+      <w:bookmarkEnd w:id="49"/>
     </w:p>
     <w:p>
       <w:pPr>
         <w:pStyle w:val="Heading3"/>
       </w:pPr>
-      <w:bookmarkStart w:id="52" w:name="neftwerk"/>
-      <w:r>
-        <w:t xml:space="preserve">Neftwerk</w:t>
-      </w:r>
-      <w:bookmarkEnd w:id="52"/>
+      <w:bookmarkStart w:id="50" w:name="g2c"/>
+      <w:r>
+        <w:t xml:space="preserve">g2c</w:t>
+      </w:r>
+      <w:bookmarkEnd w:id="50"/>
     </w:p>
     <w:p>
       <w:pPr>
@@ -10608,7 +10269,7 @@
         <w:rPr>
           <w:rStyle w:val="VerbatimChar"/>
         </w:rPr>
-        <w:t xml:space="preserve">zk/neftwerk/Neftwerk_White_Paper_Summary.md</w:t>
+        <w:t xml:space="preserve">g2c/APPLICATION.md</w:t>
       </w:r>
     </w:p>
     <w:p>
@@ -10623,7 +10284,7 @@
         <w:rPr>
           <w:rStyle w:val="VerbatimChar"/>
         </w:rPr>
-        <w:t xml:space="preserve">zk/neftwerk/Neftwerk_Creation_Privacy_Flow.md</w:t>
+        <w:t xml:space="preserve">g2c/ARCHITECTURE.md</w:t>
       </w:r>
     </w:p>
     <w:p>
@@ -10638,7 +10299,7 @@
         <w:rPr>
           <w:rStyle w:val="VerbatimChar"/>
         </w:rPr>
-        <w:t xml:space="preserve">zk/neftwerk/Neftwerk_Sale_Privacy_Flow.md</w:t>
+        <w:t xml:space="preserve">g2c/contracts/smart-account/src/contract.rs</w:t>
       </w:r>
     </w:p>
     <w:p>
@@ -10653,7 +10314,7 @@
         <w:rPr>
           <w:rStyle w:val="VerbatimChar"/>
         </w:rPr>
-        <w:t xml:space="preserve">zk/neftwerk/milestones.md</w:t>
+        <w:t xml:space="preserve">g2c/contracts/factory/src/contract.rs</w:t>
       </w:r>
     </w:p>
     <w:p>
@@ -10668,54 +10329,251 @@
         <w:rPr>
           <w:rStyle w:val="VerbatimChar"/>
         </w:rPr>
-        <w:t xml:space="preserve">zk/neftwerk/review-technical.md</w:t>
-      </w:r>
-    </w:p>
-    <w:p>
-      <w:pPr>
-        <w:numPr>
-          <w:ilvl w:val="0"/>
-          <w:numId w:val="1021"/>
-        </w:numPr>
-        <w:pStyle w:val="Compact"/>
-      </w:pPr>
-      <w:r>
-        <w:rPr>
-          <w:rStyle w:val="VerbatimChar"/>
-        </w:rPr>
-        <w:t xml:space="preserve">zk/neftwerk/review-legal.md</w:t>
-      </w:r>
-    </w:p>
-    <w:p>
-      <w:pPr>
-        <w:numPr>
-          <w:ilvl w:val="0"/>
-          <w:numId w:val="1021"/>
-        </w:numPr>
-        <w:pStyle w:val="Compact"/>
-      </w:pPr>
-      <w:r>
-        <w:rPr>
-          <w:rStyle w:val="VerbatimChar"/>
-        </w:rPr>
-        <w:t xml:space="preserve">zk/neftwerk/review-gallery.md</w:t>
+        <w:t xml:space="preserve">g2c/contracts/webauthn-verifier/src/contract.rs</w:t>
       </w:r>
     </w:p>
     <w:p>
       <w:pPr>
         <w:pStyle w:val="Heading3"/>
       </w:pPr>
-      <w:bookmarkStart w:id="53" w:name="external"/>
-      <w:r>
-        <w:t xml:space="preserve">External</w:t>
-      </w:r>
-      <w:bookmarkEnd w:id="53"/>
+      <w:bookmarkStart w:id="51" w:name="zk-substrate--proof-of-concept"/>
+      <w:r>
+        <w:t xml:space="preserve">ZK substrate / proof-of-concept</w:t>
+      </w:r>
+      <w:bookmarkEnd w:id="51"/>
     </w:p>
     <w:p>
       <w:pPr>
         <w:numPr>
           <w:ilvl w:val="0"/>
           <w:numId w:val="1022"/>
+        </w:numPr>
+        <w:pStyle w:val="Compact"/>
+      </w:pPr>
+      <w:r>
+        <w:rPr>
+          <w:rStyle w:val="VerbatimChar"/>
+        </w:rPr>
+        <w:t xml:space="preserve">zk/rs-soroban-ultrahonk/README.md</w:t>
+      </w:r>
+    </w:p>
+    <w:p>
+      <w:pPr>
+        <w:numPr>
+          <w:ilvl w:val="0"/>
+          <w:numId w:val="1022"/>
+        </w:numPr>
+        <w:pStyle w:val="Compact"/>
+      </w:pPr>
+      <w:r>
+        <w:rPr>
+          <w:rStyle w:val="VerbatimChar"/>
+        </w:rPr>
+        <w:t xml:space="preserve">zk/rs-soroban-ultrahonk/ultrahonk-soroban-verifier/src/</w:t>
+      </w:r>
+    </w:p>
+    <w:p>
+      <w:pPr>
+        <w:numPr>
+          <w:ilvl w:val="0"/>
+          <w:numId w:val="1022"/>
+        </w:numPr>
+        <w:pStyle w:val="Compact"/>
+      </w:pPr>
+      <w:r>
+        <w:rPr>
+          <w:rStyle w:val="VerbatimChar"/>
+        </w:rPr>
+        <w:t xml:space="preserve">zk/rs-soroban-ultrahonk/&lt;nullifier_set_primitive&gt;/</w:t>
+      </w:r>
+      <w:r>
+        <w:t xml:space="preserve"> </w:t>
+      </w:r>
+      <w:r>
+        <w:t xml:space="preserve">(renamed before kickoff)</w:t>
+      </w:r>
+    </w:p>
+    <w:p>
+      <w:pPr>
+        <w:numPr>
+          <w:ilvl w:val="0"/>
+          <w:numId w:val="1022"/>
+        </w:numPr>
+        <w:pStyle w:val="Compact"/>
+      </w:pPr>
+      <w:r>
+        <w:rPr>
+          <w:rStyle w:val="VerbatimChar"/>
+        </w:rPr>
+        <w:t xml:space="preserve">zk/soroban-zk-demo/README.md</w:t>
+      </w:r>
+      <w:r>
+        <w:t xml:space="preserve"> </w:t>
+      </w:r>
+      <w:r>
+        <w:t xml:space="preserve">and</w:t>
+      </w:r>
+      <w:r>
+        <w:t xml:space="preserve"> </w:t>
+      </w:r>
+      <w:r>
+        <w:rPr>
+          <w:rStyle w:val="VerbatimChar"/>
+        </w:rPr>
+        <w:t xml:space="preserve">test_e2e.sh</w:t>
+      </w:r>
+    </w:p>
+    <w:p>
+      <w:pPr>
+        <w:numPr>
+          <w:ilvl w:val="0"/>
+          <w:numId w:val="1022"/>
+        </w:numPr>
+        <w:pStyle w:val="Compact"/>
+      </w:pPr>
+      <w:r>
+        <w:rPr>
+          <w:rStyle w:val="VerbatimChar"/>
+        </w:rPr>
+        <w:t xml:space="preserve">zk/soroban-zk-demo/circuits/ownership_proof/src/main.nr</w:t>
+      </w:r>
+      <w:r>
+        <w:t xml:space="preserve"> </w:t>
+      </w:r>
+      <w:r>
+        <w:t xml:space="preserve">(to be brought into spec at A0)</w:t>
+      </w:r>
+    </w:p>
+    <w:p>
+      <w:pPr>
+        <w:pStyle w:val="Heading3"/>
+      </w:pPr>
+      <w:bookmarkStart w:id="52" w:name="neftwerk"/>
+      <w:r>
+        <w:t xml:space="preserve">Neftwerk</w:t>
+      </w:r>
+      <w:bookmarkEnd w:id="52"/>
+    </w:p>
+    <w:p>
+      <w:pPr>
+        <w:numPr>
+          <w:ilvl w:val="0"/>
+          <w:numId w:val="1023"/>
+        </w:numPr>
+        <w:pStyle w:val="Compact"/>
+      </w:pPr>
+      <w:r>
+        <w:rPr>
+          <w:rStyle w:val="VerbatimChar"/>
+        </w:rPr>
+        <w:t xml:space="preserve">zk/neftwerk/Neftwerk_White_Paper_Summary.md</w:t>
+      </w:r>
+    </w:p>
+    <w:p>
+      <w:pPr>
+        <w:numPr>
+          <w:ilvl w:val="0"/>
+          <w:numId w:val="1023"/>
+        </w:numPr>
+        <w:pStyle w:val="Compact"/>
+      </w:pPr>
+      <w:r>
+        <w:rPr>
+          <w:rStyle w:val="VerbatimChar"/>
+        </w:rPr>
+        <w:t xml:space="preserve">zk/neftwerk/Neftwerk_Creation_Privacy_Flow.md</w:t>
+      </w:r>
+    </w:p>
+    <w:p>
+      <w:pPr>
+        <w:numPr>
+          <w:ilvl w:val="0"/>
+          <w:numId w:val="1023"/>
+        </w:numPr>
+        <w:pStyle w:val="Compact"/>
+      </w:pPr>
+      <w:r>
+        <w:rPr>
+          <w:rStyle w:val="VerbatimChar"/>
+        </w:rPr>
+        <w:t xml:space="preserve">zk/neftwerk/Neftwerk_Sale_Privacy_Flow.md</w:t>
+      </w:r>
+    </w:p>
+    <w:p>
+      <w:pPr>
+        <w:numPr>
+          <w:ilvl w:val="0"/>
+          <w:numId w:val="1023"/>
+        </w:numPr>
+        <w:pStyle w:val="Compact"/>
+      </w:pPr>
+      <w:r>
+        <w:rPr>
+          <w:rStyle w:val="VerbatimChar"/>
+        </w:rPr>
+        <w:t xml:space="preserve">zk/neftwerk/milestones.md</w:t>
+      </w:r>
+    </w:p>
+    <w:p>
+      <w:pPr>
+        <w:numPr>
+          <w:ilvl w:val="0"/>
+          <w:numId w:val="1023"/>
+        </w:numPr>
+        <w:pStyle w:val="Compact"/>
+      </w:pPr>
+      <w:r>
+        <w:rPr>
+          <w:rStyle w:val="VerbatimChar"/>
+        </w:rPr>
+        <w:t xml:space="preserve">zk/neftwerk/review-technical.md</w:t>
+      </w:r>
+    </w:p>
+    <w:p>
+      <w:pPr>
+        <w:numPr>
+          <w:ilvl w:val="0"/>
+          <w:numId w:val="1023"/>
+        </w:numPr>
+        <w:pStyle w:val="Compact"/>
+      </w:pPr>
+      <w:r>
+        <w:rPr>
+          <w:rStyle w:val="VerbatimChar"/>
+        </w:rPr>
+        <w:t xml:space="preserve">zk/neftwerk/review-legal.md</w:t>
+      </w:r>
+    </w:p>
+    <w:p>
+      <w:pPr>
+        <w:numPr>
+          <w:ilvl w:val="0"/>
+          <w:numId w:val="1023"/>
+        </w:numPr>
+        <w:pStyle w:val="Compact"/>
+      </w:pPr>
+      <w:r>
+        <w:rPr>
+          <w:rStyle w:val="VerbatimChar"/>
+        </w:rPr>
+        <w:t xml:space="preserve">zk/neftwerk/review-gallery.md</w:t>
+      </w:r>
+    </w:p>
+    <w:p>
+      <w:pPr>
+        <w:pStyle w:val="Heading3"/>
+      </w:pPr>
+      <w:bookmarkStart w:id="53" w:name="external"/>
+      <w:r>
+        <w:t xml:space="preserve">External</w:t>
+      </w:r>
+      <w:bookmarkEnd w:id="53"/>
+    </w:p>
+    <w:p>
+      <w:pPr>
+        <w:numPr>
+          <w:ilvl w:val="0"/>
+          <w:numId w:val="1024"/>
         </w:numPr>
         <w:pStyle w:val="Compact"/>
       </w:pPr>
@@ -10738,7 +10596,7 @@
       <w:pPr>
         <w:numPr>
           <w:ilvl w:val="0"/>
-          <w:numId w:val="1022"/>
+          <w:numId w:val="1024"/>
         </w:numPr>
         <w:pStyle w:val="Compact"/>
       </w:pPr>
@@ -10761,7 +10619,7 @@
       <w:pPr>
         <w:numPr>
           <w:ilvl w:val="0"/>
-          <w:numId w:val="1022"/>
+          <w:numId w:val="1024"/>
         </w:numPr>
         <w:pStyle w:val="Compact"/>
       </w:pPr>
@@ -10801,369 +10659,6 @@
       <w:r>
         <w:t xml:space="preserve">org</w:t>
       </w:r>
-    </w:p>
-    <w:p>
-      <w:pPr>
-        <w:numPr>
-          <w:ilvl w:val="0"/>
-          <w:numId w:val="1022"/>
-        </w:numPr>
-        <w:pStyle w:val="Compact"/>
-      </w:pPr>
-      <w:r>
-        <w:t xml:space="preserve">OpenZeppelin Stellar Contracts:</w:t>
-      </w:r>
-      <w:r>
-        <w:t xml:space="preserve"> </w:t>
-      </w:r>
-      <w:r>
-        <w:rPr>
-          <w:rStyle w:val="VerbatimChar"/>
-        </w:rPr>
-        <w:t xml:space="preserve">stellar-contracts-OZ/</w:t>
-      </w:r>
-    </w:p>
-    <w:p>
-      <w:r>
-        <w:pict>
-          <v:rect style="width:0;height:1.5pt" o:hralign="center" o:hrstd="t" o:hr="t"/>
-        </w:pict>
-      </w:r>
-    </w:p>
-    <w:p>
-      <w:pPr>
-        <w:pStyle w:val="Heading2"/>
-      </w:pPr>
-      <w:bookmarkStart w:id="56" w:name="appendix-a--cryptographic-parameters"/>
-      <w:r>
-        <w:t xml:space="preserve">Appendix A — Cryptographic parameters</w:t>
-      </w:r>
-      <w:bookmarkEnd w:id="56"/>
-    </w:p>
-    <w:p>
-      <w:pPr>
-        <w:pStyle w:val="Heading3"/>
-      </w:pPr>
-      <w:bookmarkStart w:id="57" w:name="a1--encoding-spec"/>
-      <w:r>
-        <w:t xml:space="preserve">A.1 — Encoding spec</w:t>
-      </w:r>
-      <w:bookmarkEnd w:id="57"/>
-    </w:p>
-    <w:p>
-      <w:pPr>
-        <w:pStyle w:val="FirstParagraph"/>
-      </w:pPr>
-      <w:r>
-        <w:t xml:space="preserve">All Field-bound inputs to Poseidon2 follow these rules:</w:t>
-      </w:r>
-    </w:p>
-    <w:p>
-      <w:pPr>
-        <w:numPr>
-          <w:ilvl w:val="0"/>
-          <w:numId w:val="1023"/>
-        </w:numPr>
-        <w:pStyle w:val="Compact"/>
-      </w:pPr>
-      <w:r>
-        <w:rPr>
-          <w:b/>
-        </w:rPr>
-        <w:t xml:space="preserve">65-byte uncompressed P-256 pubkey</w:t>
-      </w:r>
-      <w:r>
-        <w:t xml:space="preserve"> </w:t>
-      </w:r>
-      <w:r>
-        <w:t xml:space="preserve">(</w:t>
-      </w:r>
-      <w:r>
-        <w:rPr>
-          <w:rStyle w:val="VerbatimChar"/>
-        </w:rPr>
-        <w:t xml:space="preserve">0x04 ‖ x ‖ y</w:t>
-      </w:r>
-      <w:r>
-        <w:t xml:space="preserve">): split into 5 limbs of ≤128 bits via big-endian decomposition. Order:</w:t>
-      </w:r>
-      <w:r>
-        <w:t xml:space="preserve"> </w:t>
-      </w:r>
-      <w:r>
-        <w:rPr>
-          <w:rStyle w:val="VerbatimChar"/>
-        </w:rPr>
-        <w:t xml:space="preserve">(prefix_byte, x_hi, x_lo, y_hi, y_lo)</w:t>
-      </w:r>
-      <w:r>
-        <w:t xml:space="preserve">. Each limb range-checked</w:t>
-      </w:r>
-      <w:r>
-        <w:t xml:space="preserve"> </w:t>
-      </w:r>
-      <w:r>
-        <w:rPr>
-          <w:rStyle w:val="VerbatimChar"/>
-        </w:rPr>
-        <w:t xml:space="preserve">&lt; 2^128</w:t>
-      </w:r>
-      <w:r>
-        <w:t xml:space="preserve"> </w:t>
-      </w:r>
-      <w:r>
-        <w:t xml:space="preserve">in-circuit. Composition check:</w:t>
-      </w:r>
-      <w:r>
-        <w:t xml:space="preserve"> </w:t>
-      </w:r>
-      <w:r>
-        <w:rPr>
-          <w:rStyle w:val="VerbatimChar"/>
-        </w:rPr>
-        <w:t xml:space="preserve">prefix == 0x04</w:t>
-      </w:r>
-      <w:r>
-        <w:t xml:space="preserve"> </w:t>
-      </w:r>
-      <w:r>
-        <w:t xml:space="preserve">and</w:t>
-      </w:r>
-      <w:r>
-        <w:t xml:space="preserve"> </w:t>
-      </w:r>
-      <w:r>
-        <w:rPr>
-          <w:rStyle w:val="VerbatimChar"/>
-        </w:rPr>
-        <w:t xml:space="preserve">x = x_hi * 2^128 + x_lo</w:t>
-      </w:r>
-      <w:r>
-        <w:t xml:space="preserve"> </w:t>
-      </w:r>
-      <w:r>
-        <w:t xml:space="preserve">and</w:t>
-      </w:r>
-      <w:r>
-        <w:t xml:space="preserve"> </w:t>
-      </w:r>
-      <w:r>
-        <w:rPr>
-          <w:rStyle w:val="VerbatimChar"/>
-        </w:rPr>
-        <w:t xml:space="preserve">y = y_hi * 2^128 + y_lo</w:t>
-      </w:r>
-      <w:r>
-        <w:t xml:space="preserve"> </w:t>
-      </w:r>
-      <w:r>
-        <w:t xml:space="preserve">and</w:t>
-      </w:r>
-      <w:r>
-        <w:t xml:space="preserve"> </w:t>
-      </w:r>
-      <w:r>
-        <w:rPr>
-          <w:rStyle w:val="VerbatimChar"/>
-        </w:rPr>
-        <w:t xml:space="preserve">(x, y)</w:t>
-      </w:r>
-      <w:r>
-        <w:t xml:space="preserve"> </w:t>
-      </w:r>
-      <w:r>
-        <w:t xml:space="preserve">lies on secp256r1.</w:t>
-      </w:r>
-    </w:p>
-    <w:p>
-      <w:pPr>
-        <w:numPr>
-          <w:ilvl w:val="0"/>
-          <w:numId w:val="1023"/>
-        </w:numPr>
-        <w:pStyle w:val="Compact"/>
-      </w:pPr>
-      <w:r>
-        <w:rPr>
-          <w:rStyle w:val="VerbatimChar"/>
-          <w:b/>
-        </w:rPr>
-        <w:t xml:space="preserve">account_id</w:t>
-      </w:r>
-      <w:r>
-        <w:t xml:space="preserve"> </w:t>
-      </w:r>
-      <w:r>
-        <w:t xml:space="preserve">(Stellar StrKey /</w:t>
-      </w:r>
-      <w:r>
-        <w:t xml:space="preserve"> </w:t>
-      </w:r>
-      <w:r>
-        <w:rPr>
-          <w:rStyle w:val="VerbatimChar"/>
-        </w:rPr>
-        <w:t xml:space="preserve">BytesN&lt;32&gt;</w:t>
-      </w:r>
-      <w:r>
-        <w:t xml:space="preserve">): 32 bytes interpreted as 2 BN254 field elements (</w:t>
-      </w:r>
-      <w:r>
-        <w:rPr>
-          <w:rStyle w:val="VerbatimChar"/>
-        </w:rPr>
-        <w:t xml:space="preserve">hi</w:t>
-      </w:r>
-      <w:r>
-        <w:t xml:space="preserve">,</w:t>
-      </w:r>
-      <w:r>
-        <w:t xml:space="preserve"> </w:t>
-      </w:r>
-      <w:r>
-        <w:rPr>
-          <w:rStyle w:val="VerbatimChar"/>
-        </w:rPr>
-        <w:t xml:space="preserve">lo</w:t>
-      </w:r>
-      <w:r>
-        <w:t xml:space="preserve">) via 16-byte big-endian split. Range-checked.</w:t>
-      </w:r>
-    </w:p>
-    <w:p>
-      <w:pPr>
-        <w:numPr>
-          <w:ilvl w:val="0"/>
-          <w:numId w:val="1023"/>
-        </w:numPr>
-        <w:pStyle w:val="Compact"/>
-      </w:pPr>
-      <w:r>
-        <w:rPr>
-          <w:rStyle w:val="VerbatimChar"/>
-          <w:b/>
-        </w:rPr>
-        <w:t xml:space="preserve">network_passphrase</w:t>
-      </w:r>
-      <w:r>
-        <w:t xml:space="preserve"> </w:t>
-      </w:r>
-      <w:r>
-        <w:t xml:space="preserve">(variable string): SHA-256 hashed, then encoded as 2 BN254 field elements via the same 16-byte split.</w:t>
-      </w:r>
-    </w:p>
-    <w:p>
-      <w:pPr>
-        <w:numPr>
-          <w:ilvl w:val="0"/>
-          <w:numId w:val="1023"/>
-        </w:numPr>
-        <w:pStyle w:val="Compact"/>
-      </w:pPr>
-      <w:r>
-        <w:rPr>
-          <w:rStyle w:val="VerbatimChar"/>
-          <w:b/>
-        </w:rPr>
-        <w:t xml:space="preserve">contract_addr</w:t>
-      </w:r>
-      <w:r>
-        <w:t xml:space="preserve"> </w:t>
-      </w:r>
-      <w:r>
-        <w:t xml:space="preserve">(Stellar contract address /</w:t>
-      </w:r>
-      <w:r>
-        <w:t xml:space="preserve"> </w:t>
-      </w:r>
-      <w:r>
-        <w:rPr>
-          <w:rStyle w:val="VerbatimChar"/>
-        </w:rPr>
-        <w:t xml:space="preserve">BytesN&lt;32&gt;</w:t>
-      </w:r>
-      <w:r>
-        <w:t xml:space="preserve">): same as</w:t>
-      </w:r>
-      <w:r>
-        <w:t xml:space="preserve"> </w:t>
-      </w:r>
-      <w:r>
-        <w:rPr>
-          <w:rStyle w:val="VerbatimChar"/>
-        </w:rPr>
-        <w:t xml:space="preserve">account_id</w:t>
-      </w:r>
-      <w:r>
-        <w:t xml:space="preserve">.</w:t>
-      </w:r>
-    </w:p>
-    <w:p>
-      <w:pPr>
-        <w:numPr>
-          <w:ilvl w:val="0"/>
-          <w:numId w:val="1023"/>
-        </w:numPr>
-        <w:pStyle w:val="Compact"/>
-      </w:pPr>
-      <w:r>
-        <w:rPr>
-          <w:rStyle w:val="VerbatimChar"/>
-          <w:b/>
-        </w:rPr>
-        <w:t xml:space="preserve">nonce</w:t>
-      </w:r>
-      <w:r>
-        <w:t xml:space="preserve">: 8 bytes BE → 1 Field.</w:t>
-      </w:r>
-    </w:p>
-    <w:p>
-      <w:pPr>
-        <w:numPr>
-          <w:ilvl w:val="0"/>
-          <w:numId w:val="1023"/>
-        </w:numPr>
-        <w:pStyle w:val="Compact"/>
-      </w:pPr>
-      <w:r>
-        <w:rPr>
-          <w:rStyle w:val="VerbatimChar"/>
-          <w:b/>
-        </w:rPr>
-        <w:t xml:space="preserve">timelock_duration</w:t>
-      </w:r>
-      <w:r>
-        <w:t xml:space="preserve">: 4 bytes BE seconds → 1 Field.</w:t>
-      </w:r>
-    </w:p>
-    <w:p>
-      <w:pPr>
-        <w:numPr>
-          <w:ilvl w:val="0"/>
-          <w:numId w:val="1023"/>
-        </w:numPr>
-        <w:pStyle w:val="Compact"/>
-      </w:pPr>
-      <w:r>
-        <w:rPr>
-          <w:rStyle w:val="VerbatimChar"/>
-          <w:b/>
-        </w:rPr>
-        <w:t xml:space="preserve">token_id</w:t>
-      </w:r>
-      <w:r>
-        <w:t xml:space="preserve">: 32 bytes → 2 Field elements (16-byte split).</w:t>
-      </w:r>
-    </w:p>
-    <w:p>
-      <w:pPr>
-        <w:pStyle w:val="Heading3"/>
-      </w:pPr>
-      <w:bookmarkStart w:id="58" w:name="a2--domain-separators"/>
-      <w:r>
-        <w:t xml:space="preserve">A.2 — Domain separators</w:t>
-      </w:r>
-      <w:bookmarkEnd w:id="58"/>
     </w:p>
     <w:p>
       <w:pPr>
@@ -11174,134 +10669,52 @@
         <w:pStyle w:val="Compact"/>
       </w:pPr>
       <w:r>
-        <w:rPr>
-          <w:rStyle w:val="VerbatimChar"/>
-        </w:rPr>
-        <w:t xml:space="preserve">domain_sep_commitment = Poseidon2("g2c-recovery-v1-commitment")</w:t>
-      </w:r>
-    </w:p>
-    <w:p>
-      <w:pPr>
-        <w:numPr>
-          <w:ilvl w:val="0"/>
-          <w:numId w:val="1024"/>
-        </w:numPr>
-        <w:pStyle w:val="Compact"/>
-      </w:pPr>
-      <w:r>
-        <w:rPr>
-          <w:rStyle w:val="VerbatimChar"/>
-        </w:rPr>
-        <w:t xml:space="preserve">domain_sep_recovery = Poseidon2("g2c-recovery-v1-auth-hash")</w:t>
-      </w:r>
-    </w:p>
-    <w:p>
-      <w:pPr>
-        <w:numPr>
-          <w:ilvl w:val="0"/>
-          <w:numId w:val="1024"/>
-        </w:numPr>
-        <w:pStyle w:val="Compact"/>
-      </w:pPr>
-      <w:r>
-        <w:rPr>
-          <w:rStyle w:val="VerbatimChar"/>
-        </w:rPr>
-        <w:t xml:space="preserve">domain_sep_cancel = Poseidon2("g2c-recovery-v1-cancel-hash")</w:t>
-      </w:r>
-    </w:p>
-    <w:p>
-      <w:pPr>
-        <w:numPr>
-          <w:ilvl w:val="0"/>
-          <w:numId w:val="1024"/>
-        </w:numPr>
-        <w:pStyle w:val="Compact"/>
-      </w:pPr>
-      <w:r>
-        <w:rPr>
-          <w:rStyle w:val="VerbatimChar"/>
-        </w:rPr>
-        <w:t xml:space="preserve">domain_sep_arts1_mint = Poseidon2("arts1-mint-v1")</w:t>
-      </w:r>
-    </w:p>
-    <w:p>
-      <w:pPr>
-        <w:numPr>
-          <w:ilvl w:val="0"/>
-          <w:numId w:val="1024"/>
-        </w:numPr>
-        <w:pStyle w:val="Compact"/>
-      </w:pPr>
-      <w:r>
-        <w:rPr>
-          <w:rStyle w:val="VerbatimChar"/>
-        </w:rPr>
-        <w:t xml:space="preserve">domain_sep_arts1_own = Poseidon2("arts1-ownership-v1")</w:t>
-      </w:r>
-    </w:p>
-    <w:p>
-      <w:pPr>
-        <w:numPr>
-          <w:ilvl w:val="0"/>
-          <w:numId w:val="1024"/>
-        </w:numPr>
-        <w:pStyle w:val="Compact"/>
-      </w:pPr>
-      <w:r>
-        <w:rPr>
-          <w:rStyle w:val="VerbatimChar"/>
-        </w:rPr>
-        <w:t xml:space="preserve">domain_sep_arts1_rec = Poseidon2("arts1-recovery-v1")</w:t>
-      </w:r>
-    </w:p>
-    <w:p>
-      <w:pPr>
-        <w:numPr>
-          <w:ilvl w:val="0"/>
-          <w:numId w:val="1024"/>
-        </w:numPr>
-        <w:pStyle w:val="Compact"/>
-      </w:pPr>
-      <w:r>
-        <w:rPr>
-          <w:rStyle w:val="VerbatimChar"/>
-        </w:rPr>
-        <w:t xml:space="preserve">domain_sep_nullifier = Poseidon2("nullifier-set-primitive-v1")</w:t>
-      </w:r>
+        <w:t xml:space="preserve">OpenZeppelin Stellar Contracts:</w:t>
+      </w:r>
+      <w:r>
+        <w:t xml:space="preserve"> </w:t>
+      </w:r>
+      <w:r>
+        <w:rPr>
+          <w:rStyle w:val="VerbatimChar"/>
+        </w:rPr>
+        <w:t xml:space="preserve">stellar-contracts-OZ/</w:t>
+      </w:r>
+    </w:p>
+    <w:p>
+      <w:r>
+        <w:pict>
+          <v:rect style="width:0;height:1.5pt" o:hralign="center" o:hrstd="t" o:hr="t"/>
+        </w:pict>
+      </w:r>
+    </w:p>
+    <w:p>
+      <w:pPr>
+        <w:pStyle w:val="Heading2"/>
+      </w:pPr>
+      <w:bookmarkStart w:id="56" w:name="appendix-a--cryptographic-parameters"/>
+      <w:r>
+        <w:t xml:space="preserve">Appendix A — Cryptographic parameters</w:t>
+      </w:r>
+      <w:bookmarkEnd w:id="56"/>
+    </w:p>
+    <w:p>
+      <w:pPr>
+        <w:pStyle w:val="Heading3"/>
+      </w:pPr>
+      <w:bookmarkStart w:id="57" w:name="a1--encoding-spec"/>
+      <w:r>
+        <w:t xml:space="preserve">A.1 — Encoding spec</w:t>
+      </w:r>
+      <w:bookmarkEnd w:id="57"/>
     </w:p>
     <w:p>
       <w:pPr>
         <w:pStyle w:val="FirstParagraph"/>
       </w:pPr>
       <w:r>
-        <w:t xml:space="preserve">All domain separators are passed as the</w:t>
-      </w:r>
-      <w:r>
-        <w:t xml:space="preserve"> </w:t>
-      </w:r>
-      <w:r>
-        <w:rPr>
-          <w:b/>
-        </w:rPr>
-        <w:t xml:space="preserve">first</w:t>
-      </w:r>
-      <w:r>
-        <w:t xml:space="preserve"> </w:t>
-      </w:r>
-      <w:r>
-        <w:t xml:space="preserve">input element of every Poseidon2 call. The Aztec Poseidon2 sponge is multi-input-collision-resistant under standard assumptions.</w:t>
-      </w:r>
-    </w:p>
-    <w:p>
-      <w:pPr>
-        <w:pStyle w:val="Heading3"/>
-      </w:pPr>
-      <w:bookmarkStart w:id="59" w:name="a3--other-parameters"/>
-      <w:r>
-        <w:t xml:space="preserve">A.3 — Other parameters</w:t>
-      </w:r>
-      <w:bookmarkEnd w:id="59"/>
+        <w:t xml:space="preserve">All Field-bound inputs to Poseidon2 follow these rules:</w:t>
+      </w:r>
     </w:p>
     <w:p>
       <w:pPr>
@@ -11315,13 +10728,109 @@
         <w:rPr>
           <w:b/>
         </w:rPr>
-        <w:t xml:space="preserve">Curve.</w:t>
-      </w:r>
-      <w:r>
-        <w:t xml:space="preserve"> </w:t>
-      </w:r>
-      <w:r>
-        <w:t xml:space="preserve">BN254 (alt_bn128), 254-bit prime field. ~100-bit pairing security.</w:t>
+        <w:t xml:space="preserve">65-byte uncompressed P-256 pubkey</w:t>
+      </w:r>
+      <w:r>
+        <w:t xml:space="preserve"> </w:t>
+      </w:r>
+      <w:r>
+        <w:t xml:space="preserve">(</w:t>
+      </w:r>
+      <w:r>
+        <w:rPr>
+          <w:rStyle w:val="VerbatimChar"/>
+        </w:rPr>
+        <w:t xml:space="preserve">0x04 ‖ x ‖ y</w:t>
+      </w:r>
+      <w:r>
+        <w:t xml:space="preserve">): split into 5 limbs of ≤128 bits via big-endian decomposition. Order:</w:t>
+      </w:r>
+      <w:r>
+        <w:t xml:space="preserve"> </w:t>
+      </w:r>
+      <w:r>
+        <w:rPr>
+          <w:rStyle w:val="VerbatimChar"/>
+        </w:rPr>
+        <w:t xml:space="preserve">(prefix_byte, x_hi, x_lo, y_hi, y_lo)</w:t>
+      </w:r>
+      <w:r>
+        <w:t xml:space="preserve">. Each limb range-checked</w:t>
+      </w:r>
+      <w:r>
+        <w:t xml:space="preserve"> </w:t>
+      </w:r>
+      <w:r>
+        <w:rPr>
+          <w:rStyle w:val="VerbatimChar"/>
+        </w:rPr>
+        <w:t xml:space="preserve">&lt; 2^128</w:t>
+      </w:r>
+      <w:r>
+        <w:t xml:space="preserve"> </w:t>
+      </w:r>
+      <w:r>
+        <w:t xml:space="preserve">in-circuit. Composition check:</w:t>
+      </w:r>
+      <w:r>
+        <w:t xml:space="preserve"> </w:t>
+      </w:r>
+      <w:r>
+        <w:rPr>
+          <w:rStyle w:val="VerbatimChar"/>
+        </w:rPr>
+        <w:t xml:space="preserve">prefix == 0x04</w:t>
+      </w:r>
+      <w:r>
+        <w:t xml:space="preserve"> </w:t>
+      </w:r>
+      <w:r>
+        <w:t xml:space="preserve">and</w:t>
+      </w:r>
+      <w:r>
+        <w:t xml:space="preserve"> </w:t>
+      </w:r>
+      <w:r>
+        <w:rPr>
+          <w:rStyle w:val="VerbatimChar"/>
+        </w:rPr>
+        <w:t xml:space="preserve">x = x_hi * 2^128 + x_lo</w:t>
+      </w:r>
+      <w:r>
+        <w:t xml:space="preserve"> </w:t>
+      </w:r>
+      <w:r>
+        <w:t xml:space="preserve">and</w:t>
+      </w:r>
+      <w:r>
+        <w:t xml:space="preserve"> </w:t>
+      </w:r>
+      <w:r>
+        <w:rPr>
+          <w:rStyle w:val="VerbatimChar"/>
+        </w:rPr>
+        <w:t xml:space="preserve">y = y_hi * 2^128 + y_lo</w:t>
+      </w:r>
+      <w:r>
+        <w:t xml:space="preserve"> </w:t>
+      </w:r>
+      <w:r>
+        <w:t xml:space="preserve">and</w:t>
+      </w:r>
+      <w:r>
+        <w:t xml:space="preserve"> </w:t>
+      </w:r>
+      <w:r>
+        <w:rPr>
+          <w:rStyle w:val="VerbatimChar"/>
+        </w:rPr>
+        <w:t xml:space="preserve">(x, y)</w:t>
+      </w:r>
+      <w:r>
+        <w:t xml:space="preserve"> </w:t>
+      </w:r>
+      <w:r>
+        <w:t xml:space="preserve">lies on secp256r1.</w:t>
       </w:r>
     </w:p>
     <w:p>
@@ -11334,15 +10843,49 @@
       </w:pPr>
       <w:r>
         <w:rPr>
-          <w:b/>
-        </w:rPr>
-        <w:t xml:space="preserve">Migration plan.</w:t>
-      </w:r>
-      <w:r>
-        <w:t xml:space="preserve"> </w:t>
-      </w:r>
-      <w:r>
-        <w:t xml:space="preserve">VK registry supports parallel BLS12-381 verifier deployment without disrupting BN254-pinned accounts. BLS12-381 prototype committed as post-grant deliverable; full migration estimated 2027–2028.</w:t>
+          <w:rStyle w:val="VerbatimChar"/>
+          <w:b/>
+        </w:rPr>
+        <w:t xml:space="preserve">account_id</w:t>
+      </w:r>
+      <w:r>
+        <w:t xml:space="preserve"> </w:t>
+      </w:r>
+      <w:r>
+        <w:t xml:space="preserve">(Stellar StrKey /</w:t>
+      </w:r>
+      <w:r>
+        <w:t xml:space="preserve"> </w:t>
+      </w:r>
+      <w:r>
+        <w:rPr>
+          <w:rStyle w:val="VerbatimChar"/>
+        </w:rPr>
+        <w:t xml:space="preserve">BytesN&lt;32&gt;</w:t>
+      </w:r>
+      <w:r>
+        <w:t xml:space="preserve">): 32 bytes interpreted as 2 BN254 field elements (</w:t>
+      </w:r>
+      <w:r>
+        <w:rPr>
+          <w:rStyle w:val="VerbatimChar"/>
+        </w:rPr>
+        <w:t xml:space="preserve">hi</w:t>
+      </w:r>
+      <w:r>
+        <w:t xml:space="preserve">,</w:t>
+      </w:r>
+      <w:r>
+        <w:t xml:space="preserve"> </w:t>
+      </w:r>
+      <w:r>
+        <w:rPr>
+          <w:rStyle w:val="VerbatimChar"/>
+        </w:rPr>
+        <w:t xml:space="preserve">lo</w:t>
+      </w:r>
+      <w:r>
+        <w:t xml:space="preserve">) via 16-byte big-endian split. Range-checked.</w:t>
       </w:r>
     </w:p>
     <w:p>
@@ -11355,72 +10898,16 @@
       </w:pPr>
       <w:r>
         <w:rPr>
-          <w:b/>
-        </w:rPr>
-        <w:t xml:space="preserve">HKDF.</w:t>
-      </w:r>
-      <w:r>
-        <w:t xml:space="preserve"> </w:t>
-      </w:r>
-      <w:r>
-        <w:t xml:space="preserve">SHA-256 PRF;</w:t>
-      </w:r>
-      <w:r>
-        <w:t xml:space="preserve"> </w:t>
-      </w:r>
-      <w:r>
-        <w:rPr>
-          <w:rStyle w:val="VerbatimChar"/>
-        </w:rPr>
-        <w:t xml:space="preserve">ikm = BIP-39 seed</w:t>
-      </w:r>
-      <w:r>
-        <w:t xml:space="preserve">,</w:t>
-      </w:r>
-      <w:r>
-        <w:t xml:space="preserve"> </w:t>
-      </w:r>
-      <w:r>
-        <w:rPr>
-          <w:rStyle w:val="VerbatimChar"/>
-        </w:rPr>
-        <w:t xml:space="preserve">salt = network_passphrase</w:t>
-      </w:r>
-      <w:r>
-        <w:t xml:space="preserve"> </w:t>
-      </w:r>
-      <w:r>
-        <w:t xml:space="preserve">(raw string),</w:t>
-      </w:r>
-      <w:r>
-        <w:t xml:space="preserve"> </w:t>
-      </w:r>
-      <w:r>
-        <w:rPr>
-          <w:rStyle w:val="VerbatimChar"/>
-        </w:rPr>
-        <w:t xml:space="preserve">info = "g2c-recovery-v1" ‖ account_id</w:t>
-      </w:r>
-      <w:r>
-        <w:t xml:space="preserve"> </w:t>
-      </w:r>
-      <w:r>
-        <w:t xml:space="preserve">(33 bytes), output length = 32 bytes, then reduced modulo BN254 scalar order. Bias from naive</w:t>
-      </w:r>
-      <w:r>
-        <w:t xml:space="preserve"> </w:t>
-      </w:r>
-      <w:r>
-        <w:rPr>
-          <w:rStyle w:val="VerbatimChar"/>
-        </w:rPr>
-        <w:t xml:space="preserve">mod q</w:t>
-      </w:r>
-      <w:r>
-        <w:t xml:space="preserve"> </w:t>
-      </w:r>
-      <w:r>
-        <w:t xml:space="preserve">is ~2⁻²⁵² — acceptable.</w:t>
+          <w:rStyle w:val="VerbatimChar"/>
+          <w:b/>
+        </w:rPr>
+        <w:t xml:space="preserve">network_passphrase</w:t>
+      </w:r>
+      <w:r>
+        <w:t xml:space="preserve"> </w:t>
+      </w:r>
+      <w:r>
+        <w:t xml:space="preserve">(variable string): SHA-256 hashed, then encoded as 2 BN254 field elements via the same 16-byte split.</w:t>
       </w:r>
     </w:p>
     <w:p>
@@ -11433,15 +10920,40 @@
       </w:pPr>
       <w:r>
         <w:rPr>
-          <w:b/>
-        </w:rPr>
-        <w:t xml:space="preserve">Proof system.</w:t>
-      </w:r>
-      <w:r>
-        <w:t xml:space="preserve"> </w:t>
-      </w:r>
-      <w:r>
-        <w:t xml:space="preserve">UltraHonk via Barretenberg; Fiat-Shamir, Sumcheck, Shplonk.</w:t>
+          <w:rStyle w:val="VerbatimChar"/>
+          <w:b/>
+        </w:rPr>
+        <w:t xml:space="preserve">contract_addr</w:t>
+      </w:r>
+      <w:r>
+        <w:t xml:space="preserve"> </w:t>
+      </w:r>
+      <w:r>
+        <w:t xml:space="preserve">(Stellar contract address /</w:t>
+      </w:r>
+      <w:r>
+        <w:t xml:space="preserve"> </w:t>
+      </w:r>
+      <w:r>
+        <w:rPr>
+          <w:rStyle w:val="VerbatimChar"/>
+        </w:rPr>
+        <w:t xml:space="preserve">BytesN&lt;32&gt;</w:t>
+      </w:r>
+      <w:r>
+        <w:t xml:space="preserve">): same as</w:t>
+      </w:r>
+      <w:r>
+        <w:t xml:space="preserve"> </w:t>
+      </w:r>
+      <w:r>
+        <w:rPr>
+          <w:rStyle w:val="VerbatimChar"/>
+        </w:rPr>
+        <w:t xml:space="preserve">account_id</w:t>
+      </w:r>
+      <w:r>
+        <w:t xml:space="preserve">.</w:t>
       </w:r>
     </w:p>
     <w:p>
@@ -11454,15 +10966,13 @@
       </w:pPr>
       <w:r>
         <w:rPr>
-          <w:b/>
-        </w:rPr>
-        <w:t xml:space="preserve">Sizes (measured).</w:t>
-      </w:r>
-      <w:r>
-        <w:t xml:space="preserve"> </w:t>
-      </w:r>
-      <w:r>
-        <w:t xml:space="preserve">VK ≈ 1.9 KB, proof ≈ 3.7 KB.</w:t>
+          <w:rStyle w:val="VerbatimChar"/>
+          <w:b/>
+        </w:rPr>
+        <w:t xml:space="preserve">nonce</w:t>
+      </w:r>
+      <w:r>
+        <w:t xml:space="preserve">: 8 bytes BE → 1 Field.</w:t>
       </w:r>
     </w:p>
     <w:p>
@@ -11475,45 +10985,43 @@
       </w:pPr>
       <w:r>
         <w:rPr>
-          <w:b/>
-        </w:rPr>
-        <w:t xml:space="preserve">G2 SRS.</w:t>
-      </w:r>
-      <w:r>
-        <w:t xml:space="preserve"> </w:t>
-      </w:r>
-      <w:r>
-        <w:t xml:space="preserve">Aztec's powers-of-tau ceremony output, hardcoded in</w:t>
-      </w:r>
-      <w:r>
-        <w:t xml:space="preserve"> </w:t>
-      </w:r>
-      <w:r>
-        <w:rPr>
-          <w:rStyle w:val="VerbatimChar"/>
-        </w:rPr>
-        <w:t xml:space="preserve">ec.rs:7-27</w:t>
-      </w:r>
-      <w:r>
-        <w:t xml:space="preserve">.</w:t>
-      </w:r>
-    </w:p>
-    <w:p>
-      <w:r>
-        <w:pict>
-          <v:rect style="width:0;height:1.5pt" o:hralign="center" o:hrstd="t" o:hr="t"/>
-        </w:pict>
-      </w:r>
-    </w:p>
-    <w:p>
-      <w:pPr>
-        <w:pStyle w:val="Heading2"/>
-      </w:pPr>
-      <w:bookmarkStart w:id="60" w:name="appendix-b--prior-art"/>
-      <w:r>
-        <w:t xml:space="preserve">Appendix B — Prior art</w:t>
-      </w:r>
-      <w:bookmarkEnd w:id="60"/>
+          <w:rStyle w:val="VerbatimChar"/>
+          <w:b/>
+        </w:rPr>
+        <w:t xml:space="preserve">timelock_duration</w:t>
+      </w:r>
+      <w:r>
+        <w:t xml:space="preserve">: 4 bytes BE seconds → 1 Field.</w:t>
+      </w:r>
+    </w:p>
+    <w:p>
+      <w:pPr>
+        <w:numPr>
+          <w:ilvl w:val="0"/>
+          <w:numId w:val="1025"/>
+        </w:numPr>
+        <w:pStyle w:val="Compact"/>
+      </w:pPr>
+      <w:r>
+        <w:rPr>
+          <w:rStyle w:val="VerbatimChar"/>
+          <w:b/>
+        </w:rPr>
+        <w:t xml:space="preserve">token_id</w:t>
+      </w:r>
+      <w:r>
+        <w:t xml:space="preserve">: 32 bytes → 2 Field elements (16-byte split).</w:t>
+      </w:r>
+    </w:p>
+    <w:p>
+      <w:pPr>
+        <w:pStyle w:val="Heading3"/>
+      </w:pPr>
+      <w:bookmarkStart w:id="58" w:name="a2--domain-separators"/>
+      <w:r>
+        <w:t xml:space="preserve">A.2 — Domain separators</w:t>
+      </w:r>
+      <w:bookmarkEnd w:id="58"/>
     </w:p>
     <w:p>
       <w:pPr>
@@ -11525,15 +11033,9 @@
       </w:pPr>
       <w:r>
         <w:rPr>
-          <w:b/>
-        </w:rPr>
-        <w:t xml:space="preserve">Semaphore-style group-membership patterns.</w:t>
-      </w:r>
-      <w:r>
-        <w:t xml:space="preserve"> </w:t>
-      </w:r>
-      <w:r>
-        <w:t xml:space="preserve">Source of the commit-then-prove + nullifier-set pattern.</w:t>
+          <w:rStyle w:val="VerbatimChar"/>
+        </w:rPr>
+        <w:t xml:space="preserve">domain_sep_commitment = Poseidon2("g2c-recovery-v1-commitment")</w:t>
       </w:r>
     </w:p>
     <w:p>
@@ -11546,15 +11048,9 @@
       </w:pPr>
       <w:r>
         <w:rPr>
-          <w:b/>
-        </w:rPr>
-        <w:t xml:space="preserve">Aztec Protocol.</w:t>
-      </w:r>
-      <w:r>
-        <w:t xml:space="preserve"> </w:t>
-      </w:r>
-      <w:r>
-        <w:t xml:space="preserve">UltraHonk's home.</w:t>
+          <w:rStyle w:val="VerbatimChar"/>
+        </w:rPr>
+        <w:t xml:space="preserve">domain_sep_recovery = Poseidon2("g2c-recovery-v1-auth-hash")</w:t>
       </w:r>
     </w:p>
     <w:p>
@@ -11567,15 +11063,9 @@
       </w:pPr>
       <w:r>
         <w:rPr>
-          <w:b/>
-        </w:rPr>
-        <w:t xml:space="preserve">OpenZeppelin Stellar SmartAccount.</w:t>
-      </w:r>
-      <w:r>
-        <w:t xml:space="preserve"> </w:t>
-      </w:r>
-      <w:r>
-        <w:t xml:space="preserve">Verifier-per-signer + Policy pattern.</w:t>
+          <w:rStyle w:val="VerbatimChar"/>
+        </w:rPr>
+        <w:t xml:space="preserve">domain_sep_cancel = Poseidon2("g2c-recovery-v1-cancel-hash")</w:t>
       </w:r>
     </w:p>
     <w:p>
@@ -11588,15 +11078,9 @@
       </w:pPr>
       <w:r>
         <w:rPr>
-          <w:b/>
-        </w:rPr>
-        <w:t xml:space="preserve">BIP-39.</w:t>
-      </w:r>
-      <w:r>
-        <w:t xml:space="preserve"> </w:t>
-      </w:r>
-      <w:r>
-        <w:t xml:space="preserve">Mnemonic format for offline seed storage.</w:t>
+          <w:rStyle w:val="VerbatimChar"/>
+        </w:rPr>
+        <w:t xml:space="preserve">domain_sep_arts1_mint = Poseidon2("arts1-mint-v1")</w:t>
       </w:r>
     </w:p>
     <w:p>
@@ -11604,6 +11088,380 @@
         <w:numPr>
           <w:ilvl w:val="0"/>
           <w:numId w:val="1026"/>
+        </w:numPr>
+        <w:pStyle w:val="Compact"/>
+      </w:pPr>
+      <w:r>
+        <w:rPr>
+          <w:rStyle w:val="VerbatimChar"/>
+        </w:rPr>
+        <w:t xml:space="preserve">domain_sep_arts1_own = Poseidon2("arts1-ownership-v1")</w:t>
+      </w:r>
+    </w:p>
+    <w:p>
+      <w:pPr>
+        <w:numPr>
+          <w:ilvl w:val="0"/>
+          <w:numId w:val="1026"/>
+        </w:numPr>
+        <w:pStyle w:val="Compact"/>
+      </w:pPr>
+      <w:r>
+        <w:rPr>
+          <w:rStyle w:val="VerbatimChar"/>
+        </w:rPr>
+        <w:t xml:space="preserve">domain_sep_arts1_rec = Poseidon2("arts1-recovery-v1")</w:t>
+      </w:r>
+    </w:p>
+    <w:p>
+      <w:pPr>
+        <w:numPr>
+          <w:ilvl w:val="0"/>
+          <w:numId w:val="1026"/>
+        </w:numPr>
+        <w:pStyle w:val="Compact"/>
+      </w:pPr>
+      <w:r>
+        <w:rPr>
+          <w:rStyle w:val="VerbatimChar"/>
+        </w:rPr>
+        <w:t xml:space="preserve">domain_sep_nullifier = Poseidon2("nullifier-set-primitive-v1")</w:t>
+      </w:r>
+    </w:p>
+    <w:p>
+      <w:pPr>
+        <w:pStyle w:val="FirstParagraph"/>
+      </w:pPr>
+      <w:r>
+        <w:t xml:space="preserve">All domain separators are passed as the</w:t>
+      </w:r>
+      <w:r>
+        <w:t xml:space="preserve"> </w:t>
+      </w:r>
+      <w:r>
+        <w:rPr>
+          <w:b/>
+        </w:rPr>
+        <w:t xml:space="preserve">first</w:t>
+      </w:r>
+      <w:r>
+        <w:t xml:space="preserve"> </w:t>
+      </w:r>
+      <w:r>
+        <w:t xml:space="preserve">input element of every Poseidon2 call. The Aztec Poseidon2 sponge is multi-input-collision-resistant under standard assumptions.</w:t>
+      </w:r>
+    </w:p>
+    <w:p>
+      <w:pPr>
+        <w:pStyle w:val="Heading3"/>
+      </w:pPr>
+      <w:bookmarkStart w:id="59" w:name="a3--other-parameters"/>
+      <w:r>
+        <w:t xml:space="preserve">A.3 — Other parameters</w:t>
+      </w:r>
+      <w:bookmarkEnd w:id="59"/>
+    </w:p>
+    <w:p>
+      <w:pPr>
+        <w:numPr>
+          <w:ilvl w:val="0"/>
+          <w:numId w:val="1027"/>
+        </w:numPr>
+        <w:pStyle w:val="Compact"/>
+      </w:pPr>
+      <w:r>
+        <w:rPr>
+          <w:b/>
+        </w:rPr>
+        <w:t xml:space="preserve">Curve.</w:t>
+      </w:r>
+      <w:r>
+        <w:t xml:space="preserve"> </w:t>
+      </w:r>
+      <w:r>
+        <w:t xml:space="preserve">BN254 (alt_bn128), 254-bit prime field. ~100-bit pairing security.</w:t>
+      </w:r>
+    </w:p>
+    <w:p>
+      <w:pPr>
+        <w:numPr>
+          <w:ilvl w:val="0"/>
+          <w:numId w:val="1027"/>
+        </w:numPr>
+        <w:pStyle w:val="Compact"/>
+      </w:pPr>
+      <w:r>
+        <w:rPr>
+          <w:b/>
+        </w:rPr>
+        <w:t xml:space="preserve">Migration plan.</w:t>
+      </w:r>
+      <w:r>
+        <w:t xml:space="preserve"> </w:t>
+      </w:r>
+      <w:r>
+        <w:t xml:space="preserve">VK registry supports parallel BLS12-381 verifier deployment without disrupting BN254-pinned accounts. BLS12-381 prototype committed as post-grant deliverable; full migration estimated 2027–2028.</w:t>
+      </w:r>
+    </w:p>
+    <w:p>
+      <w:pPr>
+        <w:numPr>
+          <w:ilvl w:val="0"/>
+          <w:numId w:val="1027"/>
+        </w:numPr>
+        <w:pStyle w:val="Compact"/>
+      </w:pPr>
+      <w:r>
+        <w:rPr>
+          <w:b/>
+        </w:rPr>
+        <w:t xml:space="preserve">HKDF.</w:t>
+      </w:r>
+      <w:r>
+        <w:t xml:space="preserve"> </w:t>
+      </w:r>
+      <w:r>
+        <w:t xml:space="preserve">SHA-256 PRF;</w:t>
+      </w:r>
+      <w:r>
+        <w:t xml:space="preserve"> </w:t>
+      </w:r>
+      <w:r>
+        <w:rPr>
+          <w:rStyle w:val="VerbatimChar"/>
+        </w:rPr>
+        <w:t xml:space="preserve">ikm = BIP-39 seed</w:t>
+      </w:r>
+      <w:r>
+        <w:t xml:space="preserve">,</w:t>
+      </w:r>
+      <w:r>
+        <w:t xml:space="preserve"> </w:t>
+      </w:r>
+      <w:r>
+        <w:rPr>
+          <w:rStyle w:val="VerbatimChar"/>
+        </w:rPr>
+        <w:t xml:space="preserve">salt = network_passphrase</w:t>
+      </w:r>
+      <w:r>
+        <w:t xml:space="preserve"> </w:t>
+      </w:r>
+      <w:r>
+        <w:t xml:space="preserve">(raw string),</w:t>
+      </w:r>
+      <w:r>
+        <w:t xml:space="preserve"> </w:t>
+      </w:r>
+      <w:r>
+        <w:rPr>
+          <w:rStyle w:val="VerbatimChar"/>
+        </w:rPr>
+        <w:t xml:space="preserve">info = "g2c-recovery-v1" ‖ account_id</w:t>
+      </w:r>
+      <w:r>
+        <w:t xml:space="preserve"> </w:t>
+      </w:r>
+      <w:r>
+        <w:t xml:space="preserve">(33 bytes), output length = 32 bytes, then reduced modulo BN254 scalar order. Bias from naive</w:t>
+      </w:r>
+      <w:r>
+        <w:t xml:space="preserve"> </w:t>
+      </w:r>
+      <w:r>
+        <w:rPr>
+          <w:rStyle w:val="VerbatimChar"/>
+        </w:rPr>
+        <w:t xml:space="preserve">mod q</w:t>
+      </w:r>
+      <w:r>
+        <w:t xml:space="preserve"> </w:t>
+      </w:r>
+      <w:r>
+        <w:t xml:space="preserve">is ~2⁻²⁵² — acceptable.</w:t>
+      </w:r>
+    </w:p>
+    <w:p>
+      <w:pPr>
+        <w:numPr>
+          <w:ilvl w:val="0"/>
+          <w:numId w:val="1027"/>
+        </w:numPr>
+        <w:pStyle w:val="Compact"/>
+      </w:pPr>
+      <w:r>
+        <w:rPr>
+          <w:b/>
+        </w:rPr>
+        <w:t xml:space="preserve">Proof system.</w:t>
+      </w:r>
+      <w:r>
+        <w:t xml:space="preserve"> </w:t>
+      </w:r>
+      <w:r>
+        <w:t xml:space="preserve">UltraHonk via Barretenberg; Fiat-Shamir, Sumcheck, Shplonk.</w:t>
+      </w:r>
+    </w:p>
+    <w:p>
+      <w:pPr>
+        <w:numPr>
+          <w:ilvl w:val="0"/>
+          <w:numId w:val="1027"/>
+        </w:numPr>
+        <w:pStyle w:val="Compact"/>
+      </w:pPr>
+      <w:r>
+        <w:rPr>
+          <w:b/>
+        </w:rPr>
+        <w:t xml:space="preserve">Sizes (measured).</w:t>
+      </w:r>
+      <w:r>
+        <w:t xml:space="preserve"> </w:t>
+      </w:r>
+      <w:r>
+        <w:t xml:space="preserve">VK ≈ 1.9 KB, proof ≈ 3.7 KB.</w:t>
+      </w:r>
+    </w:p>
+    <w:p>
+      <w:pPr>
+        <w:numPr>
+          <w:ilvl w:val="0"/>
+          <w:numId w:val="1027"/>
+        </w:numPr>
+        <w:pStyle w:val="Compact"/>
+      </w:pPr>
+      <w:r>
+        <w:rPr>
+          <w:b/>
+        </w:rPr>
+        <w:t xml:space="preserve">G2 SRS.</w:t>
+      </w:r>
+      <w:r>
+        <w:t xml:space="preserve"> </w:t>
+      </w:r>
+      <w:r>
+        <w:t xml:space="preserve">Aztec's powers-of-tau ceremony output, hardcoded in</w:t>
+      </w:r>
+      <w:r>
+        <w:t xml:space="preserve"> </w:t>
+      </w:r>
+      <w:r>
+        <w:rPr>
+          <w:rStyle w:val="VerbatimChar"/>
+        </w:rPr>
+        <w:t xml:space="preserve">ec.rs:7-27</w:t>
+      </w:r>
+      <w:r>
+        <w:t xml:space="preserve">.</w:t>
+      </w:r>
+    </w:p>
+    <w:p>
+      <w:r>
+        <w:pict>
+          <v:rect style="width:0;height:1.5pt" o:hralign="center" o:hrstd="t" o:hr="t"/>
+        </w:pict>
+      </w:r>
+    </w:p>
+    <w:p>
+      <w:pPr>
+        <w:pStyle w:val="Heading2"/>
+      </w:pPr>
+      <w:bookmarkStart w:id="60" w:name="appendix-b--prior-art"/>
+      <w:r>
+        <w:t xml:space="preserve">Appendix B — Prior art</w:t>
+      </w:r>
+      <w:bookmarkEnd w:id="60"/>
+    </w:p>
+    <w:p>
+      <w:pPr>
+        <w:numPr>
+          <w:ilvl w:val="0"/>
+          <w:numId w:val="1028"/>
+        </w:numPr>
+        <w:pStyle w:val="Compact"/>
+      </w:pPr>
+      <w:r>
+        <w:rPr>
+          <w:b/>
+        </w:rPr>
+        <w:t xml:space="preserve">Semaphore-style group-membership patterns.</w:t>
+      </w:r>
+      <w:r>
+        <w:t xml:space="preserve"> </w:t>
+      </w:r>
+      <w:r>
+        <w:t xml:space="preserve">Source of the commit-then-prove + nullifier-set pattern.</w:t>
+      </w:r>
+    </w:p>
+    <w:p>
+      <w:pPr>
+        <w:numPr>
+          <w:ilvl w:val="0"/>
+          <w:numId w:val="1028"/>
+        </w:numPr>
+        <w:pStyle w:val="Compact"/>
+      </w:pPr>
+      <w:r>
+        <w:rPr>
+          <w:b/>
+        </w:rPr>
+        <w:t xml:space="preserve">Aztec Protocol.</w:t>
+      </w:r>
+      <w:r>
+        <w:t xml:space="preserve"> </w:t>
+      </w:r>
+      <w:r>
+        <w:t xml:space="preserve">UltraHonk's home.</w:t>
+      </w:r>
+    </w:p>
+    <w:p>
+      <w:pPr>
+        <w:numPr>
+          <w:ilvl w:val="0"/>
+          <w:numId w:val="1028"/>
+        </w:numPr>
+        <w:pStyle w:val="Compact"/>
+      </w:pPr>
+      <w:r>
+        <w:rPr>
+          <w:b/>
+        </w:rPr>
+        <w:t xml:space="preserve">OpenZeppelin Stellar SmartAccount.</w:t>
+      </w:r>
+      <w:r>
+        <w:t xml:space="preserve"> </w:t>
+      </w:r>
+      <w:r>
+        <w:t xml:space="preserve">Verifier-per-signer + Policy pattern.</w:t>
+      </w:r>
+    </w:p>
+    <w:p>
+      <w:pPr>
+        <w:numPr>
+          <w:ilvl w:val="0"/>
+          <w:numId w:val="1028"/>
+        </w:numPr>
+        <w:pStyle w:val="Compact"/>
+      </w:pPr>
+      <w:r>
+        <w:rPr>
+          <w:b/>
+        </w:rPr>
+        <w:t xml:space="preserve">BIP-39.</w:t>
+      </w:r>
+      <w:r>
+        <w:t xml:space="preserve"> </w:t>
+      </w:r>
+      <w:r>
+        <w:t xml:space="preserve">Mnemonic format for offline seed storage.</w:t>
+      </w:r>
+    </w:p>
+    <w:p>
+      <w:pPr>
+        <w:numPr>
+          <w:ilvl w:val="0"/>
+          <w:numId w:val="1028"/>
         </w:numPr>
         <w:pStyle w:val="Compact"/>
       </w:pPr>
@@ -12008,34 +11866,7 @@
     <w:abstractNumId w:val="991"/>
   </w:num>
   <w:num w:numId="1004">
-    <w:abstractNumId w:val="99211"/>
-    <w:lvlOverride w:ilvl="0">
-      <w:startOverride w:val="1"/>
-    </w:lvlOverride>
-    <w:lvlOverride w:ilvl="1">
-      <w:startOverride w:val="1"/>
-    </w:lvlOverride>
-    <w:lvlOverride w:ilvl="2">
-      <w:startOverride w:val="1"/>
-    </w:lvlOverride>
-    <w:lvlOverride w:ilvl="3">
-      <w:startOverride w:val="1"/>
-    </w:lvlOverride>
-    <w:lvlOverride w:ilvl="4">
-      <w:startOverride w:val="1"/>
-    </w:lvlOverride>
-    <w:lvlOverride w:ilvl="5">
-      <w:startOverride w:val="1"/>
-    </w:lvlOverride>
-    <w:lvlOverride w:ilvl="6">
-      <w:startOverride w:val="1"/>
-    </w:lvlOverride>
-    <w:lvlOverride w:ilvl="7">
-      <w:startOverride w:val="1"/>
-    </w:lvlOverride>
-    <w:lvlOverride w:ilvl="8">
-      <w:startOverride w:val="1"/>
-    </w:lvlOverride>
+    <w:abstractNumId w:val="991"/>
   </w:num>
   <w:num w:numId="1005">
     <w:abstractNumId w:val="99211"/>
@@ -12068,7 +11899,34 @@
     </w:lvlOverride>
   </w:num>
   <w:num w:numId="1006">
-    <w:abstractNumId w:val="991"/>
+    <w:abstractNumId w:val="99211"/>
+    <w:lvlOverride w:ilvl="0">
+      <w:startOverride w:val="1"/>
+    </w:lvlOverride>
+    <w:lvlOverride w:ilvl="1">
+      <w:startOverride w:val="1"/>
+    </w:lvlOverride>
+    <w:lvlOverride w:ilvl="2">
+      <w:startOverride w:val="1"/>
+    </w:lvlOverride>
+    <w:lvlOverride w:ilvl="3">
+      <w:startOverride w:val="1"/>
+    </w:lvlOverride>
+    <w:lvlOverride w:ilvl="4">
+      <w:startOverride w:val="1"/>
+    </w:lvlOverride>
+    <w:lvlOverride w:ilvl="5">
+      <w:startOverride w:val="1"/>
+    </w:lvlOverride>
+    <w:lvlOverride w:ilvl="6">
+      <w:startOverride w:val="1"/>
+    </w:lvlOverride>
+    <w:lvlOverride w:ilvl="7">
+      <w:startOverride w:val="1"/>
+    </w:lvlOverride>
+    <w:lvlOverride w:ilvl="8">
+      <w:startOverride w:val="1"/>
+    </w:lvlOverride>
   </w:num>
   <w:num w:numId="1007">
     <w:abstractNumId w:val="991"/>
@@ -12128,6 +11986,12 @@
     <w:abstractNumId w:val="991"/>
   </w:num>
   <w:num w:numId="1026">
+    <w:abstractNumId w:val="991"/>
+  </w:num>
+  <w:num w:numId="1027">
+    <w:abstractNumId w:val="991"/>
+  </w:num>
+  <w:num w:numId="1028">
     <w:abstractNumId w:val="991"/>
   </w:num>
 </w:numbering>
